--- a/docs/详细设计/详细设计说明书.docx
+++ b/docs/详细设计/详细设计说明书.docx
@@ -936,54 +936,6 @@
       </w:tr>
     </w:tbl>
     <w:p/>
-    <w:p>
-      <w:pPr>
-        <w:pStyle w:val="Heading4"/>
-      </w:pPr>
-      <w:r>
-        <w:t>3.1.8 测试要点</w:t>
-      </w:r>
-    </w:p>
-    <w:p>
-      <w:pPr>
-        <w:pStyle w:val="ListBullet"/>
-        <w:spacing w:after="40" w:before="20"/>
-        <w:ind w:left="360"/>
-      </w:pPr>
-      <w:r>
-        <w:t>用户名重复注册应返回错误</w:t>
-      </w:r>
-    </w:p>
-    <w:p>
-      <w:pPr>
-        <w:pStyle w:val="ListBullet"/>
-        <w:spacing w:after="40" w:before="20"/>
-        <w:ind w:left="360"/>
-      </w:pPr>
-      <w:r>
-        <w:t>错误密码登录应返回 401</w:t>
-      </w:r>
-    </w:p>
-    <w:p>
-      <w:pPr>
-        <w:pStyle w:val="ListBullet"/>
-        <w:spacing w:after="40" w:before="20"/>
-        <w:ind w:left="360"/>
-      </w:pPr>
-      <w:r>
-        <w:t>JWT Token 过期应返回 401</w:t>
-      </w:r>
-    </w:p>
-    <w:p>
-      <w:pPr>
-        <w:pStyle w:val="ListBullet"/>
-        <w:spacing w:after="40" w:before="20"/>
-        <w:ind w:left="360"/>
-      </w:pPr>
-      <w:r>
-        <w:t>未携带 Token 访问需登录接口应返回 401</w:t>
-      </w:r>
-    </w:p>
     <w:p>
       <w:pPr>
         <w:pStyle w:val="Heading3"/>

--- a/docs/详细设计/详细设计说明书.docx
+++ b/docs/详细设计/详细设计说明书.docx
@@ -42,39 +42,45 @@
     <w:p>
       <w:pPr>
         <w:pStyle w:val="ListBullet"/>
-        <w:spacing w:after="40" w:before="20"/>
-        <w:ind w:left="360"/>
-      </w:pPr>
+      </w:pPr>
+      <w:r/>
       <w:r>
         <w:rPr>
           <w:b/>
         </w:rPr>
+        <w:t>项目名称：</w:t>
+      </w:r>
+      <w:r>
         <w:t xml:space="preserve"> 南信猫友记（NanXin CatBook）</w:t>
       </w:r>
     </w:p>
     <w:p>
       <w:pPr>
         <w:pStyle w:val="ListBullet"/>
-        <w:spacing w:after="40" w:before="20"/>
-        <w:ind w:left="360"/>
-      </w:pPr>
+      </w:pPr>
+      <w:r/>
       <w:r>
         <w:rPr>
           <w:b/>
         </w:rPr>
+        <w:t>系统定位：</w:t>
+      </w:r>
+      <w:r>
         <w:t xml:space="preserve"> 基于已有微信小程序端校园猫平台，在 Web 端实现功能增强与算法扩展</w:t>
       </w:r>
     </w:p>
     <w:p>
       <w:pPr>
         <w:pStyle w:val="ListBullet"/>
-        <w:spacing w:after="40" w:before="20"/>
-        <w:ind w:left="360"/>
-      </w:pPr>
+      </w:pPr>
+      <w:r/>
       <w:r>
         <w:rPr>
           <w:b/>
         </w:rPr>
+        <w:t>实现规模：</w:t>
+      </w:r>
+      <w:r>
         <w:t xml:space="preserve"> 后端约 3000 行 Java 代码（Spring Boot 3.4.5），采用 Controller-Service-Repository 三层架构；核心算法涉及 4 张热度数据表（点赞、关注、评分、行为日志）的融合计算；前端 Vue 3 + Vite 采用 Composition API + Bento Grid 布局，共 9 个页面组件</w:t>
       </w:r>
     </w:p>
@@ -88,17 +94,10 @@
     </w:p>
     <w:tbl>
       <w:tblPr>
+        <w:tblStyle w:val="TableGrid"/>
         <w:tblW w:type="auto" w:w="0"/>
         <w:jc w:val="center"/>
         <w:tblLook w:firstColumn="1" w:firstRow="1" w:lastColumn="0" w:lastRow="0" w:noHBand="0" w:noVBand="1" w:val="04A0"/>
-        <w:tblBorders>
-          <w:top w:val="single" w:sz="4" w:space="0" w:color="000000"/>
-          <w:left w:val="single" w:sz="4" w:space="0" w:color="000000"/>
-          <w:bottom w:val="single" w:sz="4" w:space="0" w:color="000000"/>
-          <w:right w:val="single" w:sz="4" w:space="0" w:color="000000"/>
-          <w:insideH w:val="single" w:sz="4" w:space="0" w:color="000000"/>
-          <w:insideV w:val="single" w:sz="4" w:space="0" w:color="000000"/>
-        </w:tblBorders>
       </w:tblPr>
       <w:tblGrid>
         <w:gridCol w:w="4320"/>
@@ -107,7 +106,7 @@
       <w:tr>
         <w:tc>
           <w:tcPr>
-            <w:tcW w:type="dxa" w:w="4536"/>
+            <w:tcW w:type="dxa" w:w="4320"/>
             <w:shd w:fill="D9E2F3" w:val="clear"/>
           </w:tcPr>
           <w:p>
@@ -123,7 +122,7 @@
         </w:tc>
         <w:tc>
           <w:tcPr>
-            <w:tcW w:type="dxa" w:w="4536"/>
+            <w:tcW w:type="dxa" w:w="4320"/>
             <w:shd w:fill="D9E2F3" w:val="clear"/>
           </w:tcPr>
           <w:p>
@@ -141,8 +140,7 @@
       <w:tr>
         <w:tc>
           <w:tcPr>
-            <w:tcW w:type="dxa" w:w="4536"/>
-            <w:shd w:fill="F2F2F2" w:val="clear"/>
+            <w:tcW w:type="dxa" w:w="4320"/>
           </w:tcPr>
           <w:p>
             <w:r/>
@@ -156,8 +154,7 @@
         </w:tc>
         <w:tc>
           <w:tcPr>
-            <w:tcW w:type="dxa" w:w="4536"/>
-            <w:shd w:fill="F2F2F2" w:val="clear"/>
+            <w:tcW w:type="dxa" w:w="4320"/>
           </w:tcPr>
           <w:p>
             <w:r/>
@@ -173,7 +170,7 @@
       <w:tr>
         <w:tc>
           <w:tcPr>
-            <w:tcW w:type="dxa" w:w="4536"/>
+            <w:tcW w:type="dxa" w:w="4320"/>
           </w:tcPr>
           <w:p>
             <w:r/>
@@ -187,7 +184,7 @@
         </w:tc>
         <w:tc>
           <w:tcPr>
-            <w:tcW w:type="dxa" w:w="4536"/>
+            <w:tcW w:type="dxa" w:w="4320"/>
           </w:tcPr>
           <w:p>
             <w:r/>
@@ -203,8 +200,7 @@
       <w:tr>
         <w:tc>
           <w:tcPr>
-            <w:tcW w:type="dxa" w:w="4536"/>
-            <w:shd w:fill="F2F2F2" w:val="clear"/>
+            <w:tcW w:type="dxa" w:w="4320"/>
           </w:tcPr>
           <w:p>
             <w:r/>
@@ -218,8 +214,7 @@
         </w:tc>
         <w:tc>
           <w:tcPr>
-            <w:tcW w:type="dxa" w:w="4536"/>
-            <w:shd w:fill="F2F2F2" w:val="clear"/>
+            <w:tcW w:type="dxa" w:w="4320"/>
           </w:tcPr>
           <w:p>
             <w:r/>
@@ -235,7 +230,7 @@
       <w:tr>
         <w:tc>
           <w:tcPr>
-            <w:tcW w:type="dxa" w:w="4536"/>
+            <w:tcW w:type="dxa" w:w="4320"/>
           </w:tcPr>
           <w:p>
             <w:r/>
@@ -249,7 +244,7 @@
         </w:tc>
         <w:tc>
           <w:tcPr>
-            <w:tcW w:type="dxa" w:w="4536"/>
+            <w:tcW w:type="dxa" w:w="4320"/>
           </w:tcPr>
           <w:p>
             <w:r/>
@@ -265,8 +260,7 @@
       <w:tr>
         <w:tc>
           <w:tcPr>
-            <w:tcW w:type="dxa" w:w="4536"/>
-            <w:shd w:fill="F2F2F2" w:val="clear"/>
+            <w:tcW w:type="dxa" w:w="4320"/>
           </w:tcPr>
           <w:p>
             <w:r/>
@@ -280,8 +274,7 @@
         </w:tc>
         <w:tc>
           <w:tcPr>
-            <w:tcW w:type="dxa" w:w="4536"/>
-            <w:shd w:fill="F2F2F2" w:val="clear"/>
+            <w:tcW w:type="dxa" w:w="4320"/>
           </w:tcPr>
           <w:p>
             <w:r/>
@@ -307,8 +300,6 @@
     <w:p>
       <w:pPr>
         <w:pStyle w:val="ListBullet"/>
-        <w:spacing w:after="40" w:before="20"/>
-        <w:ind w:left="360"/>
       </w:pPr>
       <w:r>
         <w:t>《南信猫友记——需求规格说明书》</w:t>
@@ -317,12 +308,18 @@
     <w:p>
       <w:pPr>
         <w:pStyle w:val="ListBullet"/>
-        <w:spacing w:after="40" w:before="20"/>
-        <w:ind w:left="360"/>
       </w:pPr>
       <w:r>
         <w:t>《南信猫友记——概要设计说明书》</w:t>
       </w:r>
+    </w:p>
+    <w:p>
+      <w:pPr>
+        <w:spacing w:before="120" w:after="120"/>
+        <w:pBdr>
+          <w:bottom w:val="single" w:sz="6" w:space="1" w:color="999999"/>
+        </w:pBdr>
+      </w:pPr>
     </w:p>
     <w:p>
       <w:pPr>
@@ -363,12 +360,13 @@
     </w:p>
     <w:p>
       <w:pPr>
-        <w:ind w:left="360"/>
+        <w:pStyle w:val="NoSpacing"/>
+        <w:shd w:fill="F2F2F2" w:val="clear"/>
       </w:pPr>
       <w:r>
         <w:rPr>
-          <w:rFonts w:ascii="Courier New" w:hAnsi="Courier New"/>
-          <w:color w:val="2D2D2D"/>
+          <w:rFonts w:ascii="Consolas" w:hAnsi="Consolas"/>
+          <w:color w:val="333333"/>
           <w:sz w:val="18"/>
         </w:rPr>
         <w:t>nanxin-catbook-backend/</w:t>
@@ -432,7 +430,6 @@
         <w:t>└── util/                # 工具类</w:t>
       </w:r>
     </w:p>
-    <w:p/>
     <w:p>
       <w:pPr>
         <w:pStyle w:val="Heading4"/>
@@ -443,12 +440,13 @@
     </w:p>
     <w:p>
       <w:pPr>
-        <w:ind w:left="360"/>
+        <w:pStyle w:val="NoSpacing"/>
+        <w:shd w:fill="F2F2F2" w:val="clear"/>
       </w:pPr>
       <w:r>
         <w:rPr>
-          <w:rFonts w:ascii="Courier New" w:hAnsi="Courier New"/>
-          <w:color w:val="2D2D2D"/>
+          <w:rFonts w:ascii="Consolas" w:hAnsi="Consolas"/>
+          <w:color w:val="333333"/>
           <w:sz w:val="18"/>
         </w:rPr>
         <w:t>frontend/src/</w:t>
@@ -488,7 +486,14 @@
         <w:t>└── style.css                # 全局样式系统</w:t>
       </w:r>
     </w:p>
-    <w:p/>
+    <w:p>
+      <w:pPr>
+        <w:spacing w:before="120" w:after="120"/>
+        <w:pBdr>
+          <w:bottom w:val="single" w:sz="6" w:space="1" w:color="999999"/>
+        </w:pBdr>
+      </w:pPr>
+    </w:p>
     <w:p>
       <w:pPr>
         <w:pStyle w:val="Heading2"/>
@@ -496,6 +501,14 @@
       <w:r>
         <w:t>3. 程序描述（逐模块）</w:t>
       </w:r>
+    </w:p>
+    <w:p>
+      <w:pPr>
+        <w:spacing w:before="120" w:after="120"/>
+        <w:pBdr>
+          <w:bottom w:val="single" w:sz="6" w:space="1" w:color="999999"/>
+        </w:pBdr>
+      </w:pPr>
     </w:p>
     <w:p>
       <w:pPr>
@@ -542,8 +555,6 @@
     <w:p>
       <w:pPr>
         <w:pStyle w:val="ListBullet"/>
-        <w:spacing w:after="40" w:before="20"/>
-        <w:ind w:left="360"/>
       </w:pPr>
       <w:r>
         <w:t>注册：用户名（username）、密码（password）、邮箱（email）</w:t>
@@ -552,8 +563,6 @@
     <w:p>
       <w:pPr>
         <w:pStyle w:val="ListBullet"/>
-        <w:spacing w:after="40" w:before="20"/>
-        <w:ind w:left="360"/>
       </w:pPr>
       <w:r>
         <w:t>登录：用户名、密码</w:t>
@@ -562,8 +571,6 @@
     <w:p>
       <w:pPr>
         <w:pStyle w:val="ListBullet"/>
-        <w:spacing w:after="40" w:before="20"/>
-        <w:ind w:left="360"/>
       </w:pPr>
       <w:r>
         <w:t>获取/更新个人信息：JWT Token</w:t>
@@ -580,8 +587,6 @@
     <w:p>
       <w:pPr>
         <w:pStyle w:val="ListBullet"/>
-        <w:spacing w:after="40" w:before="20"/>
-        <w:ind w:left="360"/>
       </w:pPr>
       <w:r>
         <w:t>注册/登录成功：JWT Token + 用户基本信息</w:t>
@@ -590,8 +595,6 @@
     <w:p>
       <w:pPr>
         <w:pStyle w:val="ListBullet"/>
-        <w:spacing w:after="40" w:before="20"/>
-        <w:ind w:left="360"/>
       </w:pPr>
       <w:r>
         <w:t>个人信息：用户 ID、用户名、昵称、邮箱、头像、角色</w:t>
@@ -608,8 +611,6 @@
     <w:p>
       <w:pPr>
         <w:pStyle w:val="ListBullet"/>
-        <w:spacing w:after="40" w:before="20"/>
-        <w:ind w:left="360"/>
       </w:pPr>
       <w:r>
         <w:t>密码加密：BCrypt 哈希算法（`BCryptPasswordEncoder.encode()`）</w:t>
@@ -618,8 +619,6 @@
     <w:p>
       <w:pPr>
         <w:pStyle w:val="ListBullet"/>
-        <w:spacing w:after="40" w:before="20"/>
-        <w:ind w:left="360"/>
       </w:pPr>
       <w:r>
         <w:t>Token 生成：HMAC-SHA256 签名 JWT，有效期 24 小时</w:t>
@@ -635,12 +634,13 @@
     </w:p>
     <w:p>
       <w:pPr>
-        <w:ind w:left="360"/>
+        <w:pStyle w:val="NoSpacing"/>
+        <w:shd w:fill="F2F2F2" w:val="clear"/>
       </w:pPr>
       <w:r>
         <w:rPr>
-          <w:rFonts w:ascii="Courier New" w:hAnsi="Courier New"/>
-          <w:color w:val="2D2D2D"/>
+          <w:rFonts w:ascii="Consolas" w:hAnsi="Consolas"/>
+          <w:color w:val="333333"/>
           <w:sz w:val="18"/>
         </w:rPr>
         <w:t>POST /auth/register</w:t>
@@ -674,7 +674,45 @@
         <w:t xml:space="preserve">  3. 查询并返回用户信息</w:t>
       </w:r>
     </w:p>
-    <w:p/>
+    <w:p>
+      <w:pPr>
+        <w:jc w:val="center"/>
+      </w:pPr>
+      <w:r>
+        <w:drawing>
+          <wp:inline xmlns:a="http://schemas.openxmlformats.org/drawingml/2006/main" xmlns:pic="http://schemas.openxmlformats.org/drawingml/2006/picture">
+            <wp:extent cx="5029200" cy="5029200"/>
+            <wp:docPr id="1" name="Picture 1"/>
+            <wp:cNvGraphicFramePr>
+              <a:graphicFrameLocks noChangeAspect="1"/>
+            </wp:cNvGraphicFramePr>
+            <a:graphic>
+              <a:graphicData uri="http://schemas.openxmlformats.org/drawingml/2006/picture">
+                <pic:pic>
+                  <pic:nvPicPr>
+                    <pic:cNvPr id="0" name="tmpzy6i2q9h.png"/>
+                    <pic:cNvPicPr/>
+                  </pic:nvPicPr>
+                  <pic:blipFill>
+                    <a:blip r:embed="rId9"/>
+                    <a:stretch>
+                      <a:fillRect/>
+                    </a:stretch>
+                  </pic:blipFill>
+                  <pic:spPr>
+                    <a:xfrm>
+                      <a:off x="0" y="0"/>
+                      <a:ext cx="5029200" cy="5029200"/>
+                    </a:xfrm>
+                    <a:prstGeom prst="rect"/>
+                  </pic:spPr>
+                </pic:pic>
+              </a:graphicData>
+            </a:graphic>
+          </wp:inline>
+        </w:drawing>
+      </w:r>
+    </w:p>
     <w:p>
       <w:pPr>
         <w:pStyle w:val="Heading4"/>
@@ -685,17 +723,10 @@
     </w:p>
     <w:tbl>
       <w:tblPr>
+        <w:tblStyle w:val="TableGrid"/>
         <w:tblW w:type="auto" w:w="0"/>
         <w:jc w:val="center"/>
         <w:tblLook w:firstColumn="1" w:firstRow="1" w:lastColumn="0" w:lastRow="0" w:noHBand="0" w:noVBand="1" w:val="04A0"/>
-        <w:tblBorders>
-          <w:top w:val="single" w:sz="4" w:space="0" w:color="000000"/>
-          <w:left w:val="single" w:sz="4" w:space="0" w:color="000000"/>
-          <w:bottom w:val="single" w:sz="4" w:space="0" w:color="000000"/>
-          <w:right w:val="single" w:sz="4" w:space="0" w:color="000000"/>
-          <w:insideH w:val="single" w:sz="4" w:space="0" w:color="000000"/>
-          <w:insideV w:val="single" w:sz="4" w:space="0" w:color="000000"/>
-        </w:tblBorders>
       </w:tblPr>
       <w:tblGrid>
         <w:gridCol w:w="2880"/>
@@ -705,7 +736,7 @@
       <w:tr>
         <w:tc>
           <w:tcPr>
-            <w:tcW w:type="dxa" w:w="3024"/>
+            <w:tcW w:type="dxa" w:w="2880"/>
             <w:shd w:fill="D9E2F3" w:val="clear"/>
           </w:tcPr>
           <w:p>
@@ -721,7 +752,7 @@
         </w:tc>
         <w:tc>
           <w:tcPr>
-            <w:tcW w:type="dxa" w:w="3024"/>
+            <w:tcW w:type="dxa" w:w="2880"/>
             <w:shd w:fill="D9E2F3" w:val="clear"/>
           </w:tcPr>
           <w:p>
@@ -737,7 +768,7 @@
         </w:tc>
         <w:tc>
           <w:tcPr>
-            <w:tcW w:type="dxa" w:w="3024"/>
+            <w:tcW w:type="dxa" w:w="2880"/>
             <w:shd w:fill="D9E2F3" w:val="clear"/>
           </w:tcPr>
           <w:p>
@@ -755,8 +786,7 @@
       <w:tr>
         <w:tc>
           <w:tcPr>
-            <w:tcW w:type="dxa" w:w="3024"/>
-            <w:shd w:fill="F2F2F2" w:val="clear"/>
+            <w:tcW w:type="dxa" w:w="2880"/>
           </w:tcPr>
           <w:p>
             <w:r/>
@@ -770,8 +800,7 @@
         </w:tc>
         <w:tc>
           <w:tcPr>
-            <w:tcW w:type="dxa" w:w="3024"/>
-            <w:shd w:fill="F2F2F2" w:val="clear"/>
+            <w:tcW w:type="dxa" w:w="2880"/>
           </w:tcPr>
           <w:p>
             <w:r/>
@@ -785,8 +814,7 @@
         </w:tc>
         <w:tc>
           <w:tcPr>
-            <w:tcW w:type="dxa" w:w="3024"/>
-            <w:shd w:fill="F2F2F2" w:val="clear"/>
+            <w:tcW w:type="dxa" w:w="2880"/>
           </w:tcPr>
           <w:p>
             <w:r/>
@@ -802,7 +830,7 @@
       <w:tr>
         <w:tc>
           <w:tcPr>
-            <w:tcW w:type="dxa" w:w="3024"/>
+            <w:tcW w:type="dxa" w:w="2880"/>
           </w:tcPr>
           <w:p>
             <w:r/>
@@ -816,7 +844,7 @@
         </w:tc>
         <w:tc>
           <w:tcPr>
-            <w:tcW w:type="dxa" w:w="3024"/>
+            <w:tcW w:type="dxa" w:w="2880"/>
           </w:tcPr>
           <w:p>
             <w:r/>
@@ -830,7 +858,7 @@
         </w:tc>
         <w:tc>
           <w:tcPr>
-            <w:tcW w:type="dxa" w:w="3024"/>
+            <w:tcW w:type="dxa" w:w="2880"/>
           </w:tcPr>
           <w:p>
             <w:r/>
@@ -846,8 +874,7 @@
       <w:tr>
         <w:tc>
           <w:tcPr>
-            <w:tcW w:type="dxa" w:w="3024"/>
-            <w:shd w:fill="F2F2F2" w:val="clear"/>
+            <w:tcW w:type="dxa" w:w="2880"/>
           </w:tcPr>
           <w:p>
             <w:r/>
@@ -861,8 +888,7 @@
         </w:tc>
         <w:tc>
           <w:tcPr>
-            <w:tcW w:type="dxa" w:w="3024"/>
-            <w:shd w:fill="F2F2F2" w:val="clear"/>
+            <w:tcW w:type="dxa" w:w="2880"/>
           </w:tcPr>
           <w:p>
             <w:r/>
@@ -876,8 +902,7 @@
         </w:tc>
         <w:tc>
           <w:tcPr>
-            <w:tcW w:type="dxa" w:w="3024"/>
-            <w:shd w:fill="F2F2F2" w:val="clear"/>
+            <w:tcW w:type="dxa" w:w="2880"/>
           </w:tcPr>
           <w:p>
             <w:r/>
@@ -893,7 +918,7 @@
       <w:tr>
         <w:tc>
           <w:tcPr>
-            <w:tcW w:type="dxa" w:w="3024"/>
+            <w:tcW w:type="dxa" w:w="2880"/>
           </w:tcPr>
           <w:p>
             <w:r/>
@@ -907,7 +932,7 @@
         </w:tc>
         <w:tc>
           <w:tcPr>
-            <w:tcW w:type="dxa" w:w="3024"/>
+            <w:tcW w:type="dxa" w:w="2880"/>
           </w:tcPr>
           <w:p>
             <w:r/>
@@ -921,7 +946,7 @@
         </w:tc>
         <w:tc>
           <w:tcPr>
-            <w:tcW w:type="dxa" w:w="3024"/>
+            <w:tcW w:type="dxa" w:w="2880"/>
           </w:tcPr>
           <w:p>
             <w:r/>
@@ -938,6 +963,14 @@
     <w:p/>
     <w:p>
       <w:pPr>
+        <w:spacing w:before="120" w:after="120"/>
+        <w:pBdr>
+          <w:bottom w:val="single" w:sz="6" w:space="1" w:color="999999"/>
+        </w:pBdr>
+      </w:pPr>
+    </w:p>
+    <w:p>
+      <w:pPr>
         <w:pStyle w:val="Heading3"/>
       </w:pPr>
       <w:r>
@@ -1001,17 +1034,18 @@
         <w:pStyle w:val="Heading4"/>
       </w:pPr>
       <w:r>
-        <w:t>3.4.5 程序逻辑</w:t>
+        <w:t>3.2.5 程序逻辑</w:t>
       </w:r>
     </w:p>
     <w:p>
       <w:pPr>
-        <w:ind w:left="360"/>
+        <w:pStyle w:val="NoSpacing"/>
+        <w:shd w:fill="F2F2F2" w:val="clear"/>
       </w:pPr>
       <w:r>
         <w:rPr>
-          <w:rFonts w:ascii="Courier New" w:hAnsi="Courier New"/>
-          <w:color w:val="2D2D2D"/>
+          <w:rFonts w:ascii="Consolas" w:hAnsi="Consolas"/>
+          <w:color w:val="333333"/>
           <w:sz w:val="18"/>
         </w:rPr>
         <w:t>POST /cats</w:t>
@@ -1043,7 +1077,45 @@
         <w:t xml:space="preserve">  3. 逻辑删除或物理删除猫咪记录</w:t>
       </w:r>
     </w:p>
-    <w:p/>
+    <w:p>
+      <w:pPr>
+        <w:jc w:val="center"/>
+      </w:pPr>
+      <w:r>
+        <w:drawing>
+          <wp:inline xmlns:a="http://schemas.openxmlformats.org/drawingml/2006/main" xmlns:pic="http://schemas.openxmlformats.org/drawingml/2006/picture">
+            <wp:extent cx="5029200" cy="5364480"/>
+            <wp:docPr id="2" name="Picture 2"/>
+            <wp:cNvGraphicFramePr>
+              <a:graphicFrameLocks noChangeAspect="1"/>
+            </wp:cNvGraphicFramePr>
+            <a:graphic>
+              <a:graphicData uri="http://schemas.openxmlformats.org/drawingml/2006/picture">
+                <pic:pic>
+                  <pic:nvPicPr>
+                    <pic:cNvPr id="0" name="tmp_j4a772j.png"/>
+                    <pic:cNvPicPr/>
+                  </pic:nvPicPr>
+                  <pic:blipFill>
+                    <a:blip r:embed="rId10"/>
+                    <a:stretch>
+                      <a:fillRect/>
+                    </a:stretch>
+                  </pic:blipFill>
+                  <pic:spPr>
+                    <a:xfrm>
+                      <a:off x="0" y="0"/>
+                      <a:ext cx="5029200" cy="5364480"/>
+                    </a:xfrm>
+                    <a:prstGeom prst="rect"/>
+                  </pic:spPr>
+                </pic:pic>
+              </a:graphicData>
+            </a:graphic>
+          </wp:inline>
+        </w:drawing>
+      </w:r>
+    </w:p>
     <w:p>
       <w:pPr>
         <w:pStyle w:val="Heading4"/>
@@ -1054,17 +1126,10 @@
     </w:p>
     <w:tbl>
       <w:tblPr>
+        <w:tblStyle w:val="TableGrid"/>
         <w:tblW w:type="auto" w:w="0"/>
         <w:jc w:val="center"/>
         <w:tblLook w:firstColumn="1" w:firstRow="1" w:lastColumn="0" w:lastRow="0" w:noHBand="0" w:noVBand="1" w:val="04A0"/>
-        <w:tblBorders>
-          <w:top w:val="single" w:sz="4" w:space="0" w:color="000000"/>
-          <w:left w:val="single" w:sz="4" w:space="0" w:color="000000"/>
-          <w:bottom w:val="single" w:sz="4" w:space="0" w:color="000000"/>
-          <w:right w:val="single" w:sz="4" w:space="0" w:color="000000"/>
-          <w:insideH w:val="single" w:sz="4" w:space="0" w:color="000000"/>
-          <w:insideV w:val="single" w:sz="4" w:space="0" w:color="000000"/>
-        </w:tblBorders>
       </w:tblPr>
       <w:tblGrid>
         <w:gridCol w:w="2880"/>
@@ -1074,7 +1139,7 @@
       <w:tr>
         <w:tc>
           <w:tcPr>
-            <w:tcW w:type="dxa" w:w="3024"/>
+            <w:tcW w:type="dxa" w:w="2880"/>
             <w:shd w:fill="D9E2F3" w:val="clear"/>
           </w:tcPr>
           <w:p>
@@ -1090,7 +1155,7 @@
         </w:tc>
         <w:tc>
           <w:tcPr>
-            <w:tcW w:type="dxa" w:w="3024"/>
+            <w:tcW w:type="dxa" w:w="2880"/>
             <w:shd w:fill="D9E2F3" w:val="clear"/>
           </w:tcPr>
           <w:p>
@@ -1106,7 +1171,7 @@
         </w:tc>
         <w:tc>
           <w:tcPr>
-            <w:tcW w:type="dxa" w:w="3024"/>
+            <w:tcW w:type="dxa" w:w="2880"/>
             <w:shd w:fill="D9E2F3" w:val="clear"/>
           </w:tcPr>
           <w:p>
@@ -1124,8 +1189,7 @@
       <w:tr>
         <w:tc>
           <w:tcPr>
-            <w:tcW w:type="dxa" w:w="3024"/>
-            <w:shd w:fill="F2F2F2" w:val="clear"/>
+            <w:tcW w:type="dxa" w:w="2880"/>
           </w:tcPr>
           <w:p>
             <w:r/>
@@ -1139,8 +1203,7 @@
         </w:tc>
         <w:tc>
           <w:tcPr>
-            <w:tcW w:type="dxa" w:w="3024"/>
-            <w:shd w:fill="F2F2F2" w:val="clear"/>
+            <w:tcW w:type="dxa" w:w="2880"/>
           </w:tcPr>
           <w:p>
             <w:r/>
@@ -1154,8 +1217,7 @@
         </w:tc>
         <w:tc>
           <w:tcPr>
-            <w:tcW w:type="dxa" w:w="3024"/>
-            <w:shd w:fill="F2F2F2" w:val="clear"/>
+            <w:tcW w:type="dxa" w:w="2880"/>
           </w:tcPr>
           <w:p>
             <w:r/>
@@ -1171,7 +1233,7 @@
       <w:tr>
         <w:tc>
           <w:tcPr>
-            <w:tcW w:type="dxa" w:w="3024"/>
+            <w:tcW w:type="dxa" w:w="2880"/>
           </w:tcPr>
           <w:p>
             <w:r/>
@@ -1185,7 +1247,7 @@
         </w:tc>
         <w:tc>
           <w:tcPr>
-            <w:tcW w:type="dxa" w:w="3024"/>
+            <w:tcW w:type="dxa" w:w="2880"/>
           </w:tcPr>
           <w:p>
             <w:r/>
@@ -1199,7 +1261,7 @@
         </w:tc>
         <w:tc>
           <w:tcPr>
-            <w:tcW w:type="dxa" w:w="3024"/>
+            <w:tcW w:type="dxa" w:w="2880"/>
           </w:tcPr>
           <w:p>
             <w:r/>
@@ -1215,8 +1277,7 @@
       <w:tr>
         <w:tc>
           <w:tcPr>
-            <w:tcW w:type="dxa" w:w="3024"/>
-            <w:shd w:fill="F2F2F2" w:val="clear"/>
+            <w:tcW w:type="dxa" w:w="2880"/>
           </w:tcPr>
           <w:p>
             <w:r/>
@@ -1230,8 +1291,7 @@
         </w:tc>
         <w:tc>
           <w:tcPr>
-            <w:tcW w:type="dxa" w:w="3024"/>
-            <w:shd w:fill="F2F2F2" w:val="clear"/>
+            <w:tcW w:type="dxa" w:w="2880"/>
           </w:tcPr>
           <w:p>
             <w:r/>
@@ -1245,8 +1305,7 @@
         </w:tc>
         <w:tc>
           <w:tcPr>
-            <w:tcW w:type="dxa" w:w="3024"/>
-            <w:shd w:fill="F2F2F2" w:val="clear"/>
+            <w:tcW w:type="dxa" w:w="2880"/>
           </w:tcPr>
           <w:p>
             <w:r/>
@@ -1262,7 +1321,7 @@
       <w:tr>
         <w:tc>
           <w:tcPr>
-            <w:tcW w:type="dxa" w:w="3024"/>
+            <w:tcW w:type="dxa" w:w="2880"/>
           </w:tcPr>
           <w:p>
             <w:r/>
@@ -1276,7 +1335,7 @@
         </w:tc>
         <w:tc>
           <w:tcPr>
-            <w:tcW w:type="dxa" w:w="3024"/>
+            <w:tcW w:type="dxa" w:w="2880"/>
           </w:tcPr>
           <w:p>
             <w:r/>
@@ -1290,7 +1349,7 @@
         </w:tc>
         <w:tc>
           <w:tcPr>
-            <w:tcW w:type="dxa" w:w="3024"/>
+            <w:tcW w:type="dxa" w:w="2880"/>
           </w:tcPr>
           <w:p>
             <w:r/>
@@ -1306,8 +1365,7 @@
       <w:tr>
         <w:tc>
           <w:tcPr>
-            <w:tcW w:type="dxa" w:w="3024"/>
-            <w:shd w:fill="F2F2F2" w:val="clear"/>
+            <w:tcW w:type="dxa" w:w="2880"/>
           </w:tcPr>
           <w:p>
             <w:r/>
@@ -1321,8 +1379,7 @@
         </w:tc>
         <w:tc>
           <w:tcPr>
-            <w:tcW w:type="dxa" w:w="3024"/>
-            <w:shd w:fill="F2F2F2" w:val="clear"/>
+            <w:tcW w:type="dxa" w:w="2880"/>
           </w:tcPr>
           <w:p>
             <w:r/>
@@ -1336,8 +1393,7 @@
         </w:tc>
         <w:tc>
           <w:tcPr>
-            <w:tcW w:type="dxa" w:w="3024"/>
-            <w:shd w:fill="F2F2F2" w:val="clear"/>
+            <w:tcW w:type="dxa" w:w="2880"/>
           </w:tcPr>
           <w:p>
             <w:r/>
@@ -1354,6 +1410,14 @@
     <w:p/>
     <w:p>
       <w:pPr>
+        <w:spacing w:before="120" w:after="120"/>
+        <w:pBdr>
+          <w:bottom w:val="single" w:sz="6" w:space="1" w:color="999999"/>
+        </w:pBdr>
+      </w:pPr>
+    </w:p>
+    <w:p>
+      <w:pPr>
         <w:pStyle w:val="Heading3"/>
       </w:pPr>
       <w:r>
@@ -1422,12 +1486,13 @@
     </w:p>
     <w:p>
       <w:pPr>
-        <w:ind w:left="360"/>
+        <w:pStyle w:val="NoSpacing"/>
+        <w:shd w:fill="F2F2F2" w:val="clear"/>
       </w:pPr>
       <w:r>
         <w:rPr>
-          <w:rFonts w:ascii="Courier New" w:hAnsi="Courier New"/>
-          <w:color w:val="2D2D2D"/>
+          <w:rFonts w:ascii="Consolas" w:hAnsi="Consolas"/>
+          <w:color w:val="333333"/>
           <w:sz w:val="18"/>
         </w:rPr>
         <w:t>GET /cats?status=active&amp;page=1&amp;size=20</w:t>
@@ -1454,7 +1519,45 @@
         <w:t xml:space="preserve">  - 重新按 status 发起列表请求</w:t>
       </w:r>
     </w:p>
-    <w:p/>
+    <w:p>
+      <w:pPr>
+        <w:jc w:val="center"/>
+      </w:pPr>
+      <w:r>
+        <w:drawing>
+          <wp:inline xmlns:a="http://schemas.openxmlformats.org/drawingml/2006/main" xmlns:pic="http://schemas.openxmlformats.org/drawingml/2006/picture">
+            <wp:extent cx="5029200" cy="5448300"/>
+            <wp:docPr id="3" name="Picture 3"/>
+            <wp:cNvGraphicFramePr>
+              <a:graphicFrameLocks noChangeAspect="1"/>
+            </wp:cNvGraphicFramePr>
+            <a:graphic>
+              <a:graphicData uri="http://schemas.openxmlformats.org/drawingml/2006/picture">
+                <pic:pic>
+                  <pic:nvPicPr>
+                    <pic:cNvPr id="0" name="tmppluqvuq7.png"/>
+                    <pic:cNvPicPr/>
+                  </pic:nvPicPr>
+                  <pic:blipFill>
+                    <a:blip r:embed="rId11"/>
+                    <a:stretch>
+                      <a:fillRect/>
+                    </a:stretch>
+                  </pic:blipFill>
+                  <pic:spPr>
+                    <a:xfrm>
+                      <a:off x="0" y="0"/>
+                      <a:ext cx="5029200" cy="5448300"/>
+                    </a:xfrm>
+                    <a:prstGeom prst="rect"/>
+                  </pic:spPr>
+                </pic:pic>
+              </a:graphicData>
+            </a:graphic>
+          </wp:inline>
+        </w:drawing>
+      </w:r>
+    </w:p>
     <w:p>
       <w:pPr>
         <w:pStyle w:val="Heading4"/>
@@ -1465,17 +1568,10 @@
     </w:p>
     <w:tbl>
       <w:tblPr>
+        <w:tblStyle w:val="TableGrid"/>
         <w:tblW w:type="auto" w:w="0"/>
         <w:jc w:val="center"/>
         <w:tblLook w:firstColumn="1" w:firstRow="1" w:lastColumn="0" w:lastRow="0" w:noHBand="0" w:noVBand="1" w:val="04A0"/>
-        <w:tblBorders>
-          <w:top w:val="single" w:sz="4" w:space="0" w:color="000000"/>
-          <w:left w:val="single" w:sz="4" w:space="0" w:color="000000"/>
-          <w:bottom w:val="single" w:sz="4" w:space="0" w:color="000000"/>
-          <w:right w:val="single" w:sz="4" w:space="0" w:color="000000"/>
-          <w:insideH w:val="single" w:sz="4" w:space="0" w:color="000000"/>
-          <w:insideV w:val="single" w:sz="4" w:space="0" w:color="000000"/>
-        </w:tblBorders>
       </w:tblPr>
       <w:tblGrid>
         <w:gridCol w:w="2880"/>
@@ -1485,7 +1581,7 @@
       <w:tr>
         <w:tc>
           <w:tcPr>
-            <w:tcW w:type="dxa" w:w="3024"/>
+            <w:tcW w:type="dxa" w:w="2880"/>
             <w:shd w:fill="D9E2F3" w:val="clear"/>
           </w:tcPr>
           <w:p>
@@ -1501,7 +1597,7 @@
         </w:tc>
         <w:tc>
           <w:tcPr>
-            <w:tcW w:type="dxa" w:w="3024"/>
+            <w:tcW w:type="dxa" w:w="2880"/>
             <w:shd w:fill="D9E2F3" w:val="clear"/>
           </w:tcPr>
           <w:p>
@@ -1517,7 +1613,7 @@
         </w:tc>
         <w:tc>
           <w:tcPr>
-            <w:tcW w:type="dxa" w:w="3024"/>
+            <w:tcW w:type="dxa" w:w="2880"/>
             <w:shd w:fill="D9E2F3" w:val="clear"/>
           </w:tcPr>
           <w:p>
@@ -1535,8 +1631,7 @@
       <w:tr>
         <w:tc>
           <w:tcPr>
-            <w:tcW w:type="dxa" w:w="3024"/>
-            <w:shd w:fill="F2F2F2" w:val="clear"/>
+            <w:tcW w:type="dxa" w:w="2880"/>
           </w:tcPr>
           <w:p>
             <w:r/>
@@ -1550,8 +1645,7 @@
         </w:tc>
         <w:tc>
           <w:tcPr>
-            <w:tcW w:type="dxa" w:w="3024"/>
-            <w:shd w:fill="F2F2F2" w:val="clear"/>
+            <w:tcW w:type="dxa" w:w="2880"/>
           </w:tcPr>
           <w:p>
             <w:r/>
@@ -1565,8 +1659,7 @@
         </w:tc>
         <w:tc>
           <w:tcPr>
-            <w:tcW w:type="dxa" w:w="3024"/>
-            <w:shd w:fill="F2F2F2" w:val="clear"/>
+            <w:tcW w:type="dxa" w:w="2880"/>
           </w:tcPr>
           <w:p>
             <w:r/>
@@ -1583,6 +1676,14 @@
     <w:p/>
     <w:p>
       <w:pPr>
+        <w:spacing w:before="120" w:after="120"/>
+        <w:pBdr>
+          <w:bottom w:val="single" w:sz="6" w:space="1" w:color="999999"/>
+        </w:pBdr>
+      </w:pPr>
+    </w:p>
+    <w:p>
+      <w:pPr>
         <w:pStyle w:val="Heading3"/>
       </w:pPr>
       <w:r>
@@ -1626,8 +1727,6 @@
     <w:p>
       <w:pPr>
         <w:pStyle w:val="ListBullet"/>
-        <w:spacing w:after="40" w:before="20"/>
-        <w:ind w:left="360"/>
       </w:pPr>
       <w:r>
         <w:t>上传：图片文件（支持 jpg/png，最大 10MB）、猫咪 ID、照片描述</w:t>
@@ -1636,8 +1735,6 @@
     <w:p>
       <w:pPr>
         <w:pStyle w:val="ListBullet"/>
-        <w:spacing w:after="40" w:before="20"/>
-        <w:ind w:left="360"/>
       </w:pPr>
       <w:r>
         <w:t>审核：照片 ID、审核结果（approve/reject）、拒绝原因</w:t>
@@ -1646,8 +1743,6 @@
     <w:p>
       <w:pPr>
         <w:pStyle w:val="ListBullet"/>
-        <w:spacing w:after="40" w:before="20"/>
-        <w:ind w:left="360"/>
       </w:pPr>
       <w:r>
         <w:t>点赞：照片 ID</w:t>
@@ -1676,12 +1771,13 @@
     </w:p>
     <w:p>
       <w:pPr>
-        <w:ind w:left="360"/>
+        <w:pStyle w:val="NoSpacing"/>
+        <w:shd w:fill="F2F2F2" w:val="clear"/>
       </w:pPr>
       <w:r>
         <w:rPr>
-          <w:rFonts w:ascii="Courier New" w:hAnsi="Courier New"/>
-          <w:color w:val="2D2D2D"/>
+          <w:rFonts w:ascii="Consolas" w:hAnsi="Consolas"/>
+          <w:color w:val="333333"/>
           <w:sz w:val="18"/>
         </w:rPr>
         <w:t>POST /cats/{catId}/photos</w:t>
@@ -1715,7 +1811,45 @@
         <w:t xml:space="preserve">  4. 递增 photo.like_count（冗余计数字段）</w:t>
       </w:r>
     </w:p>
-    <w:p/>
+    <w:p>
+      <w:pPr>
+        <w:jc w:val="center"/>
+      </w:pPr>
+      <w:r>
+        <w:drawing>
+          <wp:inline xmlns:a="http://schemas.openxmlformats.org/drawingml/2006/main" xmlns:pic="http://schemas.openxmlformats.org/drawingml/2006/picture">
+            <wp:extent cx="5029200" cy="5343525"/>
+            <wp:docPr id="4" name="Picture 4"/>
+            <wp:cNvGraphicFramePr>
+              <a:graphicFrameLocks noChangeAspect="1"/>
+            </wp:cNvGraphicFramePr>
+            <a:graphic>
+              <a:graphicData uri="http://schemas.openxmlformats.org/drawingml/2006/picture">
+                <pic:pic>
+                  <pic:nvPicPr>
+                    <pic:cNvPr id="0" name="tmp10fpzqhc.png"/>
+                    <pic:cNvPicPr/>
+                  </pic:nvPicPr>
+                  <pic:blipFill>
+                    <a:blip r:embed="rId12"/>
+                    <a:stretch>
+                      <a:fillRect/>
+                    </a:stretch>
+                  </pic:blipFill>
+                  <pic:spPr>
+                    <a:xfrm>
+                      <a:off x="0" y="0"/>
+                      <a:ext cx="5029200" cy="5343525"/>
+                    </a:xfrm>
+                    <a:prstGeom prst="rect"/>
+                  </pic:spPr>
+                </pic:pic>
+              </a:graphicData>
+            </a:graphic>
+          </wp:inline>
+        </w:drawing>
+      </w:r>
+    </w:p>
     <w:p>
       <w:pPr>
         <w:pStyle w:val="Heading4"/>
@@ -1726,17 +1860,10 @@
     </w:p>
     <w:tbl>
       <w:tblPr>
+        <w:tblStyle w:val="TableGrid"/>
         <w:tblW w:type="auto" w:w="0"/>
         <w:jc w:val="center"/>
         <w:tblLook w:firstColumn="1" w:firstRow="1" w:lastColumn="0" w:lastRow="0" w:noHBand="0" w:noVBand="1" w:val="04A0"/>
-        <w:tblBorders>
-          <w:top w:val="single" w:sz="4" w:space="0" w:color="000000"/>
-          <w:left w:val="single" w:sz="4" w:space="0" w:color="000000"/>
-          <w:bottom w:val="single" w:sz="4" w:space="0" w:color="000000"/>
-          <w:right w:val="single" w:sz="4" w:space="0" w:color="000000"/>
-          <w:insideH w:val="single" w:sz="4" w:space="0" w:color="000000"/>
-          <w:insideV w:val="single" w:sz="4" w:space="0" w:color="000000"/>
-        </w:tblBorders>
       </w:tblPr>
       <w:tblGrid>
         <w:gridCol w:w="2880"/>
@@ -1746,7 +1873,7 @@
       <w:tr>
         <w:tc>
           <w:tcPr>
-            <w:tcW w:type="dxa" w:w="3024"/>
+            <w:tcW w:type="dxa" w:w="2880"/>
             <w:shd w:fill="D9E2F3" w:val="clear"/>
           </w:tcPr>
           <w:p>
@@ -1762,7 +1889,7 @@
         </w:tc>
         <w:tc>
           <w:tcPr>
-            <w:tcW w:type="dxa" w:w="3024"/>
+            <w:tcW w:type="dxa" w:w="2880"/>
             <w:shd w:fill="D9E2F3" w:val="clear"/>
           </w:tcPr>
           <w:p>
@@ -1778,7 +1905,7 @@
         </w:tc>
         <w:tc>
           <w:tcPr>
-            <w:tcW w:type="dxa" w:w="3024"/>
+            <w:tcW w:type="dxa" w:w="2880"/>
             <w:shd w:fill="D9E2F3" w:val="clear"/>
           </w:tcPr>
           <w:p>
@@ -1796,8 +1923,7 @@
       <w:tr>
         <w:tc>
           <w:tcPr>
-            <w:tcW w:type="dxa" w:w="3024"/>
-            <w:shd w:fill="F2F2F2" w:val="clear"/>
+            <w:tcW w:type="dxa" w:w="2880"/>
           </w:tcPr>
           <w:p>
             <w:r/>
@@ -1811,8 +1937,7 @@
         </w:tc>
         <w:tc>
           <w:tcPr>
-            <w:tcW w:type="dxa" w:w="3024"/>
-            <w:shd w:fill="F2F2F2" w:val="clear"/>
+            <w:tcW w:type="dxa" w:w="2880"/>
           </w:tcPr>
           <w:p>
             <w:r/>
@@ -1826,8 +1951,7 @@
         </w:tc>
         <w:tc>
           <w:tcPr>
-            <w:tcW w:type="dxa" w:w="3024"/>
-            <w:shd w:fill="F2F2F2" w:val="clear"/>
+            <w:tcW w:type="dxa" w:w="2880"/>
           </w:tcPr>
           <w:p>
             <w:r/>
@@ -1843,7 +1967,7 @@
       <w:tr>
         <w:tc>
           <w:tcPr>
-            <w:tcW w:type="dxa" w:w="3024"/>
+            <w:tcW w:type="dxa" w:w="2880"/>
           </w:tcPr>
           <w:p>
             <w:r/>
@@ -1857,7 +1981,7 @@
         </w:tc>
         <w:tc>
           <w:tcPr>
-            <w:tcW w:type="dxa" w:w="3024"/>
+            <w:tcW w:type="dxa" w:w="2880"/>
           </w:tcPr>
           <w:p>
             <w:r/>
@@ -1871,7 +1995,7 @@
         </w:tc>
         <w:tc>
           <w:tcPr>
-            <w:tcW w:type="dxa" w:w="3024"/>
+            <w:tcW w:type="dxa" w:w="2880"/>
           </w:tcPr>
           <w:p>
             <w:r/>
@@ -1887,8 +2011,7 @@
       <w:tr>
         <w:tc>
           <w:tcPr>
-            <w:tcW w:type="dxa" w:w="3024"/>
-            <w:shd w:fill="F2F2F2" w:val="clear"/>
+            <w:tcW w:type="dxa" w:w="2880"/>
           </w:tcPr>
           <w:p>
             <w:r/>
@@ -1902,8 +2025,7 @@
         </w:tc>
         <w:tc>
           <w:tcPr>
-            <w:tcW w:type="dxa" w:w="3024"/>
-            <w:shd w:fill="F2F2F2" w:val="clear"/>
+            <w:tcW w:type="dxa" w:w="2880"/>
           </w:tcPr>
           <w:p>
             <w:r/>
@@ -1917,8 +2039,7 @@
         </w:tc>
         <w:tc>
           <w:tcPr>
-            <w:tcW w:type="dxa" w:w="3024"/>
-            <w:shd w:fill="F2F2F2" w:val="clear"/>
+            <w:tcW w:type="dxa" w:w="2880"/>
           </w:tcPr>
           <w:p>
             <w:r/>
@@ -1934,7 +2055,7 @@
       <w:tr>
         <w:tc>
           <w:tcPr>
-            <w:tcW w:type="dxa" w:w="3024"/>
+            <w:tcW w:type="dxa" w:w="2880"/>
           </w:tcPr>
           <w:p>
             <w:r/>
@@ -1948,7 +2069,7 @@
         </w:tc>
         <w:tc>
           <w:tcPr>
-            <w:tcW w:type="dxa" w:w="3024"/>
+            <w:tcW w:type="dxa" w:w="2880"/>
           </w:tcPr>
           <w:p>
             <w:r/>
@@ -1962,7 +2083,7 @@
         </w:tc>
         <w:tc>
           <w:tcPr>
-            <w:tcW w:type="dxa" w:w="3024"/>
+            <w:tcW w:type="dxa" w:w="2880"/>
           </w:tcPr>
           <w:p>
             <w:r/>
@@ -1978,8 +2099,7 @@
       <w:tr>
         <w:tc>
           <w:tcPr>
-            <w:tcW w:type="dxa" w:w="3024"/>
-            <w:shd w:fill="F2F2F2" w:val="clear"/>
+            <w:tcW w:type="dxa" w:w="2880"/>
           </w:tcPr>
           <w:p>
             <w:r/>
@@ -1993,8 +2113,7 @@
         </w:tc>
         <w:tc>
           <w:tcPr>
-            <w:tcW w:type="dxa" w:w="3024"/>
-            <w:shd w:fill="F2F2F2" w:val="clear"/>
+            <w:tcW w:type="dxa" w:w="2880"/>
           </w:tcPr>
           <w:p>
             <w:r/>
@@ -2008,8 +2127,7 @@
         </w:tc>
         <w:tc>
           <w:tcPr>
-            <w:tcW w:type="dxa" w:w="3024"/>
-            <w:shd w:fill="F2F2F2" w:val="clear"/>
+            <w:tcW w:type="dxa" w:w="2880"/>
           </w:tcPr>
           <w:p>
             <w:r/>
@@ -2025,7 +2143,7 @@
       <w:tr>
         <w:tc>
           <w:tcPr>
-            <w:tcW w:type="dxa" w:w="3024"/>
+            <w:tcW w:type="dxa" w:w="2880"/>
           </w:tcPr>
           <w:p>
             <w:r/>
@@ -2039,7 +2157,7 @@
         </w:tc>
         <w:tc>
           <w:tcPr>
-            <w:tcW w:type="dxa" w:w="3024"/>
+            <w:tcW w:type="dxa" w:w="2880"/>
           </w:tcPr>
           <w:p>
             <w:r/>
@@ -2053,7 +2171,7 @@
         </w:tc>
         <w:tc>
           <w:tcPr>
-            <w:tcW w:type="dxa" w:w="3024"/>
+            <w:tcW w:type="dxa" w:w="2880"/>
           </w:tcPr>
           <w:p>
             <w:r/>
@@ -2069,8 +2187,7 @@
       <w:tr>
         <w:tc>
           <w:tcPr>
-            <w:tcW w:type="dxa" w:w="3024"/>
-            <w:shd w:fill="F2F2F2" w:val="clear"/>
+            <w:tcW w:type="dxa" w:w="2880"/>
           </w:tcPr>
           <w:p>
             <w:r/>
@@ -2084,8 +2201,7 @@
         </w:tc>
         <w:tc>
           <w:tcPr>
-            <w:tcW w:type="dxa" w:w="3024"/>
-            <w:shd w:fill="F2F2F2" w:val="clear"/>
+            <w:tcW w:type="dxa" w:w="2880"/>
           </w:tcPr>
           <w:p>
             <w:r/>
@@ -2099,8 +2215,7 @@
         </w:tc>
         <w:tc>
           <w:tcPr>
-            <w:tcW w:type="dxa" w:w="3024"/>
-            <w:shd w:fill="F2F2F2" w:val="clear"/>
+            <w:tcW w:type="dxa" w:w="2880"/>
           </w:tcPr>
           <w:p>
             <w:r/>
@@ -2117,6 +2232,14 @@
     <w:p/>
     <w:p>
       <w:pPr>
+        <w:spacing w:before="120" w:after="120"/>
+        <w:pBdr>
+          <w:bottom w:val="single" w:sz="6" w:space="1" w:color="999999"/>
+        </w:pBdr>
+      </w:pPr>
+    </w:p>
+    <w:p>
+      <w:pPr>
         <w:pStyle w:val="Heading3"/>
       </w:pPr>
       <w:r>
@@ -2185,12 +2308,13 @@
     </w:p>
     <w:p>
       <w:pPr>
-        <w:ind w:left="360"/>
+        <w:pStyle w:val="NoSpacing"/>
+        <w:shd w:fill="F2F2F2" w:val="clear"/>
       </w:pPr>
       <w:r>
         <w:rPr>
-          <w:rFonts w:ascii="Courier New" w:hAnsi="Courier New"/>
-          <w:color w:val="2D2D2D"/>
+          <w:rFonts w:ascii="Consolas" w:hAnsi="Consolas"/>
+          <w:color w:val="333333"/>
           <w:sz w:val="18"/>
         </w:rPr>
         <w:t>POST /cats/{catId}/comments</w:t>
@@ -2204,7 +2328,45 @@
         <w:t xml:space="preserve">  4. 返回评论记录</w:t>
       </w:r>
     </w:p>
-    <w:p/>
+    <w:p>
+      <w:pPr>
+        <w:jc w:val="center"/>
+      </w:pPr>
+      <w:r>
+        <w:drawing>
+          <wp:inline xmlns:a="http://schemas.openxmlformats.org/drawingml/2006/main" xmlns:pic="http://schemas.openxmlformats.org/drawingml/2006/picture">
+            <wp:extent cx="5029200" cy="5498592"/>
+            <wp:docPr id="5" name="Picture 5"/>
+            <wp:cNvGraphicFramePr>
+              <a:graphicFrameLocks noChangeAspect="1"/>
+            </wp:cNvGraphicFramePr>
+            <a:graphic>
+              <a:graphicData uri="http://schemas.openxmlformats.org/drawingml/2006/picture">
+                <pic:pic>
+                  <pic:nvPicPr>
+                    <pic:cNvPr id="0" name="tmpt9luarcf.png"/>
+                    <pic:cNvPicPr/>
+                  </pic:nvPicPr>
+                  <pic:blipFill>
+                    <a:blip r:embed="rId13"/>
+                    <a:stretch>
+                      <a:fillRect/>
+                    </a:stretch>
+                  </pic:blipFill>
+                  <pic:spPr>
+                    <a:xfrm>
+                      <a:off x="0" y="0"/>
+                      <a:ext cx="5029200" cy="5498592"/>
+                    </a:xfrm>
+                    <a:prstGeom prst="rect"/>
+                  </pic:spPr>
+                </pic:pic>
+              </a:graphicData>
+            </a:graphic>
+          </wp:inline>
+        </w:drawing>
+      </w:r>
+    </w:p>
     <w:p>
       <w:pPr>
         <w:pStyle w:val="Heading4"/>
@@ -2215,17 +2377,10 @@
     </w:p>
     <w:tbl>
       <w:tblPr>
+        <w:tblStyle w:val="TableGrid"/>
         <w:tblW w:type="auto" w:w="0"/>
         <w:jc w:val="center"/>
         <w:tblLook w:firstColumn="1" w:firstRow="1" w:lastColumn="0" w:lastRow="0" w:noHBand="0" w:noVBand="1" w:val="04A0"/>
-        <w:tblBorders>
-          <w:top w:val="single" w:sz="4" w:space="0" w:color="000000"/>
-          <w:left w:val="single" w:sz="4" w:space="0" w:color="000000"/>
-          <w:bottom w:val="single" w:sz="4" w:space="0" w:color="000000"/>
-          <w:right w:val="single" w:sz="4" w:space="0" w:color="000000"/>
-          <w:insideH w:val="single" w:sz="4" w:space="0" w:color="000000"/>
-          <w:insideV w:val="single" w:sz="4" w:space="0" w:color="000000"/>
-        </w:tblBorders>
       </w:tblPr>
       <w:tblGrid>
         <w:gridCol w:w="2880"/>
@@ -2235,7 +2390,7 @@
       <w:tr>
         <w:tc>
           <w:tcPr>
-            <w:tcW w:type="dxa" w:w="3024"/>
+            <w:tcW w:type="dxa" w:w="2880"/>
             <w:shd w:fill="D9E2F3" w:val="clear"/>
           </w:tcPr>
           <w:p>
@@ -2251,7 +2406,7 @@
         </w:tc>
         <w:tc>
           <w:tcPr>
-            <w:tcW w:type="dxa" w:w="3024"/>
+            <w:tcW w:type="dxa" w:w="2880"/>
             <w:shd w:fill="D9E2F3" w:val="clear"/>
           </w:tcPr>
           <w:p>
@@ -2267,7 +2422,7 @@
         </w:tc>
         <w:tc>
           <w:tcPr>
-            <w:tcW w:type="dxa" w:w="3024"/>
+            <w:tcW w:type="dxa" w:w="2880"/>
             <w:shd w:fill="D9E2F3" w:val="clear"/>
           </w:tcPr>
           <w:p>
@@ -2285,8 +2440,7 @@
       <w:tr>
         <w:tc>
           <w:tcPr>
-            <w:tcW w:type="dxa" w:w="3024"/>
-            <w:shd w:fill="F2F2F2" w:val="clear"/>
+            <w:tcW w:type="dxa" w:w="2880"/>
           </w:tcPr>
           <w:p>
             <w:r/>
@@ -2300,8 +2454,7 @@
         </w:tc>
         <w:tc>
           <w:tcPr>
-            <w:tcW w:type="dxa" w:w="3024"/>
-            <w:shd w:fill="F2F2F2" w:val="clear"/>
+            <w:tcW w:type="dxa" w:w="2880"/>
           </w:tcPr>
           <w:p>
             <w:r/>
@@ -2315,8 +2468,7 @@
         </w:tc>
         <w:tc>
           <w:tcPr>
-            <w:tcW w:type="dxa" w:w="3024"/>
-            <w:shd w:fill="F2F2F2" w:val="clear"/>
+            <w:tcW w:type="dxa" w:w="2880"/>
           </w:tcPr>
           <w:p>
             <w:r/>
@@ -2332,7 +2484,7 @@
       <w:tr>
         <w:tc>
           <w:tcPr>
-            <w:tcW w:type="dxa" w:w="3024"/>
+            <w:tcW w:type="dxa" w:w="2880"/>
           </w:tcPr>
           <w:p>
             <w:r/>
@@ -2346,7 +2498,7 @@
         </w:tc>
         <w:tc>
           <w:tcPr>
-            <w:tcW w:type="dxa" w:w="3024"/>
+            <w:tcW w:type="dxa" w:w="2880"/>
           </w:tcPr>
           <w:p>
             <w:r/>
@@ -2360,7 +2512,7 @@
         </w:tc>
         <w:tc>
           <w:tcPr>
-            <w:tcW w:type="dxa" w:w="3024"/>
+            <w:tcW w:type="dxa" w:w="2880"/>
           </w:tcPr>
           <w:p>
             <w:r/>
@@ -2376,8 +2528,7 @@
       <w:tr>
         <w:tc>
           <w:tcPr>
-            <w:tcW w:type="dxa" w:w="3024"/>
-            <w:shd w:fill="F2F2F2" w:val="clear"/>
+            <w:tcW w:type="dxa" w:w="2880"/>
           </w:tcPr>
           <w:p>
             <w:r/>
@@ -2391,8 +2542,7 @@
         </w:tc>
         <w:tc>
           <w:tcPr>
-            <w:tcW w:type="dxa" w:w="3024"/>
-            <w:shd w:fill="F2F2F2" w:val="clear"/>
+            <w:tcW w:type="dxa" w:w="2880"/>
           </w:tcPr>
           <w:p>
             <w:r/>
@@ -2406,8 +2556,7 @@
         </w:tc>
         <w:tc>
           <w:tcPr>
-            <w:tcW w:type="dxa" w:w="3024"/>
-            <w:shd w:fill="F2F2F2" w:val="clear"/>
+            <w:tcW w:type="dxa" w:w="2880"/>
           </w:tcPr>
           <w:p>
             <w:r/>
@@ -2422,6 +2571,14 @@
       </w:tr>
     </w:tbl>
     <w:p/>
+    <w:p>
+      <w:pPr>
+        <w:spacing w:before="120" w:after="120"/>
+        <w:pBdr>
+          <w:bottom w:val="single" w:sz="6" w:space="1" w:color="999999"/>
+        </w:pBdr>
+      </w:pPr>
+    </w:p>
     <w:p>
       <w:pPr>
         <w:pStyle w:val="Heading3"/>
@@ -2442,17 +2599,10 @@
     </w:p>
     <w:tbl>
       <w:tblPr>
+        <w:tblStyle w:val="TableGrid"/>
         <w:tblW w:type="auto" w:w="0"/>
         <w:jc w:val="center"/>
         <w:tblLook w:firstColumn="1" w:firstRow="1" w:lastColumn="0" w:lastRow="0" w:noHBand="0" w:noVBand="1" w:val="04A0"/>
-        <w:tblBorders>
-          <w:top w:val="single" w:sz="4" w:space="0" w:color="000000"/>
-          <w:left w:val="single" w:sz="4" w:space="0" w:color="000000"/>
-          <w:bottom w:val="single" w:sz="4" w:space="0" w:color="000000"/>
-          <w:right w:val="single" w:sz="4" w:space="0" w:color="000000"/>
-          <w:insideH w:val="single" w:sz="4" w:space="0" w:color="000000"/>
-          <w:insideV w:val="single" w:sz="4" w:space="0" w:color="000000"/>
-        </w:tblBorders>
       </w:tblPr>
       <w:tblGrid>
         <w:gridCol w:w="2880"/>
@@ -2462,7 +2612,7 @@
       <w:tr>
         <w:tc>
           <w:tcPr>
-            <w:tcW w:type="dxa" w:w="3024"/>
+            <w:tcW w:type="dxa" w:w="2880"/>
             <w:shd w:fill="D9E2F3" w:val="clear"/>
           </w:tcPr>
           <w:p>
@@ -2478,7 +2628,7 @@
         </w:tc>
         <w:tc>
           <w:tcPr>
-            <w:tcW w:type="dxa" w:w="3024"/>
+            <w:tcW w:type="dxa" w:w="2880"/>
             <w:shd w:fill="D9E2F3" w:val="clear"/>
           </w:tcPr>
           <w:p>
@@ -2494,7 +2644,7 @@
         </w:tc>
         <w:tc>
           <w:tcPr>
-            <w:tcW w:type="dxa" w:w="3024"/>
+            <w:tcW w:type="dxa" w:w="2880"/>
             <w:shd w:fill="D9E2F3" w:val="clear"/>
           </w:tcPr>
           <w:p>
@@ -2512,8 +2662,7 @@
       <w:tr>
         <w:tc>
           <w:tcPr>
-            <w:tcW w:type="dxa" w:w="3024"/>
-            <w:shd w:fill="F2F2F2" w:val="clear"/>
+            <w:tcW w:type="dxa" w:w="2880"/>
           </w:tcPr>
           <w:p>
             <w:r/>
@@ -2527,8 +2676,7 @@
         </w:tc>
         <w:tc>
           <w:tcPr>
-            <w:tcW w:type="dxa" w:w="3024"/>
-            <w:shd w:fill="F2F2F2" w:val="clear"/>
+            <w:tcW w:type="dxa" w:w="2880"/>
           </w:tcPr>
           <w:p>
             <w:r/>
@@ -2542,8 +2690,7 @@
         </w:tc>
         <w:tc>
           <w:tcPr>
-            <w:tcW w:type="dxa" w:w="3024"/>
-            <w:shd w:fill="F2F2F2" w:val="clear"/>
+            <w:tcW w:type="dxa" w:w="2880"/>
           </w:tcPr>
           <w:p>
             <w:r/>
@@ -2560,6 +2707,14 @@
     <w:p/>
     <w:p>
       <w:pPr>
+        <w:spacing w:before="120" w:after="120"/>
+        <w:pBdr>
+          <w:bottom w:val="single" w:sz="6" w:space="1" w:color="999999"/>
+        </w:pBdr>
+      </w:pPr>
+    </w:p>
+    <w:p>
+      <w:pPr>
         <w:pStyle w:val="Heading3"/>
       </w:pPr>
       <w:r>
@@ -2628,12 +2783,13 @@
     </w:p>
     <w:p>
       <w:pPr>
-        <w:ind w:left="360"/>
+        <w:pStyle w:val="NoSpacing"/>
+        <w:shd w:fill="F2F2F2" w:val="clear"/>
       </w:pPr>
       <w:r>
         <w:rPr>
-          <w:rFonts w:ascii="Courier New" w:hAnsi="Courier New"/>
-          <w:color w:val="2D2D2D"/>
+          <w:rFonts w:ascii="Consolas" w:hAnsi="Consolas"/>
+          <w:color w:val="333333"/>
           <w:sz w:val="18"/>
         </w:rPr>
         <w:t>POST /cats/{catId}/follow</w:t>
@@ -2656,7 +2812,45 @@
         <w:t xml:space="preserve">  3. 更新热度统计</w:t>
       </w:r>
     </w:p>
-    <w:p/>
+    <w:p>
+      <w:pPr>
+        <w:jc w:val="center"/>
+      </w:pPr>
+      <w:r>
+        <w:drawing>
+          <wp:inline xmlns:a="http://schemas.openxmlformats.org/drawingml/2006/main" xmlns:pic="http://schemas.openxmlformats.org/drawingml/2006/picture">
+            <wp:extent cx="5029200" cy="5699760"/>
+            <wp:docPr id="6" name="Picture 6"/>
+            <wp:cNvGraphicFramePr>
+              <a:graphicFrameLocks noChangeAspect="1"/>
+            </wp:cNvGraphicFramePr>
+            <a:graphic>
+              <a:graphicData uri="http://schemas.openxmlformats.org/drawingml/2006/picture">
+                <pic:pic>
+                  <pic:nvPicPr>
+                    <pic:cNvPr id="0" name="tmp1ny9qs27.png"/>
+                    <pic:cNvPicPr/>
+                  </pic:nvPicPr>
+                  <pic:blipFill>
+                    <a:blip r:embed="rId14"/>
+                    <a:stretch>
+                      <a:fillRect/>
+                    </a:stretch>
+                  </pic:blipFill>
+                  <pic:spPr>
+                    <a:xfrm>
+                      <a:off x="0" y="0"/>
+                      <a:ext cx="5029200" cy="5699760"/>
+                    </a:xfrm>
+                    <a:prstGeom prst="rect"/>
+                  </pic:spPr>
+                </pic:pic>
+              </a:graphicData>
+            </a:graphic>
+          </wp:inline>
+        </w:drawing>
+      </w:r>
+    </w:p>
     <w:p>
       <w:pPr>
         <w:pStyle w:val="Heading4"/>
@@ -2667,17 +2861,10 @@
     </w:p>
     <w:tbl>
       <w:tblPr>
+        <w:tblStyle w:val="TableGrid"/>
         <w:tblW w:type="auto" w:w="0"/>
         <w:jc w:val="center"/>
         <w:tblLook w:firstColumn="1" w:firstRow="1" w:lastColumn="0" w:lastRow="0" w:noHBand="0" w:noVBand="1" w:val="04A0"/>
-        <w:tblBorders>
-          <w:top w:val="single" w:sz="4" w:space="0" w:color="000000"/>
-          <w:left w:val="single" w:sz="4" w:space="0" w:color="000000"/>
-          <w:bottom w:val="single" w:sz="4" w:space="0" w:color="000000"/>
-          <w:right w:val="single" w:sz="4" w:space="0" w:color="000000"/>
-          <w:insideH w:val="single" w:sz="4" w:space="0" w:color="000000"/>
-          <w:insideV w:val="single" w:sz="4" w:space="0" w:color="000000"/>
-        </w:tblBorders>
       </w:tblPr>
       <w:tblGrid>
         <w:gridCol w:w="2880"/>
@@ -2687,7 +2874,7 @@
       <w:tr>
         <w:tc>
           <w:tcPr>
-            <w:tcW w:type="dxa" w:w="3024"/>
+            <w:tcW w:type="dxa" w:w="2880"/>
             <w:shd w:fill="D9E2F3" w:val="clear"/>
           </w:tcPr>
           <w:p>
@@ -2703,7 +2890,7 @@
         </w:tc>
         <w:tc>
           <w:tcPr>
-            <w:tcW w:type="dxa" w:w="3024"/>
+            <w:tcW w:type="dxa" w:w="2880"/>
             <w:shd w:fill="D9E2F3" w:val="clear"/>
           </w:tcPr>
           <w:p>
@@ -2719,7 +2906,7 @@
         </w:tc>
         <w:tc>
           <w:tcPr>
-            <w:tcW w:type="dxa" w:w="3024"/>
+            <w:tcW w:type="dxa" w:w="2880"/>
             <w:shd w:fill="D9E2F3" w:val="clear"/>
           </w:tcPr>
           <w:p>
@@ -2737,8 +2924,7 @@
       <w:tr>
         <w:tc>
           <w:tcPr>
-            <w:tcW w:type="dxa" w:w="3024"/>
-            <w:shd w:fill="F2F2F2" w:val="clear"/>
+            <w:tcW w:type="dxa" w:w="2880"/>
           </w:tcPr>
           <w:p>
             <w:r/>
@@ -2752,8 +2938,7 @@
         </w:tc>
         <w:tc>
           <w:tcPr>
-            <w:tcW w:type="dxa" w:w="3024"/>
-            <w:shd w:fill="F2F2F2" w:val="clear"/>
+            <w:tcW w:type="dxa" w:w="2880"/>
           </w:tcPr>
           <w:p>
             <w:r/>
@@ -2767,8 +2952,7 @@
         </w:tc>
         <w:tc>
           <w:tcPr>
-            <w:tcW w:type="dxa" w:w="3024"/>
-            <w:shd w:fill="F2F2F2" w:val="clear"/>
+            <w:tcW w:type="dxa" w:w="2880"/>
           </w:tcPr>
           <w:p>
             <w:r/>
@@ -2784,7 +2968,7 @@
       <w:tr>
         <w:tc>
           <w:tcPr>
-            <w:tcW w:type="dxa" w:w="3024"/>
+            <w:tcW w:type="dxa" w:w="2880"/>
           </w:tcPr>
           <w:p>
             <w:r/>
@@ -2798,7 +2982,7 @@
         </w:tc>
         <w:tc>
           <w:tcPr>
-            <w:tcW w:type="dxa" w:w="3024"/>
+            <w:tcW w:type="dxa" w:w="2880"/>
           </w:tcPr>
           <w:p>
             <w:r/>
@@ -2812,7 +2996,7 @@
         </w:tc>
         <w:tc>
           <w:tcPr>
-            <w:tcW w:type="dxa" w:w="3024"/>
+            <w:tcW w:type="dxa" w:w="2880"/>
           </w:tcPr>
           <w:p>
             <w:r/>
@@ -2828,8 +3012,7 @@
       <w:tr>
         <w:tc>
           <w:tcPr>
-            <w:tcW w:type="dxa" w:w="3024"/>
-            <w:shd w:fill="F2F2F2" w:val="clear"/>
+            <w:tcW w:type="dxa" w:w="2880"/>
           </w:tcPr>
           <w:p>
             <w:r/>
@@ -2843,8 +3026,7 @@
         </w:tc>
         <w:tc>
           <w:tcPr>
-            <w:tcW w:type="dxa" w:w="3024"/>
-            <w:shd w:fill="F2F2F2" w:val="clear"/>
+            <w:tcW w:type="dxa" w:w="2880"/>
           </w:tcPr>
           <w:p>
             <w:r/>
@@ -2858,8 +3040,7 @@
         </w:tc>
         <w:tc>
           <w:tcPr>
-            <w:tcW w:type="dxa" w:w="3024"/>
-            <w:shd w:fill="F2F2F2" w:val="clear"/>
+            <w:tcW w:type="dxa" w:w="2880"/>
           </w:tcPr>
           <w:p>
             <w:r/>
@@ -2875,7 +3056,7 @@
       <w:tr>
         <w:tc>
           <w:tcPr>
-            <w:tcW w:type="dxa" w:w="3024"/>
+            <w:tcW w:type="dxa" w:w="2880"/>
           </w:tcPr>
           <w:p>
             <w:r/>
@@ -2889,7 +3070,7 @@
         </w:tc>
         <w:tc>
           <w:tcPr>
-            <w:tcW w:type="dxa" w:w="3024"/>
+            <w:tcW w:type="dxa" w:w="2880"/>
           </w:tcPr>
           <w:p>
             <w:r/>
@@ -2903,7 +3084,7 @@
         </w:tc>
         <w:tc>
           <w:tcPr>
-            <w:tcW w:type="dxa" w:w="3024"/>
+            <w:tcW w:type="dxa" w:w="2880"/>
           </w:tcPr>
           <w:p>
             <w:r/>
@@ -2920,6 +3101,14 @@
     <w:p/>
     <w:p>
       <w:pPr>
+        <w:spacing w:before="120" w:after="120"/>
+        <w:pBdr>
+          <w:bottom w:val="single" w:sz="6" w:space="1" w:color="999999"/>
+        </w:pBdr>
+      </w:pPr>
+    </w:p>
+    <w:p>
+      <w:pPr>
         <w:pStyle w:val="Heading3"/>
       </w:pPr>
       <w:r>
@@ -2988,12 +3177,13 @@
     </w:p>
     <w:p>
       <w:pPr>
-        <w:ind w:left="360"/>
+        <w:pStyle w:val="NoSpacing"/>
+        <w:shd w:fill="F2F2F2" w:val="clear"/>
       </w:pPr>
       <w:r>
         <w:rPr>
-          <w:rFonts w:ascii="Courier New" w:hAnsi="Courier New"/>
-          <w:color w:val="2D2D2D"/>
+          <w:rFonts w:ascii="Consolas" w:hAnsi="Consolas"/>
+          <w:color w:val="333333"/>
           <w:sz w:val="18"/>
         </w:rPr>
         <w:t>POST /cats/{catId}/rating</w:t>
@@ -3011,7 +3201,45 @@
         <w:t xml:space="preserve">  4. 重新计算猫咪平均分 avgRating</w:t>
       </w:r>
     </w:p>
-    <w:p/>
+    <w:p>
+      <w:pPr>
+        <w:jc w:val="center"/>
+      </w:pPr>
+      <w:r>
+        <w:drawing>
+          <wp:inline xmlns:a="http://schemas.openxmlformats.org/drawingml/2006/main" xmlns:pic="http://schemas.openxmlformats.org/drawingml/2006/picture">
+            <wp:extent cx="5029200" cy="5448300"/>
+            <wp:docPr id="7" name="Picture 7"/>
+            <wp:cNvGraphicFramePr>
+              <a:graphicFrameLocks noChangeAspect="1"/>
+            </wp:cNvGraphicFramePr>
+            <a:graphic>
+              <a:graphicData uri="http://schemas.openxmlformats.org/drawingml/2006/picture">
+                <pic:pic>
+                  <pic:nvPicPr>
+                    <pic:cNvPr id="0" name="tmpw01ewj79.png"/>
+                    <pic:cNvPicPr/>
+                  </pic:nvPicPr>
+                  <pic:blipFill>
+                    <a:blip r:embed="rId15"/>
+                    <a:stretch>
+                      <a:fillRect/>
+                    </a:stretch>
+                  </pic:blipFill>
+                  <pic:spPr>
+                    <a:xfrm>
+                      <a:off x="0" y="0"/>
+                      <a:ext cx="5029200" cy="5448300"/>
+                    </a:xfrm>
+                    <a:prstGeom prst="rect"/>
+                  </pic:spPr>
+                </pic:pic>
+              </a:graphicData>
+            </a:graphic>
+          </wp:inline>
+        </w:drawing>
+      </w:r>
+    </w:p>
     <w:p>
       <w:pPr>
         <w:pStyle w:val="Heading4"/>
@@ -3022,17 +3250,10 @@
     </w:p>
     <w:tbl>
       <w:tblPr>
+        <w:tblStyle w:val="TableGrid"/>
         <w:tblW w:type="auto" w:w="0"/>
         <w:jc w:val="center"/>
         <w:tblLook w:firstColumn="1" w:firstRow="1" w:lastColumn="0" w:lastRow="0" w:noHBand="0" w:noVBand="1" w:val="04A0"/>
-        <w:tblBorders>
-          <w:top w:val="single" w:sz="4" w:space="0" w:color="000000"/>
-          <w:left w:val="single" w:sz="4" w:space="0" w:color="000000"/>
-          <w:bottom w:val="single" w:sz="4" w:space="0" w:color="000000"/>
-          <w:right w:val="single" w:sz="4" w:space="0" w:color="000000"/>
-          <w:insideH w:val="single" w:sz="4" w:space="0" w:color="000000"/>
-          <w:insideV w:val="single" w:sz="4" w:space="0" w:color="000000"/>
-        </w:tblBorders>
       </w:tblPr>
       <w:tblGrid>
         <w:gridCol w:w="2880"/>
@@ -3042,7 +3263,7 @@
       <w:tr>
         <w:tc>
           <w:tcPr>
-            <w:tcW w:type="dxa" w:w="3024"/>
+            <w:tcW w:type="dxa" w:w="2880"/>
             <w:shd w:fill="D9E2F3" w:val="clear"/>
           </w:tcPr>
           <w:p>
@@ -3058,7 +3279,7 @@
         </w:tc>
         <w:tc>
           <w:tcPr>
-            <w:tcW w:type="dxa" w:w="3024"/>
+            <w:tcW w:type="dxa" w:w="2880"/>
             <w:shd w:fill="D9E2F3" w:val="clear"/>
           </w:tcPr>
           <w:p>
@@ -3074,7 +3295,7 @@
         </w:tc>
         <w:tc>
           <w:tcPr>
-            <w:tcW w:type="dxa" w:w="3024"/>
+            <w:tcW w:type="dxa" w:w="2880"/>
             <w:shd w:fill="D9E2F3" w:val="clear"/>
           </w:tcPr>
           <w:p>
@@ -3092,8 +3313,7 @@
       <w:tr>
         <w:tc>
           <w:tcPr>
-            <w:tcW w:type="dxa" w:w="3024"/>
-            <w:shd w:fill="F2F2F2" w:val="clear"/>
+            <w:tcW w:type="dxa" w:w="2880"/>
           </w:tcPr>
           <w:p>
             <w:r/>
@@ -3107,8 +3327,7 @@
         </w:tc>
         <w:tc>
           <w:tcPr>
-            <w:tcW w:type="dxa" w:w="3024"/>
-            <w:shd w:fill="F2F2F2" w:val="clear"/>
+            <w:tcW w:type="dxa" w:w="2880"/>
           </w:tcPr>
           <w:p>
             <w:r/>
@@ -3122,8 +3341,7 @@
         </w:tc>
         <w:tc>
           <w:tcPr>
-            <w:tcW w:type="dxa" w:w="3024"/>
-            <w:shd w:fill="F2F2F2" w:val="clear"/>
+            <w:tcW w:type="dxa" w:w="2880"/>
           </w:tcPr>
           <w:p>
             <w:r/>
@@ -3139,7 +3357,7 @@
       <w:tr>
         <w:tc>
           <w:tcPr>
-            <w:tcW w:type="dxa" w:w="3024"/>
+            <w:tcW w:type="dxa" w:w="2880"/>
           </w:tcPr>
           <w:p>
             <w:r/>
@@ -3153,7 +3371,7 @@
         </w:tc>
         <w:tc>
           <w:tcPr>
-            <w:tcW w:type="dxa" w:w="3024"/>
+            <w:tcW w:type="dxa" w:w="2880"/>
           </w:tcPr>
           <w:p>
             <w:r/>
@@ -3167,7 +3385,7 @@
         </w:tc>
         <w:tc>
           <w:tcPr>
-            <w:tcW w:type="dxa" w:w="3024"/>
+            <w:tcW w:type="dxa" w:w="2880"/>
           </w:tcPr>
           <w:p>
             <w:r/>
@@ -3183,8 +3401,7 @@
       <w:tr>
         <w:tc>
           <w:tcPr>
-            <w:tcW w:type="dxa" w:w="3024"/>
-            <w:shd w:fill="F2F2F2" w:val="clear"/>
+            <w:tcW w:type="dxa" w:w="2880"/>
           </w:tcPr>
           <w:p>
             <w:r/>
@@ -3198,8 +3415,7 @@
         </w:tc>
         <w:tc>
           <w:tcPr>
-            <w:tcW w:type="dxa" w:w="3024"/>
-            <w:shd w:fill="F2F2F2" w:val="clear"/>
+            <w:tcW w:type="dxa" w:w="2880"/>
           </w:tcPr>
           <w:p>
             <w:r/>
@@ -3213,8 +3429,7 @@
         </w:tc>
         <w:tc>
           <w:tcPr>
-            <w:tcW w:type="dxa" w:w="3024"/>
-            <w:shd w:fill="F2F2F2" w:val="clear"/>
+            <w:tcW w:type="dxa" w:w="2880"/>
           </w:tcPr>
           <w:p>
             <w:r/>
@@ -3231,6 +3446,14 @@
     <w:p/>
     <w:p>
       <w:pPr>
+        <w:spacing w:before="120" w:after="120"/>
+        <w:pBdr>
+          <w:bottom w:val="single" w:sz="6" w:space="1" w:color="999999"/>
+        </w:pBdr>
+      </w:pPr>
+    </w:p>
+    <w:p>
+      <w:pPr>
         <w:pStyle w:val="Heading3"/>
       </w:pPr>
       <w:r>
@@ -3299,12 +3522,13 @@
     </w:p>
     <w:p>
       <w:pPr>
-        <w:ind w:left="360"/>
+        <w:pStyle w:val="NoSpacing"/>
+        <w:shd w:fill="F2F2F2" w:val="clear"/>
       </w:pPr>
       <w:r>
         <w:rPr>
-          <w:rFonts w:ascii="Courier New" w:hAnsi="Courier New"/>
-          <w:color w:val="2D2D2D"/>
+          <w:rFonts w:ascii="Consolas" w:hAnsi="Consolas"/>
+          <w:color w:val="333333"/>
           <w:sz w:val="18"/>
         </w:rPr>
         <w:t>记录行为（各模块调用）</w:t>
@@ -3331,7 +3555,53 @@
         <w:t xml:space="preserve">  5. 缓存热度数据供推荐算法使用</w:t>
       </w:r>
     </w:p>
-    <w:p/>
+    <w:p>
+      <w:pPr>
+        <w:jc w:val="center"/>
+      </w:pPr>
+      <w:r>
+        <w:drawing>
+          <wp:inline xmlns:a="http://schemas.openxmlformats.org/drawingml/2006/main" xmlns:pic="http://schemas.openxmlformats.org/drawingml/2006/picture">
+            <wp:extent cx="5029200" cy="5238750"/>
+            <wp:docPr id="8" name="Picture 8"/>
+            <wp:cNvGraphicFramePr>
+              <a:graphicFrameLocks noChangeAspect="1"/>
+            </wp:cNvGraphicFramePr>
+            <a:graphic>
+              <a:graphicData uri="http://schemas.openxmlformats.org/drawingml/2006/picture">
+                <pic:pic>
+                  <pic:nvPicPr>
+                    <pic:cNvPr id="0" name="tmpa03sm2zh.png"/>
+                    <pic:cNvPicPr/>
+                  </pic:nvPicPr>
+                  <pic:blipFill>
+                    <a:blip r:embed="rId16"/>
+                    <a:stretch>
+                      <a:fillRect/>
+                    </a:stretch>
+                  </pic:blipFill>
+                  <pic:spPr>
+                    <a:xfrm>
+                      <a:off x="0" y="0"/>
+                      <a:ext cx="5029200" cy="5238750"/>
+                    </a:xfrm>
+                    <a:prstGeom prst="rect"/>
+                  </pic:spPr>
+                </pic:pic>
+              </a:graphicData>
+            </a:graphic>
+          </wp:inline>
+        </w:drawing>
+      </w:r>
+    </w:p>
+    <w:p>
+      <w:pPr>
+        <w:spacing w:before="120" w:after="120"/>
+        <w:pBdr>
+          <w:bottom w:val="single" w:sz="6" w:space="1" w:color="999999"/>
+        </w:pBdr>
+      </w:pPr>
+    </w:p>
     <w:p>
       <w:pPr>
         <w:pStyle w:val="Heading3"/>
@@ -3364,8 +3634,6 @@
     <w:p>
       <w:pPr>
         <w:pStyle w:val="ListBullet"/>
-        <w:spacing w:after="40" w:before="20"/>
-        <w:ind w:left="360"/>
       </w:pPr>
       <w:r>
         <w:t>猫咪数量 ≤ 100 时，单次计算 ≤ 1s</w:t>
@@ -3374,8 +3642,6 @@
     <w:p>
       <w:pPr>
         <w:pStyle w:val="ListBullet"/>
-        <w:spacing w:after="40" w:before="20"/>
-        <w:ind w:left="360"/>
       </w:pPr>
       <w:r>
         <w:t>特征向量预缓存，避免重复计算</w:t>
@@ -3384,8 +3650,6 @@
     <w:p>
       <w:pPr>
         <w:pStyle w:val="ListBullet"/>
-        <w:spacing w:after="40" w:before="20"/>
-        <w:ind w:left="360"/>
       </w:pPr>
       <w:r>
         <w:t>热度因子每 15 分钟批量刷新</w:t>
@@ -3402,8 +3666,6 @@
     <w:p>
       <w:pPr>
         <w:pStyle w:val="ListBullet"/>
-        <w:spacing w:after="40" w:before="20"/>
-        <w:ind w:left="360"/>
       </w:pPr>
       <w:r>
         <w:t>当前猫咪 ID</w:t>
@@ -3412,8 +3674,6 @@
     <w:p>
       <w:pPr>
         <w:pStyle w:val="ListBullet"/>
-        <w:spacing w:after="40" w:before="20"/>
-        <w:ind w:left="360"/>
       </w:pPr>
       <w:r>
         <w:t>特征来源：cat 表的 colour_tags、personality_tags、location_area、gender</w:t>
@@ -3422,8 +3682,6 @@
     <w:p>
       <w:pPr>
         <w:pStyle w:val="ListBullet"/>
-        <w:spacing w:after="40" w:before="20"/>
-        <w:ind w:left="360"/>
       </w:pPr>
       <w:r>
         <w:t>热度来源：photo_like 表（点赞数）、cat_follow 表（关注数）、cat_rating 表（评分均分）</w:t>
@@ -3452,12 +3710,13 @@
     </w:p>
     <w:p>
       <w:pPr>
-        <w:ind w:left="360"/>
+        <w:pStyle w:val="NoSpacing"/>
+        <w:shd w:fill="F2F2F2" w:val="clear"/>
       </w:pPr>
       <w:r>
         <w:rPr>
-          <w:rFonts w:ascii="Courier New" w:hAnsi="Courier New"/>
-          <w:color w:val="2D2D2D"/>
+          <w:rFonts w:ascii="Consolas" w:hAnsi="Consolas"/>
+          <w:color w:val="333333"/>
           <w:sz w:val="18"/>
         </w:rPr>
         <w:t>算法：CatSimilarityAlgorithm</w:t>
@@ -3473,6 +3732,7 @@
         <w:br/>
         <w:t xml:space="preserve">  allCats = SELECT * FROM cat WHERE id != targetCatId AND status = 'ACTIVE'</w:t>
         <w:br/>
+        <w:t xml:space="preserve">  </w:t>
         <w:br/>
         <w:t xml:space="preserve">  提取 targetCat 特征：</w:t>
         <w:br/>
@@ -3493,7 +3753,7 @@
         <w:br/>
         <w:t xml:space="preserve">  globalLocations = 所有猫咪 location_area 的并集</w:t>
         <w:br/>
-        <w:t xml:space="preserve">  totalDimensions = len(globalColours) + len(globalPersonalities)</w:t>
+        <w:t xml:space="preserve">  totalDimensions = len(globalColours) + len(globalPersonalities) </w:t>
         <w:br/>
         <w:t xml:space="preserve">                    + len(globalLocations) + 3  // 3 = 性别维度数</w:t>
         <w:br/>
@@ -3576,7 +3836,7 @@
         <w:br/>
         <w:t xml:space="preserve">  heatData = QUERY:</w:t>
         <w:br/>
-        <w:t xml:space="preserve">      SELECT</w:t>
+        <w:t xml:space="preserve">      SELECT </w:t>
         <w:br/>
         <w:t xml:space="preserve">          cat_id,</w:t>
         <w:br/>
@@ -3624,11 +3884,11 @@
         <w:br/>
         <w:t xml:space="preserve">  FOR catId IN allCats:</w:t>
         <w:br/>
-        <w:t xml:space="preserve">      finalScores[catId] = α * similarityScores[catId]</w:t>
+        <w:t xml:space="preserve">      finalScores[catId] = α * similarityScores[catId] </w:t>
         <w:br/>
         <w:t xml:space="preserve">                         + β1 * likeNorm[catId]</w:t>
         <w:br/>
-        <w:t xml:space="preserve">                         + β2 * followNorm[catId]</w:t>
+        <w:t xml:space="preserve">                         + β2 * followNorm[catId] </w:t>
         <w:br/>
         <w:t xml:space="preserve">                         + β3 * ratingNorm[catId]</w:t>
         <w:br/>
@@ -3640,7 +3900,45 @@
         <w:t xml:space="preserve">  RETURN sortedCats[0:N]  // 返回 Top-5</w:t>
       </w:r>
     </w:p>
-    <w:p/>
+    <w:p>
+      <w:pPr>
+        <w:jc w:val="center"/>
+      </w:pPr>
+      <w:r>
+        <w:drawing>
+          <wp:inline xmlns:a="http://schemas.openxmlformats.org/drawingml/2006/main" xmlns:pic="http://schemas.openxmlformats.org/drawingml/2006/picture">
+            <wp:extent cx="5029200" cy="6537960"/>
+            <wp:docPr id="9" name="Picture 9"/>
+            <wp:cNvGraphicFramePr>
+              <a:graphicFrameLocks noChangeAspect="1"/>
+            </wp:cNvGraphicFramePr>
+            <a:graphic>
+              <a:graphicData uri="http://schemas.openxmlformats.org/drawingml/2006/picture">
+                <pic:pic>
+                  <pic:nvPicPr>
+                    <pic:cNvPr id="0" name="tmp9zcehvj4.png"/>
+                    <pic:cNvPicPr/>
+                  </pic:nvPicPr>
+                  <pic:blipFill>
+                    <a:blip r:embed="rId17"/>
+                    <a:stretch>
+                      <a:fillRect/>
+                    </a:stretch>
+                  </pic:blipFill>
+                  <pic:spPr>
+                    <a:xfrm>
+                      <a:off x="0" y="0"/>
+                      <a:ext cx="5029200" cy="6537960"/>
+                    </a:xfrm>
+                    <a:prstGeom prst="rect"/>
+                  </pic:spPr>
+                </pic:pic>
+              </a:graphicData>
+            </a:graphic>
+          </wp:inline>
+        </w:drawing>
+      </w:r>
+    </w:p>
     <w:p>
       <w:pPr>
         <w:pStyle w:val="Heading4"/>
@@ -3651,18 +3949,20 @@
     </w:p>
     <w:p>
       <w:pPr>
-        <w:ind w:left="360"/>
+        <w:pStyle w:val="NoSpacing"/>
+        <w:shd w:fill="F2F2F2" w:val="clear"/>
       </w:pPr>
       <w:r>
         <w:rPr>
-          <w:rFonts w:ascii="Courier New" w:hAnsi="Courier New"/>
-          <w:color w:val="2D2D2D"/>
+          <w:rFonts w:ascii="Consolas" w:hAnsi="Consolas"/>
+          <w:color w:val="333333"/>
           <w:sz w:val="18"/>
         </w:rPr>
         <w:t>@Service</w:t>
         <w:br/>
         <w:t>public class CatSimilarityAlgorithm {</w:t>
         <w:br/>
+        <w:t xml:space="preserve">    </w:t>
         <w:br/>
         <w:t xml:space="preserve">    @Autowired private CatRepository catRepository;</w:t>
         <w:br/>
@@ -3672,6 +3972,7 @@
         <w:br/>
         <w:t xml:space="preserve">    @Autowired private CatRatingRepository catRatingRepository;</w:t>
         <w:br/>
+        <w:t xml:space="preserve">    </w:t>
         <w:br/>
         <w:t xml:space="preserve">    public List&lt;RecommendResult&gt; recommend(Long targetCatId, int topN) {</w:t>
         <w:br/>
@@ -3681,16 +3982,19 @@
         <w:br/>
         <w:t xml:space="preserve">        List&lt;Cat&gt; allCats = catRepository.findByStatus("ACTIVE");</w:t>
         <w:br/>
+        <w:t xml:space="preserve">        </w:t>
         <w:br/>
         <w:t xml:space="preserve">        // 2. 构建特征词典</w:t>
         <w:br/>
         <w:t xml:space="preserve">        FeatureDictionary dict = buildDictionary(allCats);</w:t>
         <w:br/>
+        <w:t xml:space="preserve">        </w:t>
         <w:br/>
         <w:t xml:space="preserve">        // 3. 向量化目标猫咪</w:t>
         <w:br/>
         <w:t xml:space="preserve">        double[] targetVector = encode(target, dict);</w:t>
         <w:br/>
+        <w:t xml:space="preserve">        </w:t>
         <w:br/>
         <w:t xml:space="preserve">        // 4. 计算相似度</w:t>
         <w:br/>
@@ -3706,11 +4010,13 @@
         <w:br/>
         <w:t xml:space="preserve">        }</w:t>
         <w:br/>
+        <w:t xml:space="preserve">        </w:t>
         <w:br/>
         <w:t xml:space="preserve">        // 5. 融合热度因子</w:t>
         <w:br/>
         <w:t xml:space="preserve">        Map&lt;Long, Double&gt; finalScores = fuseHeatFactors(simScores, allCats);</w:t>
         <w:br/>
+        <w:t xml:space="preserve">        </w:t>
         <w:br/>
         <w:t xml:space="preserve">        // 6. 排序取 Top-N</w:t>
         <w:br/>
@@ -3729,7 +4035,6 @@
         <w:t>}</w:t>
       </w:r>
     </w:p>
-    <w:p/>
     <w:p>
       <w:pPr>
         <w:pStyle w:val="Heading4"/>
@@ -3740,17 +4045,10 @@
     </w:p>
     <w:tbl>
       <w:tblPr>
+        <w:tblStyle w:val="TableGrid"/>
         <w:tblW w:type="auto" w:w="0"/>
         <w:jc w:val="center"/>
         <w:tblLook w:firstColumn="1" w:firstRow="1" w:lastColumn="0" w:lastRow="0" w:noHBand="0" w:noVBand="1" w:val="04A0"/>
-        <w:tblBorders>
-          <w:top w:val="single" w:sz="4" w:space="0" w:color="000000"/>
-          <w:left w:val="single" w:sz="4" w:space="0" w:color="000000"/>
-          <w:bottom w:val="single" w:sz="4" w:space="0" w:color="000000"/>
-          <w:right w:val="single" w:sz="4" w:space="0" w:color="000000"/>
-          <w:insideH w:val="single" w:sz="4" w:space="0" w:color="000000"/>
-          <w:insideV w:val="single" w:sz="4" w:space="0" w:color="000000"/>
-        </w:tblBorders>
       </w:tblPr>
       <w:tblGrid>
         <w:gridCol w:w="2160"/>
@@ -3761,7 +4059,7 @@
       <w:tr>
         <w:tc>
           <w:tcPr>
-            <w:tcW w:type="dxa" w:w="2268"/>
+            <w:tcW w:type="dxa" w:w="2160"/>
             <w:shd w:fill="D9E2F3" w:val="clear"/>
           </w:tcPr>
           <w:p>
@@ -3777,7 +4075,7 @@
         </w:tc>
         <w:tc>
           <w:tcPr>
-            <w:tcW w:type="dxa" w:w="2268"/>
+            <w:tcW w:type="dxa" w:w="2160"/>
             <w:shd w:fill="D9E2F3" w:val="clear"/>
           </w:tcPr>
           <w:p>
@@ -3793,7 +4091,7 @@
         </w:tc>
         <w:tc>
           <w:tcPr>
-            <w:tcW w:type="dxa" w:w="2268"/>
+            <w:tcW w:type="dxa" w:w="2160"/>
             <w:shd w:fill="D9E2F3" w:val="clear"/>
           </w:tcPr>
           <w:p>
@@ -3809,7 +4107,7 @@
         </w:tc>
         <w:tc>
           <w:tcPr>
-            <w:tcW w:type="dxa" w:w="2268"/>
+            <w:tcW w:type="dxa" w:w="2160"/>
             <w:shd w:fill="D9E2F3" w:val="clear"/>
           </w:tcPr>
           <w:p>
@@ -3827,8 +4125,7 @@
       <w:tr>
         <w:tc>
           <w:tcPr>
-            <w:tcW w:type="dxa" w:w="2268"/>
-            <w:shd w:fill="F2F2F2" w:val="clear"/>
+            <w:tcW w:type="dxa" w:w="2160"/>
           </w:tcPr>
           <w:p>
             <w:r/>
@@ -3842,8 +4139,7 @@
         </w:tc>
         <w:tc>
           <w:tcPr>
-            <w:tcW w:type="dxa" w:w="2268"/>
-            <w:shd w:fill="F2F2F2" w:val="clear"/>
+            <w:tcW w:type="dxa" w:w="2160"/>
           </w:tcPr>
           <w:p>
             <w:r/>
@@ -3857,8 +4153,7 @@
         </w:tc>
         <w:tc>
           <w:tcPr>
-            <w:tcW w:type="dxa" w:w="2268"/>
-            <w:shd w:fill="F2F2F2" w:val="clear"/>
+            <w:tcW w:type="dxa" w:w="2160"/>
           </w:tcPr>
           <w:p>
             <w:r/>
@@ -3872,8 +4167,7 @@
         </w:tc>
         <w:tc>
           <w:tcPr>
-            <w:tcW w:type="dxa" w:w="2268"/>
-            <w:shd w:fill="F2F2F2" w:val="clear"/>
+            <w:tcW w:type="dxa" w:w="2160"/>
           </w:tcPr>
           <w:p>
             <w:r/>
@@ -3900,12 +4194,13 @@
     </w:p>
     <w:p>
       <w:pPr>
-        <w:ind w:left="360"/>
+        <w:pStyle w:val="NoSpacing"/>
+        <w:shd w:fill="F2F2F2" w:val="clear"/>
       </w:pPr>
       <w:r>
         <w:rPr>
-          <w:rFonts w:ascii="Courier New" w:hAnsi="Courier New"/>
-          <w:color w:val="2D2D2D"/>
+          <w:rFonts w:ascii="Consolas" w:hAnsi="Consolas"/>
+          <w:color w:val="333333"/>
           <w:sz w:val="18"/>
         </w:rPr>
         <w:t>{</w:t>
@@ -3931,7 +4226,6 @@
         <w:t>}</w:t>
       </w:r>
     </w:p>
-    <w:p/>
     <w:p>
       <w:pPr>
         <w:pStyle w:val="Heading4"/>
@@ -3943,8 +4237,6 @@
     <w:p>
       <w:pPr>
         <w:pStyle w:val="ListBullet"/>
-        <w:spacing w:after="40" w:before="20"/>
-        <w:ind w:left="360"/>
       </w:pPr>
       <w:r>
         <w:t>算法仅适用于活跃猫咪（status = ACTIVE）</w:t>
@@ -3953,8 +4245,6 @@
     <w:p>
       <w:pPr>
         <w:pStyle w:val="ListBullet"/>
-        <w:spacing w:after="40" w:before="20"/>
-        <w:ind w:left="360"/>
       </w:pPr>
       <w:r>
         <w:t>特征维度随猫咪数量增加，需控制词典大小</w:t>
@@ -3963,8 +4253,6 @@
     <w:p>
       <w:pPr>
         <w:pStyle w:val="ListBullet"/>
-        <w:spacing w:after="40" w:before="20"/>
-        <w:ind w:left="360"/>
       </w:pPr>
       <w:r>
         <w:t>热度因子缓存每 15 分钟刷新，非实时数据</w:t>
@@ -3981,8 +4269,6 @@
     <w:p>
       <w:pPr>
         <w:pStyle w:val="ListBullet"/>
-        <w:spacing w:after="40" w:before="20"/>
-        <w:ind w:left="360"/>
       </w:pPr>
       <w:r>
         <w:t>相同特征猫咪应获得高相似度分数</w:t>
@@ -3991,8 +4277,6 @@
     <w:p>
       <w:pPr>
         <w:pStyle w:val="ListBullet"/>
-        <w:spacing w:after="40" w:before="20"/>
-        <w:ind w:left="360"/>
       </w:pPr>
       <w:r>
         <w:t>多热度因子加权后排序应合理</w:t>
@@ -4001,8 +4285,6 @@
     <w:p>
       <w:pPr>
         <w:pStyle w:val="ListBullet"/>
-        <w:spacing w:after="40" w:before="20"/>
-        <w:ind w:left="360"/>
       </w:pPr>
       <w:r>
         <w:t>边界情况：仅有一只猫时返回空列表</w:t>
@@ -4011,12 +4293,18 @@
     <w:p>
       <w:pPr>
         <w:pStyle w:val="ListBullet"/>
-        <w:spacing w:after="40" w:before="20"/>
-        <w:ind w:left="360"/>
       </w:pPr>
       <w:r>
         <w:t>性能测试：50+ 猫咪时计算时间 ≤ 1s</w:t>
       </w:r>
+    </w:p>
+    <w:p>
+      <w:pPr>
+        <w:spacing w:before="120" w:after="120"/>
+        <w:pBdr>
+          <w:bottom w:val="single" w:sz="6" w:space="1" w:color="999999"/>
+        </w:pBdr>
+      </w:pPr>
     </w:p>
     <w:p>
       <w:pPr>
@@ -4051,78 +4339,90 @@
     <w:p>
       <w:pPr>
         <w:pStyle w:val="ListBullet"/>
-        <w:spacing w:after="40" w:before="20"/>
-        <w:ind w:left="360"/>
-      </w:pPr>
+      </w:pPr>
+      <w:r/>
       <w:r>
         <w:rPr>
           <w:b/>
         </w:rPr>
+        <w:t>底色：</w:t>
+      </w:r>
+      <w:r>
         <w:t xml:space="preserve"> 深黑 `#050505`，营造沉浸感</w:t>
       </w:r>
     </w:p>
     <w:p>
       <w:pPr>
         <w:pStyle w:val="ListBullet"/>
-        <w:spacing w:after="40" w:before="20"/>
-        <w:ind w:left="360"/>
-      </w:pPr>
+      </w:pPr>
+      <w:r/>
       <w:r>
         <w:rPr>
           <w:b/>
         </w:rPr>
+        <w:t>点缀色：</w:t>
+      </w:r>
+      <w:r>
         <w:t xml:space="preserve"> 琥珀金 `#f59e0b`，温暖且与猫咪主题契合</w:t>
       </w:r>
     </w:p>
     <w:p>
       <w:pPr>
         <w:pStyle w:val="ListBullet"/>
-        <w:spacing w:after="40" w:before="20"/>
-        <w:ind w:left="360"/>
-      </w:pPr>
+      </w:pPr>
+      <w:r/>
       <w:r>
         <w:rPr>
           <w:b/>
         </w:rPr>
+        <w:t>字体：</w:t>
+      </w:r>
+      <w:r>
         <w:t xml:space="preserve"> Plus Jakarta Sans（标题）+ Inter（正文）</w:t>
       </w:r>
     </w:p>
     <w:p>
       <w:pPr>
         <w:pStyle w:val="ListBullet"/>
-        <w:spacing w:after="40" w:before="20"/>
-        <w:ind w:left="360"/>
-      </w:pPr>
+      </w:pPr>
+      <w:r/>
       <w:r>
         <w:rPr>
           <w:b/>
         </w:rPr>
+        <w:t>卡片：</w:t>
+      </w:r>
+      <w:r>
         <w:t xml:space="preserve"> 双层嵌套（Double-Bezel）+ 玻璃拟态（backdrop-blur）</w:t>
       </w:r>
     </w:p>
     <w:p>
       <w:pPr>
         <w:pStyle w:val="ListBullet"/>
-        <w:spacing w:after="40" w:before="20"/>
-        <w:ind w:left="360"/>
-      </w:pPr>
+      </w:pPr>
+      <w:r/>
       <w:r>
         <w:rPr>
           <w:b/>
         </w:rPr>
+        <w:t>动效：</w:t>
+      </w:r>
+      <w:r>
         <w:t xml:space="preserve"> 自定义 cubic-bezier 弹性曲线，滚动渐入动画</w:t>
       </w:r>
     </w:p>
     <w:p>
       <w:pPr>
         <w:pStyle w:val="ListBullet"/>
-        <w:spacing w:after="40" w:before="20"/>
-        <w:ind w:left="360"/>
-      </w:pPr>
+      </w:pPr>
+      <w:r/>
       <w:r>
         <w:rPr>
           <w:b/>
         </w:rPr>
+        <w:t>布局：</w:t>
+      </w:r>
+      <w:r>
         <w:t xml:space="preserve"> Bento 错落网格 + 大留白</w:t>
       </w:r>
     </w:p>
@@ -4136,17 +4436,10 @@
     </w:p>
     <w:tbl>
       <w:tblPr>
+        <w:tblStyle w:val="TableGrid"/>
         <w:tblW w:type="auto" w:w="0"/>
         <w:jc w:val="center"/>
         <w:tblLook w:firstColumn="1" w:firstRow="1" w:lastColumn="0" w:lastRow="0" w:noHBand="0" w:noVBand="1" w:val="04A0"/>
-        <w:tblBorders>
-          <w:top w:val="single" w:sz="4" w:space="0" w:color="000000"/>
-          <w:left w:val="single" w:sz="4" w:space="0" w:color="000000"/>
-          <w:bottom w:val="single" w:sz="4" w:space="0" w:color="000000"/>
-          <w:right w:val="single" w:sz="4" w:space="0" w:color="000000"/>
-          <w:insideH w:val="single" w:sz="4" w:space="0" w:color="000000"/>
-          <w:insideV w:val="single" w:sz="4" w:space="0" w:color="000000"/>
-        </w:tblBorders>
       </w:tblPr>
       <w:tblGrid>
         <w:gridCol w:w="2880"/>
@@ -4156,7 +4449,7 @@
       <w:tr>
         <w:tc>
           <w:tcPr>
-            <w:tcW w:type="dxa" w:w="3024"/>
+            <w:tcW w:type="dxa" w:w="2880"/>
             <w:shd w:fill="D9E2F3" w:val="clear"/>
           </w:tcPr>
           <w:p>
@@ -4172,7 +4465,7 @@
         </w:tc>
         <w:tc>
           <w:tcPr>
-            <w:tcW w:type="dxa" w:w="3024"/>
+            <w:tcW w:type="dxa" w:w="2880"/>
             <w:shd w:fill="D9E2F3" w:val="clear"/>
           </w:tcPr>
           <w:p>
@@ -4188,7 +4481,7 @@
         </w:tc>
         <w:tc>
           <w:tcPr>
-            <w:tcW w:type="dxa" w:w="3024"/>
+            <w:tcW w:type="dxa" w:w="2880"/>
             <w:shd w:fill="D9E2F3" w:val="clear"/>
           </w:tcPr>
           <w:p>
@@ -4206,8 +4499,7 @@
       <w:tr>
         <w:tc>
           <w:tcPr>
-            <w:tcW w:type="dxa" w:w="3024"/>
-            <w:shd w:fill="F2F2F2" w:val="clear"/>
+            <w:tcW w:type="dxa" w:w="2880"/>
           </w:tcPr>
           <w:p>
             <w:r/>
@@ -4221,8 +4513,7 @@
         </w:tc>
         <w:tc>
           <w:tcPr>
-            <w:tcW w:type="dxa" w:w="3024"/>
-            <w:shd w:fill="F2F2F2" w:val="clear"/>
+            <w:tcW w:type="dxa" w:w="2880"/>
           </w:tcPr>
           <w:p>
             <w:r/>
@@ -4236,8 +4527,7 @@
         </w:tc>
         <w:tc>
           <w:tcPr>
-            <w:tcW w:type="dxa" w:w="3024"/>
-            <w:shd w:fill="F2F2F2" w:val="clear"/>
+            <w:tcW w:type="dxa" w:w="2880"/>
           </w:tcPr>
           <w:p>
             <w:r/>
@@ -4253,7 +4543,7 @@
       <w:tr>
         <w:tc>
           <w:tcPr>
-            <w:tcW w:type="dxa" w:w="3024"/>
+            <w:tcW w:type="dxa" w:w="2880"/>
           </w:tcPr>
           <w:p>
             <w:r/>
@@ -4267,7 +4557,7 @@
         </w:tc>
         <w:tc>
           <w:tcPr>
-            <w:tcW w:type="dxa" w:w="3024"/>
+            <w:tcW w:type="dxa" w:w="2880"/>
           </w:tcPr>
           <w:p>
             <w:r/>
@@ -4281,7 +4571,7 @@
         </w:tc>
         <w:tc>
           <w:tcPr>
-            <w:tcW w:type="dxa" w:w="3024"/>
+            <w:tcW w:type="dxa" w:w="2880"/>
           </w:tcPr>
           <w:p>
             <w:r/>
@@ -4297,8 +4587,7 @@
       <w:tr>
         <w:tc>
           <w:tcPr>
-            <w:tcW w:type="dxa" w:w="3024"/>
-            <w:shd w:fill="F2F2F2" w:val="clear"/>
+            <w:tcW w:type="dxa" w:w="2880"/>
           </w:tcPr>
           <w:p>
             <w:r/>
@@ -4312,8 +4601,7 @@
         </w:tc>
         <w:tc>
           <w:tcPr>
-            <w:tcW w:type="dxa" w:w="3024"/>
-            <w:shd w:fill="F2F2F2" w:val="clear"/>
+            <w:tcW w:type="dxa" w:w="2880"/>
           </w:tcPr>
           <w:p>
             <w:r/>
@@ -4327,8 +4615,7 @@
         </w:tc>
         <w:tc>
           <w:tcPr>
-            <w:tcW w:type="dxa" w:w="3024"/>
-            <w:shd w:fill="F2F2F2" w:val="clear"/>
+            <w:tcW w:type="dxa" w:w="2880"/>
           </w:tcPr>
           <w:p>
             <w:r/>
@@ -4344,7 +4631,7 @@
       <w:tr>
         <w:tc>
           <w:tcPr>
-            <w:tcW w:type="dxa" w:w="3024"/>
+            <w:tcW w:type="dxa" w:w="2880"/>
           </w:tcPr>
           <w:p>
             <w:r/>
@@ -4358,7 +4645,7 @@
         </w:tc>
         <w:tc>
           <w:tcPr>
-            <w:tcW w:type="dxa" w:w="3024"/>
+            <w:tcW w:type="dxa" w:w="2880"/>
           </w:tcPr>
           <w:p>
             <w:r/>
@@ -4372,7 +4659,7 @@
         </w:tc>
         <w:tc>
           <w:tcPr>
-            <w:tcW w:type="dxa" w:w="3024"/>
+            <w:tcW w:type="dxa" w:w="2880"/>
           </w:tcPr>
           <w:p>
             <w:r/>
@@ -4407,14 +4694,123 @@
     </w:p>
     <w:p>
       <w:pPr>
-        <w:ind w:left="360"/>
+        <w:pStyle w:val="NoSpacing"/>
+        <w:shd w:fill="F2F2F2" w:val="clear"/>
+      </w:pPr>
+      <w:r>
+        <w:rPr>
+          <w:rFonts w:ascii="Consolas" w:hAnsi="Consolas"/>
+          <w:color w:val="333333"/>
+          <w:sz w:val="18"/>
+        </w:rPr>
+        <w:t>┌─────────────────────────────────────────────┐</w:t>
+        <w:br/>
+        <w:t>│  [浮动玻璃导航栏]  🐱 南信猫友记  猫咪 搜索 关于 │</w:t>
+        <w:br/>
+        <w:t>├─────────────────────────────────────────────┤</w:t>
+        <w:br/>
+        <w:t>│                                             │</w:t>
+        <w:br/>
+        <w:t>│    校园里的猫邻居                              │</w:t>
+        <w:br/>
+        <w:t>│    记录每一只在南信大生活过的猫咪               │</w:t>
+        <w:br/>
+        <w:t>│                                             │</w:t>
+        <w:br/>
+        <w:t>│  [🐱在校] [🏠待领养] [🔍失踪] [🌈喵星]         │</w:t>
+        <w:br/>
+        <w:t>│  12 只猫咪                                    │</w:t>
+        <w:br/>
+        <w:t>│                                             │</w:t>
+        <w:br/>
+        <w:t>│  ┌─────────┐  ┌──────┐  ┌─────────┐         │</w:t>
+        <w:br/>
+        <w:t>│  │  橘座    │  │ 小黑 │  │  花卷   │         │</w:t>
+        <w:br/>
+        <w:t>│  │  🟢在校  │  │ 🟢在校│  │  🟢在校 │         │</w:t>
+        <w:br/>
+        <w:t>│  │  中苑·♂  │  │ 西苑·♀│  │  东苑·♂ │         │</w:t>
+        <w:br/>
+        <w:t>│  └─────────┘  └──────┘  └─────────┘         │</w:t>
+        <w:br/>
+        <w:t>│  ┌──────┐  ┌─────────┐  ┌──────┐            │</w:t>
+        <w:br/>
+        <w:t>│  │ 雪球  │  │  大橘   │  │ 阿福  │            │</w:t>
+        <w:br/>
+        <w:t>│  │ 🟢在校│  │  🟢在校 │  │ 🟢在校│            │</w:t>
+        <w:br/>
+        <w:t>│  └──────┘  └─────────┘  └──────┘            │</w:t>
+        <w:br/>
+        <w:t>│                                             │</w:t>
+        <w:br/>
+        <w:t>│            [ 加载更多 ]                       │</w:t>
+        <w:br/>
+        <w:t>├─────────────────────────────────────────────┤</w:t>
+        <w:br/>
+        <w:t>│  南信猫友记 © 2025                           │</w:t>
+        <w:br/>
+        <w:t>└─────────────────────────────────────────────┘</w:t>
+      </w:r>
+    </w:p>
+    <w:p>
+      <w:r/>
+      <w:r>
+        <w:rPr>
+          <w:b/>
+        </w:rPr>
+        <w:t>说明：</w:t>
+      </w:r>
+      <w:r/>
+    </w:p>
+    <w:p>
+      <w:pPr>
+        <w:pStyle w:val="ListBullet"/>
+      </w:pPr>
+      <w:r>
+        <w:t>顶部 Hero 区展示项目标题和简介</w:t>
+      </w:r>
+    </w:p>
+    <w:p>
+      <w:pPr>
+        <w:pStyle w:val="ListBullet"/>
+      </w:pPr>
+      <w:r>
+        <w:t>状态 Tab 栏采用药丸形按钮，支持横向滚动</w:t>
+      </w:r>
+    </w:p>
+    <w:p>
+      <w:pPr>
+        <w:pStyle w:val="ListBullet"/>
+      </w:pPr>
+      <w:r>
+        <w:t>猫咪卡片采用 4 列 Bento Grid，卡片尺寸交替变化（2×2、2×1、1×1、1×2）</w:t>
+      </w:r>
+    </w:p>
+    <w:p>
+      <w:pPr>
+        <w:pStyle w:val="ListBullet"/>
+      </w:pPr>
+      <w:r>
+        <w:t>每张卡片包含渐变色背景占位、猫咪名、状态标签、位置和性别信息</w:t>
+      </w:r>
+    </w:p>
+    <w:p>
+      <w:pPr>
+        <w:pStyle w:val="ListBullet"/>
+      </w:pPr>
+      <w:r>
+        <w:t>移动端降级为单列布局</w:t>
+      </w:r>
+    </w:p>
+    <w:p>
+      <w:pPr>
         <w:jc w:val="center"/>
       </w:pPr>
       <w:r>
         <w:drawing>
           <wp:inline xmlns:a="http://schemas.openxmlformats.org/drawingml/2006/main" xmlns:pic="http://schemas.openxmlformats.org/drawingml/2006/picture">
             <wp:extent cx="5029200" cy="2769618"/>
-            <wp:docPr id="1" name="Picture 1"/>
+            <wp:docPr id="10" name="Picture 10"/>
             <wp:cNvGraphicFramePr>
               <a:graphicFrameLocks noChangeAspect="1"/>
             </wp:cNvGraphicFramePr>
@@ -4426,7 +4822,7 @@
                     <pic:cNvPicPr/>
                   </pic:nvPicPr>
                   <pic:blipFill>
-                    <a:blip r:embed="rId9"/>
+                    <a:blip r:embed="rId18"/>
                     <a:stretch>
                       <a:fillRect/>
                     </a:stretch>
@@ -4447,78 +4843,6 @@
     </w:p>
     <w:p>
       <w:pPr>
-        <w:jc w:val="center"/>
-      </w:pPr>
-      <w:r>
-        <w:rPr>
-          <w:i/>
-          <w:sz w:val="18"/>
-        </w:rPr>
-        <w:t>图：主页 实际界面</w:t>
-      </w:r>
-    </w:p>
-    <w:p>
-      <w:r/>
-      <w:r>
-        <w:rPr>
-          <w:b/>
-        </w:rPr>
-        <w:t>说明：</w:t>
-      </w:r>
-      <w:r/>
-    </w:p>
-    <w:p>
-      <w:pPr>
-        <w:pStyle w:val="ListBullet"/>
-        <w:spacing w:after="40" w:before="20"/>
-        <w:ind w:left="360"/>
-      </w:pPr>
-      <w:r>
-        <w:t>顶部 Hero 区展示项目标题和简介</w:t>
-      </w:r>
-    </w:p>
-    <w:p>
-      <w:pPr>
-        <w:pStyle w:val="ListBullet"/>
-        <w:spacing w:after="40" w:before="20"/>
-        <w:ind w:left="360"/>
-      </w:pPr>
-      <w:r>
-        <w:t>状态 Tab 栏采用药丸形按钮，支持横向滚动</w:t>
-      </w:r>
-    </w:p>
-    <w:p>
-      <w:pPr>
-        <w:pStyle w:val="ListBullet"/>
-        <w:spacing w:after="40" w:before="20"/>
-        <w:ind w:left="360"/>
-      </w:pPr>
-      <w:r>
-        <w:t>猫咪卡片采用 4 列 Bento Grid，卡片尺寸交替变化（2×2、2×1、1×1、1×2）</w:t>
-      </w:r>
-    </w:p>
-    <w:p>
-      <w:pPr>
-        <w:pStyle w:val="ListBullet"/>
-        <w:spacing w:after="40" w:before="20"/>
-        <w:ind w:left="360"/>
-      </w:pPr>
-      <w:r>
-        <w:t>每张卡片包含渐变色背景占位、猫咪名、状态标签、位置和性别信息</w:t>
-      </w:r>
-    </w:p>
-    <w:p>
-      <w:pPr>
-        <w:pStyle w:val="ListBullet"/>
-        <w:spacing w:after="40" w:before="20"/>
-        <w:ind w:left="360"/>
-      </w:pPr>
-      <w:r>
-        <w:t>移动端降级为单列布局</w:t>
-      </w:r>
-    </w:p>
-    <w:p>
-      <w:pPr>
         <w:pStyle w:val="Heading3"/>
       </w:pPr>
       <w:r>
@@ -4537,14 +4861,127 @@
     </w:p>
     <w:p>
       <w:pPr>
-        <w:ind w:left="360"/>
+        <w:pStyle w:val="NoSpacing"/>
+        <w:shd w:fill="F2F2F2" w:val="clear"/>
+      </w:pPr>
+      <w:r>
+        <w:rPr>
+          <w:rFonts w:ascii="Consolas" w:hAnsi="Consolas"/>
+          <w:color w:val="333333"/>
+          <w:sz w:val="18"/>
+        </w:rPr>
+        <w:t>┌──────────────────────────────────────┬──────────┐</w:t>
+        <w:br/>
+        <w:t>│  [照片轮播 ← ● ● ● →]               │ 相似猫咪  │</w:t>
+        <w:br/>
+        <w:t>│                                      │  ─────── │</w:t>
+        <w:br/>
+        <w:t>│        🐱  "晒太阳的橘座"              │  大橘     │</w:t>
+        <w:br/>
+        <w:t>│                                      │  花卷     │</w:t>
+        <w:br/>
+        <w:t>│                                      │  雪球     │</w:t>
+        <w:br/>
+        <w:t>├──────────────────────────────────────┴──────────┤</w:t>
+        <w:br/>
+        <w:t>│  橘座  胖橘  🟢在校                              │</w:t>
+        <w:br/>
+        <w:t>│  42  28  4.5                                     │</w:t>
+        <w:br/>
+        <w:t>│  点赞  关注 评分                                   │</w:t>
+        <w:br/>
+        <w:t>│                                                  │</w:t>
+        <w:br/>
+        <w:t>│  性别: 男孩  │ 出生: 2020  │ 体重: 6.5kg          │</w:t>
+        <w:br/>
+        <w:t>│  毛色: 橘色  │ 绝育: 已绝育│ 位置: 中苑            │</w:t>
+        <w:br/>
+        <w:t>│                                                  │</w:t>
+        <w:br/>
+        <w:t>│  性格                                            │</w:t>
+        <w:br/>
+        <w:t>│  [亲人] [可抱] [贪吃]                               │</w:t>
+        <w:br/>
+        <w:t>│  非常亲人的大橘猫...                                │</w:t>
+        <w:br/>
+        <w:t>│                                                  │</w:t>
+        <w:br/>
+        <w:t>│  [关注]    ★★★★☆                                 │</w:t>
+        <w:br/>
+        <w:t>│                                                  │</w:t>
+        <w:br/>
+        <w:t>│  留言                                            │</w:t>
+        <w:br/>
+        <w:t>│  [________________________] [发送]                │</w:t>
+        <w:br/>
+        <w:t>│  猫奴一号 · 2025-06-15                            │</w:t>
+        <w:br/>
+        <w:t>│  今天在中苑看到它了！                              │</w:t>
+        <w:br/>
+        <w:t>│                                                  │</w:t>
+        <w:br/>
+        <w:t>└──────────────────────────────────────────────────┘</w:t>
+      </w:r>
+    </w:p>
+    <w:p>
+      <w:r/>
+      <w:r>
+        <w:rPr>
+          <w:b/>
+        </w:rPr>
+        <w:t>说明：</w:t>
+      </w:r>
+      <w:r/>
+    </w:p>
+    <w:p>
+      <w:pPr>
+        <w:pStyle w:val="ListBullet"/>
+      </w:pPr>
+      <w:r>
+        <w:t>照片轮播占据页面顶部约 65vh，支持左右箭头切换和底部圆点指示</w:t>
+      </w:r>
+    </w:p>
+    <w:p>
+      <w:pPr>
+        <w:pStyle w:val="ListBullet"/>
+      </w:pPr>
+      <w:r>
+        <w:t>台式机右侧固定侧栏展示相似猫咪推荐（调用 P6 算法）</w:t>
+      </w:r>
+    </w:p>
+    <w:p>
+      <w:pPr>
+        <w:pStyle w:val="ListBullet"/>
+      </w:pPr>
+      <w:r>
+        <w:t>猫咪信息区包含统计数字、属性表格、性格标签、互动按钮</w:t>
+      </w:r>
+    </w:p>
+    <w:p>
+      <w:pPr>
+        <w:pStyle w:val="ListBullet"/>
+      </w:pPr>
+      <w:r>
+        <w:t>留言区支持即时输入和发送，评论按时间倒序排列</w:t>
+      </w:r>
+    </w:p>
+    <w:p>
+      <w:pPr>
+        <w:pStyle w:val="ListBullet"/>
+      </w:pPr>
+      <w:r>
+        <w:t>移动端 1024px 以下右侧推荐栏并入主内容流</w:t>
+      </w:r>
+    </w:p>
+    <w:p>
+      <w:pPr>
         <w:jc w:val="center"/>
       </w:pPr>
       <w:r>
         <w:drawing>
           <wp:inline xmlns:a="http://schemas.openxmlformats.org/drawingml/2006/main" xmlns:pic="http://schemas.openxmlformats.org/drawingml/2006/picture">
             <wp:extent cx="5029200" cy="3487119"/>
-            <wp:docPr id="2" name="Picture 2"/>
+            <wp:docPr id="11" name="Picture 11"/>
             <wp:cNvGraphicFramePr>
               <a:graphicFrameLocks noChangeAspect="1"/>
             </wp:cNvGraphicFramePr>
@@ -4556,7 +4993,7 @@
                     <pic:cNvPicPr/>
                   </pic:nvPicPr>
                   <pic:blipFill>
-                    <a:blip r:embed="rId10"/>
+                    <a:blip r:embed="rId19"/>
                     <a:stretch>
                       <a:fillRect/>
                     </a:stretch>
@@ -4577,78 +5014,6 @@
     </w:p>
     <w:p>
       <w:pPr>
-        <w:jc w:val="center"/>
-      </w:pPr>
-      <w:r>
-        <w:rPr>
-          <w:i/>
-          <w:sz w:val="18"/>
-        </w:rPr>
-        <w:t>图：猫咪详情 实际界面</w:t>
-      </w:r>
-    </w:p>
-    <w:p>
-      <w:r/>
-      <w:r>
-        <w:rPr>
-          <w:b/>
-        </w:rPr>
-        <w:t>说明：</w:t>
-      </w:r>
-      <w:r/>
-    </w:p>
-    <w:p>
-      <w:pPr>
-        <w:pStyle w:val="ListBullet"/>
-        <w:spacing w:after="40" w:before="20"/>
-        <w:ind w:left="360"/>
-      </w:pPr>
-      <w:r>
-        <w:t>照片轮播占据页面顶部约 65vh，支持左右箭头切换和底部圆点指示</w:t>
-      </w:r>
-    </w:p>
-    <w:p>
-      <w:pPr>
-        <w:pStyle w:val="ListBullet"/>
-        <w:spacing w:after="40" w:before="20"/>
-        <w:ind w:left="360"/>
-      </w:pPr>
-      <w:r>
-        <w:t>台式机右侧固定侧栏展示相似猫咪推荐（调用 P6 算法）</w:t>
-      </w:r>
-    </w:p>
-    <w:p>
-      <w:pPr>
-        <w:pStyle w:val="ListBullet"/>
-        <w:spacing w:after="40" w:before="20"/>
-        <w:ind w:left="360"/>
-      </w:pPr>
-      <w:r>
-        <w:t>猫咪信息区包含统计数字、属性表格、性格标签、互动按钮</w:t>
-      </w:r>
-    </w:p>
-    <w:p>
-      <w:pPr>
-        <w:pStyle w:val="ListBullet"/>
-        <w:spacing w:after="40" w:before="20"/>
-        <w:ind w:left="360"/>
-      </w:pPr>
-      <w:r>
-        <w:t>留言区支持即时输入和发送，评论按时间倒序排列</w:t>
-      </w:r>
-    </w:p>
-    <w:p>
-      <w:pPr>
-        <w:pStyle w:val="ListBullet"/>
-        <w:spacing w:after="40" w:before="20"/>
-        <w:ind w:left="360"/>
-      </w:pPr>
-      <w:r>
-        <w:t>移动端 1024px 以下右侧推荐栏并入主内容流</w:t>
-      </w:r>
-    </w:p>
-    <w:p>
-      <w:pPr>
         <w:pStyle w:val="Heading3"/>
       </w:pPr>
       <w:r>
@@ -4668,8 +5033,6 @@
     <w:p>
       <w:pPr>
         <w:pStyle w:val="ListBullet"/>
-        <w:spacing w:after="40" w:before="20"/>
-        <w:ind w:left="360"/>
       </w:pPr>
       <w:r>
         <w:t>位置：固定顶部居中，`border-radius: 999px` 药丸形状</w:t>
@@ -4678,8 +5041,6 @@
     <w:p>
       <w:pPr>
         <w:pStyle w:val="ListBullet"/>
-        <w:spacing w:after="40" w:before="20"/>
-        <w:ind w:left="360"/>
       </w:pPr>
       <w:r>
         <w:t>样式：`backdrop-filter: blur(24px)` 玻璃效果</w:t>
@@ -4688,8 +5049,6 @@
     <w:p>
       <w:pPr>
         <w:pStyle w:val="ListBullet"/>
-        <w:spacing w:after="40" w:before="20"/>
-        <w:ind w:left="360"/>
       </w:pPr>
       <w:r>
         <w:t>品牌：左侧 🐱 南信猫友记</w:t>
@@ -4698,8 +5057,6 @@
     <w:p>
       <w:pPr>
         <w:pStyle w:val="ListBullet"/>
-        <w:spacing w:after="40" w:before="20"/>
-        <w:ind w:left="360"/>
       </w:pPr>
       <w:r>
         <w:t>链接：猫咪、搜索、关于（桌面端直接显示，移动端折叠为汉堡菜单）</w:t>
@@ -4708,8 +5065,6 @@
     <w:p>
       <w:pPr>
         <w:pStyle w:val="ListBullet"/>
-        <w:spacing w:after="40" w:before="20"/>
-        <w:ind w:left="360"/>
       </w:pPr>
       <w:r>
         <w:t>汉堡菜单展开为全屏遮罩 + 大号文字链接</w:t>
@@ -4718,8 +5073,6 @@
     <w:p>
       <w:pPr>
         <w:pStyle w:val="ListBullet"/>
-        <w:spacing w:after="40" w:before="20"/>
-        <w:ind w:left="360"/>
       </w:pPr>
       <w:r>
         <w:t>导航高度：桌面 ≤ 64px，移动端自适应</w:t>
@@ -4735,17 +5088,10 @@
     </w:p>
     <w:tbl>
       <w:tblPr>
+        <w:tblStyle w:val="TableGrid"/>
         <w:tblW w:type="auto" w:w="0"/>
         <w:jc w:val="center"/>
         <w:tblLook w:firstColumn="1" w:firstRow="1" w:lastColumn="0" w:lastRow="0" w:noHBand="0" w:noVBand="1" w:val="04A0"/>
-        <w:tblBorders>
-          <w:top w:val="single" w:sz="4" w:space="0" w:color="000000"/>
-          <w:left w:val="single" w:sz="4" w:space="0" w:color="000000"/>
-          <w:bottom w:val="single" w:sz="4" w:space="0" w:color="000000"/>
-          <w:right w:val="single" w:sz="4" w:space="0" w:color="000000"/>
-          <w:insideH w:val="single" w:sz="4" w:space="0" w:color="000000"/>
-          <w:insideV w:val="single" w:sz="4" w:space="0" w:color="000000"/>
-        </w:tblBorders>
       </w:tblPr>
       <w:tblGrid>
         <w:gridCol w:w="2880"/>
@@ -4755,7 +5101,7 @@
       <w:tr>
         <w:tc>
           <w:tcPr>
-            <w:tcW w:type="dxa" w:w="3024"/>
+            <w:tcW w:type="dxa" w:w="2880"/>
             <w:shd w:fill="D9E2F3" w:val="clear"/>
           </w:tcPr>
           <w:p>
@@ -4771,7 +5117,7 @@
         </w:tc>
         <w:tc>
           <w:tcPr>
-            <w:tcW w:type="dxa" w:w="3024"/>
+            <w:tcW w:type="dxa" w:w="2880"/>
             <w:shd w:fill="D9E2F3" w:val="clear"/>
           </w:tcPr>
           <w:p>
@@ -4787,7 +5133,7 @@
         </w:tc>
         <w:tc>
           <w:tcPr>
-            <w:tcW w:type="dxa" w:w="3024"/>
+            <w:tcW w:type="dxa" w:w="2880"/>
             <w:shd w:fill="D9E2F3" w:val="clear"/>
           </w:tcPr>
           <w:p>
@@ -4805,8 +5151,7 @@
       <w:tr>
         <w:tc>
           <w:tcPr>
-            <w:tcW w:type="dxa" w:w="3024"/>
-            <w:shd w:fill="F2F2F2" w:val="clear"/>
+            <w:tcW w:type="dxa" w:w="2880"/>
           </w:tcPr>
           <w:p>
             <w:r/>
@@ -4820,8 +5165,7 @@
         </w:tc>
         <w:tc>
           <w:tcPr>
-            <w:tcW w:type="dxa" w:w="3024"/>
-            <w:shd w:fill="F2F2F2" w:val="clear"/>
+            <w:tcW w:type="dxa" w:w="2880"/>
           </w:tcPr>
           <w:p>
             <w:r/>
@@ -4835,8 +5179,7 @@
         </w:tc>
         <w:tc>
           <w:tcPr>
-            <w:tcW w:type="dxa" w:w="3024"/>
-            <w:shd w:fill="F2F2F2" w:val="clear"/>
+            <w:tcW w:type="dxa" w:w="2880"/>
           </w:tcPr>
           <w:p>
             <w:r/>
@@ -4852,7 +5195,7 @@
       <w:tr>
         <w:tc>
           <w:tcPr>
-            <w:tcW w:type="dxa" w:w="3024"/>
+            <w:tcW w:type="dxa" w:w="2880"/>
           </w:tcPr>
           <w:p>
             <w:r/>
@@ -4866,7 +5209,7 @@
         </w:tc>
         <w:tc>
           <w:tcPr>
-            <w:tcW w:type="dxa" w:w="3024"/>
+            <w:tcW w:type="dxa" w:w="2880"/>
           </w:tcPr>
           <w:p>
             <w:r/>
@@ -4880,7 +5223,7 @@
         </w:tc>
         <w:tc>
           <w:tcPr>
-            <w:tcW w:type="dxa" w:w="3024"/>
+            <w:tcW w:type="dxa" w:w="2880"/>
           </w:tcPr>
           <w:p>
             <w:r/>
@@ -4896,8 +5239,7 @@
       <w:tr>
         <w:tc>
           <w:tcPr>
-            <w:tcW w:type="dxa" w:w="3024"/>
-            <w:shd w:fill="F2F2F2" w:val="clear"/>
+            <w:tcW w:type="dxa" w:w="2880"/>
           </w:tcPr>
           <w:p>
             <w:r/>
@@ -4911,8 +5253,7 @@
         </w:tc>
         <w:tc>
           <w:tcPr>
-            <w:tcW w:type="dxa" w:w="3024"/>
-            <w:shd w:fill="F2F2F2" w:val="clear"/>
+            <w:tcW w:type="dxa" w:w="2880"/>
           </w:tcPr>
           <w:p>
             <w:r/>
@@ -4926,8 +5267,7 @@
         </w:tc>
         <w:tc>
           <w:tcPr>
-            <w:tcW w:type="dxa" w:w="3024"/>
-            <w:shd w:fill="F2F2F2" w:val="clear"/>
+            <w:tcW w:type="dxa" w:w="2880"/>
           </w:tcPr>
           <w:p>
             <w:r/>
@@ -4943,7 +5283,7 @@
       <w:tr>
         <w:tc>
           <w:tcPr>
-            <w:tcW w:type="dxa" w:w="3024"/>
+            <w:tcW w:type="dxa" w:w="2880"/>
           </w:tcPr>
           <w:p>
             <w:r/>
@@ -4957,7 +5297,7 @@
         </w:tc>
         <w:tc>
           <w:tcPr>
-            <w:tcW w:type="dxa" w:w="3024"/>
+            <w:tcW w:type="dxa" w:w="2880"/>
           </w:tcPr>
           <w:p>
             <w:r/>
@@ -4971,7 +5311,7 @@
         </w:tc>
         <w:tc>
           <w:tcPr>
-            <w:tcW w:type="dxa" w:w="3024"/>
+            <w:tcW w:type="dxa" w:w="2880"/>
           </w:tcPr>
           <w:p>
             <w:r/>
@@ -4987,8 +5327,7 @@
       <w:tr>
         <w:tc>
           <w:tcPr>
-            <w:tcW w:type="dxa" w:w="3024"/>
-            <w:shd w:fill="F2F2F2" w:val="clear"/>
+            <w:tcW w:type="dxa" w:w="2880"/>
           </w:tcPr>
           <w:p>
             <w:r/>
@@ -5002,8 +5341,7 @@
         </w:tc>
         <w:tc>
           <w:tcPr>
-            <w:tcW w:type="dxa" w:w="3024"/>
-            <w:shd w:fill="F2F2F2" w:val="clear"/>
+            <w:tcW w:type="dxa" w:w="2880"/>
           </w:tcPr>
           <w:p>
             <w:r/>
@@ -5017,8 +5355,7 @@
         </w:tc>
         <w:tc>
           <w:tcPr>
-            <w:tcW w:type="dxa" w:w="3024"/>
-            <w:shd w:fill="F2F2F2" w:val="clear"/>
+            <w:tcW w:type="dxa" w:w="2880"/>
           </w:tcPr>
           <w:p>
             <w:r/>
@@ -5034,7 +5371,7 @@
       <w:tr>
         <w:tc>
           <w:tcPr>
-            <w:tcW w:type="dxa" w:w="3024"/>
+            <w:tcW w:type="dxa" w:w="2880"/>
           </w:tcPr>
           <w:p>
             <w:r/>
@@ -5048,7 +5385,7 @@
         </w:tc>
         <w:tc>
           <w:tcPr>
-            <w:tcW w:type="dxa" w:w="3024"/>
+            <w:tcW w:type="dxa" w:w="2880"/>
           </w:tcPr>
           <w:p>
             <w:r/>
@@ -5062,7 +5399,7 @@
         </w:tc>
         <w:tc>
           <w:tcPr>
-            <w:tcW w:type="dxa" w:w="3024"/>
+            <w:tcW w:type="dxa" w:w="2880"/>
           </w:tcPr>
           <w:p>
             <w:r/>
@@ -5078,8 +5415,7 @@
       <w:tr>
         <w:tc>
           <w:tcPr>
-            <w:tcW w:type="dxa" w:w="3024"/>
-            <w:shd w:fill="F2F2F2" w:val="clear"/>
+            <w:tcW w:type="dxa" w:w="2880"/>
           </w:tcPr>
           <w:p>
             <w:r/>
@@ -5093,8 +5429,7 @@
         </w:tc>
         <w:tc>
           <w:tcPr>
-            <w:tcW w:type="dxa" w:w="3024"/>
-            <w:shd w:fill="F2F2F2" w:val="clear"/>
+            <w:tcW w:type="dxa" w:w="2880"/>
           </w:tcPr>
           <w:p>
             <w:r/>
@@ -5108,8 +5443,7 @@
         </w:tc>
         <w:tc>
           <w:tcPr>
-            <w:tcW w:type="dxa" w:w="3024"/>
-            <w:shd w:fill="F2F2F2" w:val="clear"/>
+            <w:tcW w:type="dxa" w:w="2880"/>
           </w:tcPr>
           <w:p>
             <w:r/>
@@ -5125,7 +5459,7 @@
       <w:tr>
         <w:tc>
           <w:tcPr>
-            <w:tcW w:type="dxa" w:w="3024"/>
+            <w:tcW w:type="dxa" w:w="2880"/>
           </w:tcPr>
           <w:p>
             <w:r/>
@@ -5139,7 +5473,7 @@
         </w:tc>
         <w:tc>
           <w:tcPr>
-            <w:tcW w:type="dxa" w:w="3024"/>
+            <w:tcW w:type="dxa" w:w="2880"/>
           </w:tcPr>
           <w:p>
             <w:r/>
@@ -5153,7 +5487,7 @@
         </w:tc>
         <w:tc>
           <w:tcPr>
-            <w:tcW w:type="dxa" w:w="3024"/>
+            <w:tcW w:type="dxa" w:w="2880"/>
           </w:tcPr>
           <w:p>
             <w:r/>
@@ -5169,8 +5503,7 @@
       <w:tr>
         <w:tc>
           <w:tcPr>
-            <w:tcW w:type="dxa" w:w="3024"/>
-            <w:shd w:fill="F2F2F2" w:val="clear"/>
+            <w:tcW w:type="dxa" w:w="2880"/>
           </w:tcPr>
           <w:p>
             <w:r/>
@@ -5184,8 +5517,7 @@
         </w:tc>
         <w:tc>
           <w:tcPr>
-            <w:tcW w:type="dxa" w:w="3024"/>
-            <w:shd w:fill="F2F2F2" w:val="clear"/>
+            <w:tcW w:type="dxa" w:w="2880"/>
           </w:tcPr>
           <w:p>
             <w:r/>
@@ -5199,8 +5531,7 @@
         </w:tc>
         <w:tc>
           <w:tcPr>
-            <w:tcW w:type="dxa" w:w="3024"/>
-            <w:shd w:fill="F2F2F2" w:val="clear"/>
+            <w:tcW w:type="dxa" w:w="2880"/>
           </w:tcPr>
           <w:p>
             <w:r/>
@@ -5216,7 +5547,7 @@
       <w:tr>
         <w:tc>
           <w:tcPr>
-            <w:tcW w:type="dxa" w:w="3024"/>
+            <w:tcW w:type="dxa" w:w="2880"/>
           </w:tcPr>
           <w:p>
             <w:r/>
@@ -5230,7 +5561,7 @@
         </w:tc>
         <w:tc>
           <w:tcPr>
-            <w:tcW w:type="dxa" w:w="3024"/>
+            <w:tcW w:type="dxa" w:w="2880"/>
           </w:tcPr>
           <w:p>
             <w:r/>
@@ -5244,7 +5575,7 @@
         </w:tc>
         <w:tc>
           <w:tcPr>
-            <w:tcW w:type="dxa" w:w="3024"/>
+            <w:tcW w:type="dxa" w:w="2880"/>
           </w:tcPr>
           <w:p>
             <w:r/>
@@ -5260,8 +5591,7 @@
       <w:tr>
         <w:tc>
           <w:tcPr>
-            <w:tcW w:type="dxa" w:w="3024"/>
-            <w:shd w:fill="F2F2F2" w:val="clear"/>
+            <w:tcW w:type="dxa" w:w="2880"/>
           </w:tcPr>
           <w:p>
             <w:r/>
@@ -5275,8 +5605,7 @@
         </w:tc>
         <w:tc>
           <w:tcPr>
-            <w:tcW w:type="dxa" w:w="3024"/>
-            <w:shd w:fill="F2F2F2" w:val="clear"/>
+            <w:tcW w:type="dxa" w:w="2880"/>
           </w:tcPr>
           <w:p>
             <w:r/>
@@ -5290,8 +5619,7 @@
         </w:tc>
         <w:tc>
           <w:tcPr>
-            <w:tcW w:type="dxa" w:w="3024"/>
-            <w:shd w:fill="F2F2F2" w:val="clear"/>
+            <w:tcW w:type="dxa" w:w="2880"/>
           </w:tcPr>
           <w:p>
             <w:r/>
@@ -5316,17 +5644,10 @@
     </w:p>
     <w:tbl>
       <w:tblPr>
+        <w:tblStyle w:val="TableGrid"/>
         <w:tblW w:type="auto" w:w="0"/>
         <w:jc w:val="center"/>
         <w:tblLook w:firstColumn="1" w:firstRow="1" w:lastColumn="0" w:lastRow="0" w:noHBand="0" w:noVBand="1" w:val="04A0"/>
-        <w:tblBorders>
-          <w:top w:val="single" w:sz="4" w:space="0" w:color="000000"/>
-          <w:left w:val="single" w:sz="4" w:space="0" w:color="000000"/>
-          <w:bottom w:val="single" w:sz="4" w:space="0" w:color="000000"/>
-          <w:right w:val="single" w:sz="4" w:space="0" w:color="000000"/>
-          <w:insideH w:val="single" w:sz="4" w:space="0" w:color="000000"/>
-          <w:insideV w:val="single" w:sz="4" w:space="0" w:color="000000"/>
-        </w:tblBorders>
       </w:tblPr>
       <w:tblGrid>
         <w:gridCol w:w="4320"/>
@@ -5335,7 +5656,7 @@
       <w:tr>
         <w:tc>
           <w:tcPr>
-            <w:tcW w:type="dxa" w:w="4536"/>
+            <w:tcW w:type="dxa" w:w="4320"/>
             <w:shd w:fill="D9E2F3" w:val="clear"/>
           </w:tcPr>
           <w:p>
@@ -5351,7 +5672,7 @@
         </w:tc>
         <w:tc>
           <w:tcPr>
-            <w:tcW w:type="dxa" w:w="4536"/>
+            <w:tcW w:type="dxa" w:w="4320"/>
             <w:shd w:fill="D9E2F3" w:val="clear"/>
           </w:tcPr>
           <w:p>
@@ -5369,8 +5690,7 @@
       <w:tr>
         <w:tc>
           <w:tcPr>
-            <w:tcW w:type="dxa" w:w="4536"/>
-            <w:shd w:fill="F2F2F2" w:val="clear"/>
+            <w:tcW w:type="dxa" w:w="4320"/>
           </w:tcPr>
           <w:p>
             <w:r/>
@@ -5384,8 +5704,7 @@
         </w:tc>
         <w:tc>
           <w:tcPr>
-            <w:tcW w:type="dxa" w:w="4536"/>
-            <w:shd w:fill="F2F2F2" w:val="clear"/>
+            <w:tcW w:type="dxa" w:w="4320"/>
           </w:tcPr>
           <w:p>
             <w:r/>
@@ -5401,7 +5720,7 @@
       <w:tr>
         <w:tc>
           <w:tcPr>
-            <w:tcW w:type="dxa" w:w="4536"/>
+            <w:tcW w:type="dxa" w:w="4320"/>
           </w:tcPr>
           <w:p>
             <w:r/>
@@ -5415,7 +5734,7 @@
         </w:tc>
         <w:tc>
           <w:tcPr>
-            <w:tcW w:type="dxa" w:w="4536"/>
+            <w:tcW w:type="dxa" w:w="4320"/>
           </w:tcPr>
           <w:p>
             <w:r/>
@@ -5431,8 +5750,7 @@
       <w:tr>
         <w:tc>
           <w:tcPr>
-            <w:tcW w:type="dxa" w:w="4536"/>
-            <w:shd w:fill="F2F2F2" w:val="clear"/>
+            <w:tcW w:type="dxa" w:w="4320"/>
           </w:tcPr>
           <w:p>
             <w:r/>
@@ -5446,8 +5764,7 @@
         </w:tc>
         <w:tc>
           <w:tcPr>
-            <w:tcW w:type="dxa" w:w="4536"/>
-            <w:shd w:fill="F2F2F2" w:val="clear"/>
+            <w:tcW w:type="dxa" w:w="4320"/>
           </w:tcPr>
           <w:p>
             <w:r/>
@@ -5463,7 +5780,7 @@
       <w:tr>
         <w:tc>
           <w:tcPr>
-            <w:tcW w:type="dxa" w:w="4536"/>
+            <w:tcW w:type="dxa" w:w="4320"/>
           </w:tcPr>
           <w:p>
             <w:r/>
@@ -5477,7 +5794,7 @@
         </w:tc>
         <w:tc>
           <w:tcPr>
-            <w:tcW w:type="dxa" w:w="4536"/>
+            <w:tcW w:type="dxa" w:w="4320"/>
           </w:tcPr>
           <w:p>
             <w:r/>
@@ -5493,13 +5810,21 @@
     </w:tbl>
     <w:p/>
     <w:p>
+      <w:pPr>
+        <w:spacing w:before="120" w:after="120"/>
+        <w:pBdr>
+          <w:bottom w:val="single" w:sz="6" w:space="1" w:color="999999"/>
+        </w:pBdr>
+      </w:pPr>
+    </w:p>
+    <w:p>
       <w:r>
         <w:t>*文档版本：v1.0*</w:t>
       </w:r>
     </w:p>
     <w:p>
       <w:r>
-        <w:t>*完成日期：2025 年 6 月*</w:t>
+        <w:t>*完成日期：2026 年 6 月*</w:t>
       </w:r>
     </w:p>
     <w:sectPr>
@@ -5876,7 +6201,7 @@
     <w:qFormat/>
     <w:rsid w:val="00FC693F"/>
     <w:rPr>
-      <w:rFonts w:ascii="Calibri" w:hAnsi="Calibri"/>
+      <w:rFonts w:ascii="Microsoft YaHei" w:hAnsi="Microsoft YaHei"/>
       <w:sz w:val="22"/>
     </w:rPr>
   </w:style>

--- a/docs/详细设计/详细设计说明书.docx
+++ b/docs/详细设计/详细设计说明书.docx
@@ -690,7 +690,7 @@
               <a:graphicData uri="http://schemas.openxmlformats.org/drawingml/2006/picture">
                 <pic:pic>
                   <pic:nvPicPr>
-                    <pic:cNvPr id="0" name="tmpzy6i2q9h.png"/>
+                    <pic:cNvPr id="0" name="tmpvby0mx05.png"/>
                     <pic:cNvPicPr/>
                   </pic:nvPicPr>
                   <pic:blipFill>
@@ -1093,7 +1093,7 @@
               <a:graphicData uri="http://schemas.openxmlformats.org/drawingml/2006/picture">
                 <pic:pic>
                   <pic:nvPicPr>
-                    <pic:cNvPr id="0" name="tmp_j4a772j.png"/>
+                    <pic:cNvPr id="0" name="tmphq0nwfrh.png"/>
                     <pic:cNvPicPr/>
                   </pic:nvPicPr>
                   <pic:blipFill>
@@ -1535,7 +1535,7 @@
               <a:graphicData uri="http://schemas.openxmlformats.org/drawingml/2006/picture">
                 <pic:pic>
                   <pic:nvPicPr>
-                    <pic:cNvPr id="0" name="tmppluqvuq7.png"/>
+                    <pic:cNvPr id="0" name="tmp7iwem1s5.png"/>
                     <pic:cNvPicPr/>
                   </pic:nvPicPr>
                   <pic:blipFill>
@@ -1827,7 +1827,7 @@
               <a:graphicData uri="http://schemas.openxmlformats.org/drawingml/2006/picture">
                 <pic:pic>
                   <pic:nvPicPr>
-                    <pic:cNvPr id="0" name="tmp10fpzqhc.png"/>
+                    <pic:cNvPr id="0" name="tmpef9jjotm.png"/>
                     <pic:cNvPicPr/>
                   </pic:nvPicPr>
                   <pic:blipFill>
@@ -2344,7 +2344,7 @@
               <a:graphicData uri="http://schemas.openxmlformats.org/drawingml/2006/picture">
                 <pic:pic>
                   <pic:nvPicPr>
-                    <pic:cNvPr id="0" name="tmpt9luarcf.png"/>
+                    <pic:cNvPr id="0" name="tmpawbhij3d.png"/>
                     <pic:cNvPicPr/>
                   </pic:nvPicPr>
                   <pic:blipFill>
@@ -2828,7 +2828,7 @@
               <a:graphicData uri="http://schemas.openxmlformats.org/drawingml/2006/picture">
                 <pic:pic>
                   <pic:nvPicPr>
-                    <pic:cNvPr id="0" name="tmp1ny9qs27.png"/>
+                    <pic:cNvPr id="0" name="tmp2cqnuo0j.png"/>
                     <pic:cNvPicPr/>
                   </pic:nvPicPr>
                   <pic:blipFill>
@@ -3217,7 +3217,7 @@
               <a:graphicData uri="http://schemas.openxmlformats.org/drawingml/2006/picture">
                 <pic:pic>
                   <pic:nvPicPr>
-                    <pic:cNvPr id="0" name="tmpw01ewj79.png"/>
+                    <pic:cNvPr id="0" name="tmp8el456ty.png"/>
                     <pic:cNvPicPr/>
                   </pic:nvPicPr>
                   <pic:blipFill>
@@ -3571,7 +3571,7 @@
               <a:graphicData uri="http://schemas.openxmlformats.org/drawingml/2006/picture">
                 <pic:pic>
                   <pic:nvPicPr>
-                    <pic:cNvPr id="0" name="tmpa03sm2zh.png"/>
+                    <pic:cNvPr id="0" name="tmp9m7mnfys.png"/>
                     <pic:cNvPicPr/>
                   </pic:nvPicPr>
                   <pic:blipFill>
@@ -3916,7 +3916,7 @@
               <a:graphicData uri="http://schemas.openxmlformats.org/drawingml/2006/picture">
                 <pic:pic>
                   <pic:nvPicPr>
-                    <pic:cNvPr id="0" name="tmp9zcehvj4.png"/>
+                    <pic:cNvPr id="0" name="tmpussxu3q0.png"/>
                     <pic:cNvPicPr/>
                   </pic:nvPicPr>
                   <pic:blipFill>

--- a/docs/详细设计/详细设计说明书.docx
+++ b/docs/详细设计/详细设计说明书.docx
@@ -690,7 +690,7 @@
               <a:graphicData uri="http://schemas.openxmlformats.org/drawingml/2006/picture">
                 <pic:pic>
                   <pic:nvPicPr>
-                    <pic:cNvPr id="0" name="tmpvby0mx05.png"/>
+                    <pic:cNvPr id="0" name="tmplhgki8gl.png"/>
                     <pic:cNvPicPr/>
                   </pic:nvPicPr>
                   <pic:blipFill>
@@ -1093,7 +1093,7 @@
               <a:graphicData uri="http://schemas.openxmlformats.org/drawingml/2006/picture">
                 <pic:pic>
                   <pic:nvPicPr>
-                    <pic:cNvPr id="0" name="tmphq0nwfrh.png"/>
+                    <pic:cNvPr id="0" name="tmpa0c7a5wq.png"/>
                     <pic:cNvPicPr/>
                   </pic:nvPicPr>
                   <pic:blipFill>
@@ -1535,7 +1535,7 @@
               <a:graphicData uri="http://schemas.openxmlformats.org/drawingml/2006/picture">
                 <pic:pic>
                   <pic:nvPicPr>
-                    <pic:cNvPr id="0" name="tmp7iwem1s5.png"/>
+                    <pic:cNvPr id="0" name="tmpbwfapl38.png"/>
                     <pic:cNvPicPr/>
                   </pic:nvPicPr>
                   <pic:blipFill>
@@ -1827,7 +1827,7 @@
               <a:graphicData uri="http://schemas.openxmlformats.org/drawingml/2006/picture">
                 <pic:pic>
                   <pic:nvPicPr>
-                    <pic:cNvPr id="0" name="tmpef9jjotm.png"/>
+                    <pic:cNvPr id="0" name="tmpr7td44as.png"/>
                     <pic:cNvPicPr/>
                   </pic:nvPicPr>
                   <pic:blipFill>
@@ -2344,7 +2344,7 @@
               <a:graphicData uri="http://schemas.openxmlformats.org/drawingml/2006/picture">
                 <pic:pic>
                   <pic:nvPicPr>
-                    <pic:cNvPr id="0" name="tmpawbhij3d.png"/>
+                    <pic:cNvPr id="0" name="tmp1a61hjyb.png"/>
                     <pic:cNvPicPr/>
                   </pic:nvPicPr>
                   <pic:blipFill>
@@ -2828,7 +2828,7 @@
               <a:graphicData uri="http://schemas.openxmlformats.org/drawingml/2006/picture">
                 <pic:pic>
                   <pic:nvPicPr>
-                    <pic:cNvPr id="0" name="tmp2cqnuo0j.png"/>
+                    <pic:cNvPr id="0" name="tmpfwm1pk2k.png"/>
                     <pic:cNvPicPr/>
                   </pic:nvPicPr>
                   <pic:blipFill>
@@ -3217,7 +3217,7 @@
               <a:graphicData uri="http://schemas.openxmlformats.org/drawingml/2006/picture">
                 <pic:pic>
                   <pic:nvPicPr>
-                    <pic:cNvPr id="0" name="tmp8el456ty.png"/>
+                    <pic:cNvPr id="0" name="tmpcx4i2feu.png"/>
                     <pic:cNvPicPr/>
                   </pic:nvPicPr>
                   <pic:blipFill>
@@ -3571,7 +3571,7 @@
               <a:graphicData uri="http://schemas.openxmlformats.org/drawingml/2006/picture">
                 <pic:pic>
                   <pic:nvPicPr>
-                    <pic:cNvPr id="0" name="tmp9m7mnfys.png"/>
+                    <pic:cNvPr id="0" name="tmp3duzc4bs.png"/>
                     <pic:cNvPicPr/>
                   </pic:nvPicPr>
                   <pic:blipFill>
@@ -3916,7 +3916,7 @@
               <a:graphicData uri="http://schemas.openxmlformats.org/drawingml/2006/picture">
                 <pic:pic>
                   <pic:nvPicPr>
-                    <pic:cNvPr id="0" name="tmpussxu3q0.png"/>
+                    <pic:cNvPr id="0" name="tmpcwotko_9.png"/>
                     <pic:cNvPicPr/>
                   </pic:nvPicPr>
                   <pic:blipFill>

--- a/docs/详细设计/详细设计说明书.docx
+++ b/docs/详细设计/详细设计说明书.docx
@@ -7,7 +7,7 @@
         <w:pStyle w:val="Heading1"/>
       </w:pPr>
       <w:r>
-        <w:t>南信猫友记——详细设计说明书</w:t>
+        <w:t>——</w:t>
       </w:r>
     </w:p>
     <w:p>
@@ -15,7 +15,7 @@
         <w:pStyle w:val="Heading2"/>
       </w:pPr>
       <w:r>
-        <w:t>1. 引言</w:t>
+        <w:t xml:space="preserve">1. </w:t>
       </w:r>
     </w:p>
     <w:p>
@@ -23,12 +23,12 @@
         <w:pStyle w:val="Heading3"/>
       </w:pPr>
       <w:r>
-        <w:t>1.1 编写目的</w:t>
+        <w:t xml:space="preserve">1.1 </w:t>
       </w:r>
     </w:p>
     <w:p>
       <w:r>
-        <w:t>本文档旨在详细描述"南信猫友记"系统的各模块程序实现，包括程序系统结构、模块算法、程序逻辑、接口设计及用户界面设计，为编码实现和后续测试提供依据。本文档的读者包括项目开发人员、测试人员及项目维护人员。</w:t>
+        <w:t>""</w:t>
       </w:r>
     </w:p>
     <w:p>
@@ -36,7 +36,7 @@
         <w:pStyle w:val="Heading3"/>
       </w:pPr>
       <w:r>
-        <w:t>1.2 项目背景</w:t>
+        <w:t xml:space="preserve">1.2 </w:t>
       </w:r>
     </w:p>
     <w:p>
@@ -48,10 +48,9 @@
         <w:rPr>
           <w:b/>
         </w:rPr>
-        <w:t>项目名称：</w:t>
       </w:r>
       <w:r>
-        <w:t xml:space="preserve"> 南信猫友记（NanXin CatBook）</w:t>
+        <w:t xml:space="preserve"> NanXin CatBook</w:t>
       </w:r>
     </w:p>
     <w:p>
@@ -63,10 +62,9 @@
         <w:rPr>
           <w:b/>
         </w:rPr>
-        <w:t>系统定位：</w:t>
       </w:r>
       <w:r>
-        <w:t xml:space="preserve"> 基于已有微信小程序端校园猫平台，在 Web 端实现功能增强与算法扩展</w:t>
+        <w:t xml:space="preserve">  Web</w:t>
       </w:r>
     </w:p>
     <w:p>
@@ -78,10 +76,9 @@
         <w:rPr>
           <w:b/>
         </w:rPr>
-        <w:t>实现规模：</w:t>
       </w:r>
       <w:r>
-        <w:t xml:space="preserve"> 后端约 3000 行 Java 代码（Spring Boot 3.4.5），采用 Controller-Service-Repository 三层架构；核心算法涉及 4 张热度数据表（点赞、关注、评分、行为日志）的融合计算；前端 Vue 3 + Vite 采用 Composition API + Bento Grid 布局，共 9 个页面组件</w:t>
+        <w:t xml:space="preserve">  3000  Java Spring Boot 3.4.5 Controller-Service-Repository  4  Vue 3 + Vite  Composition API + Bento Grid  9</w:t>
       </w:r>
     </w:p>
     <w:p>
@@ -89,7 +86,7 @@
         <w:pStyle w:val="Heading3"/>
       </w:pPr>
       <w:r>
-        <w:t>1.3 定义</w:t>
+        <w:t xml:space="preserve">1.3 </w:t>
       </w:r>
     </w:p>
     <w:tbl>
@@ -116,7 +113,6 @@
                 <w:b/>
                 <w:sz w:val="18"/>
               </w:rPr>
-              <w:t>术语</w:t>
             </w:r>
           </w:p>
         </w:tc>
@@ -132,7 +128,6 @@
                 <w:b/>
                 <w:sz w:val="18"/>
               </w:rPr>
-              <w:t>说明</w:t>
             </w:r>
           </w:p>
         </w:tc>
@@ -162,7 +157,7 @@
               <w:rPr>
                 <w:sz w:val="18"/>
               </w:rPr>
-              <w:t>JSON Web Token，用于用户身份认证</w:t>
+              <w:t>JSON Web Token</w:t>
             </w:r>
           </w:p>
         </w:tc>
@@ -178,7 +173,7 @@
               <w:rPr>
                 <w:sz w:val="18"/>
               </w:rPr>
-              <w:t>One-Hot 编码</w:t>
+              <w:t>One-Hot</w:t>
             </w:r>
           </w:p>
         </w:tc>
@@ -192,7 +187,6 @@
               <w:rPr>
                 <w:sz w:val="18"/>
               </w:rPr>
-              <w:t>将分类特征转换为数值向量的编码方式</w:t>
             </w:r>
           </w:p>
         </w:tc>
@@ -208,7 +202,6 @@
               <w:rPr>
                 <w:sz w:val="18"/>
               </w:rPr>
-              <w:t>余弦相似度</w:t>
             </w:r>
           </w:p>
         </w:tc>
@@ -222,7 +215,6 @@
               <w:rPr>
                 <w:sz w:val="18"/>
               </w:rPr>
-              <w:t>通过向量夹角余弦值衡量两个向量相似程度的度量</w:t>
             </w:r>
           </w:p>
         </w:tc>
@@ -252,7 +244,7 @@
               <w:rPr>
                 <w:sz w:val="18"/>
               </w:rPr>
-              <w:t>错落排列的 CSS Grid 布局，不同卡片占据不同尺寸</w:t>
+              <w:t>CSS Grid</w:t>
             </w:r>
           </w:p>
         </w:tc>
@@ -282,7 +274,6 @@
               <w:rPr>
                 <w:sz w:val="18"/>
               </w:rPr>
-              <w:t>照片审核状态的三种枚举值</w:t>
             </w:r>
           </w:p>
         </w:tc>
@@ -294,7 +285,7 @@
         <w:pStyle w:val="Heading3"/>
       </w:pPr>
       <w:r>
-        <w:t>1.4 参考资料</w:t>
+        <w:t xml:space="preserve">1.4 </w:t>
       </w:r>
     </w:p>
     <w:p>
@@ -302,7 +293,7 @@
         <w:pStyle w:val="ListBullet"/>
       </w:pPr>
       <w:r>
-        <w:t>《南信猫友记——需求规格说明书》</w:t>
+        <w:t>——</w:t>
       </w:r>
     </w:p>
     <w:p>
@@ -310,7 +301,7 @@
         <w:pStyle w:val="ListBullet"/>
       </w:pPr>
       <w:r>
-        <w:t>《南信猫友记——概要设计说明书》</w:t>
+        <w:t>——</w:t>
       </w:r>
     </w:p>
     <w:p>
@@ -326,7 +317,7 @@
         <w:pStyle w:val="Heading2"/>
       </w:pPr>
       <w:r>
-        <w:t>2. 总体设计</w:t>
+        <w:t xml:space="preserve">2. </w:t>
       </w:r>
     </w:p>
     <w:p>
@@ -334,12 +325,12 @@
         <w:pStyle w:val="Heading3"/>
       </w:pPr>
       <w:r>
-        <w:t>2.1 需求概述</w:t>
+        <w:t xml:space="preserve">2.1 </w:t>
       </w:r>
     </w:p>
     <w:p>
       <w:r>
-        <w:t>本系统为校园流浪猫信息管理与推荐平台，提供猫咪档案管理、搜索浏览、照片审核、社交互动（点赞/关注/评分/留言）及基于余弦相似度的猫咪推荐功能。系统采用 B/S 架构，后端 Spring Boot 3.4.5 + Java 17，前端 Vue 3 + Vite，数据库 MySQL 8。</w:t>
+        <w:t>/// B/S  Spring Boot 3.4.5 + Java 17 Vue 3 + Vite MySQL 8</w:t>
       </w:r>
     </w:p>
     <w:p>
@@ -347,7 +338,7 @@
         <w:pStyle w:val="Heading3"/>
       </w:pPr>
       <w:r>
-        <w:t>2.2 软件结构</w:t>
+        <w:t xml:space="preserve">2.2 </w:t>
       </w:r>
     </w:p>
     <w:p>
@@ -355,7 +346,7 @@
         <w:pStyle w:val="Heading4"/>
       </w:pPr>
       <w:r>
-        <w:t>2.2.1 后端分层架构</w:t>
+        <w:t xml:space="preserve">2.2.1 </w:t>
       </w:r>
     </w:p>
     <w:p>
@@ -371,63 +362,63 @@
         </w:rPr>
         <w:t>nanxin-catbook-backend/</w:t>
         <w:br/>
-        <w:t>├── controller/          # 控制层：接收 HTTP 请求，调用 Service</w:t>
+        <w:t xml:space="preserve"> controller/          #  HTTP  Service</w:t>
         <w:br/>
-        <w:t>│   ├── AuthController</w:t>
+        <w:t xml:space="preserve">    AuthController</w:t>
         <w:br/>
-        <w:t>│   ├── CatController</w:t>
+        <w:t xml:space="preserve">    CatController</w:t>
         <w:br/>
-        <w:t>│   ├── PhotoController</w:t>
+        <w:t xml:space="preserve">    PhotoController</w:t>
         <w:br/>
-        <w:t>│   ├── CommentController</w:t>
+        <w:t xml:space="preserve">    CommentController</w:t>
         <w:br/>
-        <w:t>│   ├── FollowController</w:t>
+        <w:t xml:space="preserve">    FollowController</w:t>
         <w:br/>
-        <w:t>│   └── RatingController</w:t>
+        <w:t xml:space="preserve">    RatingController</w:t>
         <w:br/>
-        <w:t>├── service/             # 业务逻辑层：实现核心业务</w:t>
+        <w:t xml:space="preserve"> service/             # </w:t>
         <w:br/>
-        <w:t>│   ├── UserService</w:t>
+        <w:t xml:space="preserve">    UserService</w:t>
         <w:br/>
-        <w:t>│   ├── CatService</w:t>
+        <w:t xml:space="preserve">    CatService</w:t>
         <w:br/>
-        <w:t>│   ├── PhotoService</w:t>
+        <w:t xml:space="preserve">    PhotoService</w:t>
         <w:br/>
-        <w:t>│   ├── CommentService</w:t>
+        <w:t xml:space="preserve">    CommentService</w:t>
         <w:br/>
-        <w:t>│   ├── FollowService</w:t>
+        <w:t xml:space="preserve">    FollowService</w:t>
         <w:br/>
-        <w:t>│   ├── RatingService</w:t>
+        <w:t xml:space="preserve">    RatingService</w:t>
         <w:br/>
-        <w:t>│   ├── LogService</w:t>
+        <w:t xml:space="preserve">    LogService</w:t>
         <w:br/>
-        <w:t>│   └── CatSimilarityAlgorithm  # 核心算法引擎</w:t>
+        <w:t xml:space="preserve">    CatSimilarityAlgorithm  # </w:t>
         <w:br/>
-        <w:t>├── repository/          # 数据访问层：数据库 CRUD</w:t>
+        <w:t xml:space="preserve"> repository/          #  CRUD</w:t>
         <w:br/>
-        <w:t>│   ├── UserRepository</w:t>
+        <w:t xml:space="preserve">    UserRepository</w:t>
         <w:br/>
-        <w:t>│   ├── CatRepository</w:t>
+        <w:t xml:space="preserve">    CatRepository</w:t>
         <w:br/>
-        <w:t>│   ├── PhotoRepository</w:t>
+        <w:t xml:space="preserve">    PhotoRepository</w:t>
         <w:br/>
-        <w:t>│   ├── CommentRepository</w:t>
+        <w:t xml:space="preserve">    CommentRepository</w:t>
         <w:br/>
-        <w:t>│   ├── PhotoLikeRepository</w:t>
+        <w:t xml:space="preserve">    PhotoLikeRepository</w:t>
         <w:br/>
-        <w:t>│   ├── CatFollowRepository</w:t>
+        <w:t xml:space="preserve">    CatFollowRepository</w:t>
         <w:br/>
-        <w:t>│   ├── CatRatingRepository</w:t>
+        <w:t xml:space="preserve">    CatRatingRepository</w:t>
         <w:br/>
-        <w:t>│   └── ActivityLogRepository</w:t>
+        <w:t xml:space="preserve">    ActivityLogRepository</w:t>
         <w:br/>
-        <w:t>├── entity/              # 实体类（对应数据库表）</w:t>
+        <w:t xml:space="preserve"> entity/              # </w:t>
         <w:br/>
-        <w:t>├── dto/                 # 数据传输对象</w:t>
+        <w:t xml:space="preserve"> dto/                 # </w:t>
         <w:br/>
-        <w:t>├── config/              # 配置类（JWT、跨域等）</w:t>
+        <w:t xml:space="preserve"> config/              # JWT</w:t>
         <w:br/>
-        <w:t>└── util/                # 工具类</w:t>
+        <w:t xml:space="preserve"> util/                # </w:t>
       </w:r>
     </w:p>
     <w:p>
@@ -435,7 +426,7 @@
         <w:pStyle w:val="Heading4"/>
       </w:pPr>
       <w:r>
-        <w:t>2.2.2 前端组件结构</w:t>
+        <w:t xml:space="preserve">2.2.2 </w:t>
       </w:r>
     </w:p>
     <w:p>
@@ -451,39 +442,39 @@
         </w:rPr>
         <w:t>frontend/src/</w:t>
         <w:br/>
-        <w:t>├── router/index.js          # 路由配置（9条路由）</w:t>
+        <w:t xml:space="preserve"> router/index.js          # 9</w:t>
         <w:br/>
-        <w:t>├── api/index.js             # Axios 封装 + 全部 API 接口</w:t>
+        <w:t xml:space="preserve"> api/index.js             # Axios  +  API </w:t>
         <w:br/>
-        <w:t>├── stores/                  # Pinia 状态管理</w:t>
+        <w:t xml:space="preserve"> stores/                  # Pinia </w:t>
         <w:br/>
-        <w:t>├── views/</w:t>
+        <w:t xml:space="preserve"> views/</w:t>
         <w:br/>
-        <w:t>│   ├── Home.vue             # 首页：猫咪列表 + 状态 Tab + Bento Grid</w:t>
+        <w:t xml:space="preserve">    Home.vue             #  +  Tab + Bento Grid</w:t>
         <w:br/>
-        <w:t>│   ├── CatDetail.vue        # 详情页：照片轮播 + 信息 + 留言 + 推荐</w:t>
+        <w:t xml:space="preserve">    CatDetail.vue        #  +  +  + </w:t>
         <w:br/>
-        <w:t>│   ├── Search.vue</w:t>
+        <w:t xml:space="preserve">    Search.vue</w:t>
         <w:br/>
-        <w:t>├── AddCat.vue          # 添加猫咪</w:t>
+        <w:t xml:space="preserve"> AddCat.vue          # </w:t>
         <w:br/>
-        <w:t>├── EditCat.vue         # 编辑猫咪（含照片管理）</w:t>
+        <w:t xml:space="preserve"> EditCat.vue         # </w:t>
         <w:br/>
-        <w:t>├── Login.vue           # 登录</w:t>
+        <w:t xml:space="preserve"> Login.vue           # </w:t>
         <w:br/>
-        <w:t>├── Register.vue        # 注册</w:t>
+        <w:t xml:space="preserve"> Register.vue        # </w:t>
         <w:br/>
-        <w:t>├── MyProfile.vue       # 个人中心</w:t>
+        <w:t xml:space="preserve"> MyProfile.vue       # </w:t>
         <w:br/>
-        <w:t>├── MyFollows.vue       # 我的关注           # 搜索页</w:t>
+        <w:t xml:space="preserve"> MyFollows.vue       #            # </w:t>
         <w:br/>
-        <w:t>│   └── About.vue            # 关于页</w:t>
+        <w:t xml:space="preserve">    About.vue            # </w:t>
         <w:br/>
-        <w:t>├── components/              # 可复用组件</w:t>
+        <w:t xml:space="preserve"> components/              # </w:t>
         <w:br/>
-        <w:t>├── App.vue                  # 主布局：浮动导航 + 页面过渡 + 页脚</w:t>
+        <w:t xml:space="preserve"> App.vue                  #  +  + </w:t>
         <w:br/>
-        <w:t>└── style.css                # 全局样式系统</w:t>
+        <w:t xml:space="preserve"> style.css                # </w:t>
       </w:r>
     </w:p>
     <w:p>
@@ -499,7 +490,7 @@
         <w:pStyle w:val="Heading2"/>
       </w:pPr>
       <w:r>
-        <w:t>3. 程序描述（逐模块）</w:t>
+        <w:t xml:space="preserve">3. </w:t>
       </w:r>
     </w:p>
     <w:p>
@@ -515,7 +506,7 @@
         <w:pStyle w:val="Heading3"/>
       </w:pPr>
       <w:r>
-        <w:t>3.1 M1 用户管理模块</w:t>
+        <w:t xml:space="preserve">3.1 M1 </w:t>
       </w:r>
     </w:p>
     <w:p>
@@ -523,12 +514,12 @@
         <w:pStyle w:val="Heading4"/>
       </w:pPr>
       <w:r>
-        <w:t>3.1.1 功能</w:t>
+        <w:t xml:space="preserve">3.1.1 </w:t>
       </w:r>
     </w:p>
     <w:p>
       <w:r>
-        <w:t>实现用户的注册、登录、个人信息管理以及三级角色权限控制（USER / VERIFIED / ADMIN）。</w:t>
+        <w:t>USER / VERIFIED / ADMIN</w:t>
       </w:r>
     </w:p>
     <w:p>
@@ -536,12 +527,12 @@
         <w:pStyle w:val="Heading4"/>
       </w:pPr>
       <w:r>
-        <w:t>3.1.2 性能</w:t>
+        <w:t xml:space="preserve">3.1.2 </w:t>
       </w:r>
     </w:p>
     <w:p>
       <w:r>
-        <w:t>登录响应时间 ≤ 500ms，注册响应时间 ≤ 1s。</w:t>
+        <w:t xml:space="preserve"> ≤ 500ms ≤ 1s</w:t>
       </w:r>
     </w:p>
     <w:p>
@@ -549,7 +540,7 @@
         <w:pStyle w:val="Heading4"/>
       </w:pPr>
       <w:r>
-        <w:t>3.1.3 输入项目</w:t>
+        <w:t xml:space="preserve">3.1.3 </w:t>
       </w:r>
     </w:p>
     <w:p>
@@ -557,15 +548,12 @@
         <w:pStyle w:val="ListBullet"/>
       </w:pPr>
       <w:r>
-        <w:t>注册：用户名（username）、密码（password）、邮箱（email）</w:t>
+        <w:t>usernamepasswordemail</w:t>
       </w:r>
     </w:p>
     <w:p>
-      <w:pPr>
-        <w:pStyle w:val="ListBullet"/>
-      </w:pPr>
       <w:r>
-        <w:t>登录：用户名、密码</w:t>
+        <w:t xml:space="preserve">- </w:t>
       </w:r>
     </w:p>
     <w:p>
@@ -573,7 +561,7 @@
         <w:pStyle w:val="ListBullet"/>
       </w:pPr>
       <w:r>
-        <w:t>获取/更新个人信息：JWT Token</w:t>
+        <w:t>/JWT Token</w:t>
       </w:r>
     </w:p>
     <w:p>
@@ -581,7 +569,7 @@
         <w:pStyle w:val="Heading4"/>
       </w:pPr>
       <w:r>
-        <w:t>3.1.4 输出项目</w:t>
+        <w:t xml:space="preserve">3.1.4 </w:t>
       </w:r>
     </w:p>
     <w:p>
@@ -589,7 +577,7 @@
         <w:pStyle w:val="ListBullet"/>
       </w:pPr>
       <w:r>
-        <w:t>注册/登录成功：JWT Token + 用户基本信息</w:t>
+        <w:t>/JWT Token +</w:t>
       </w:r>
     </w:p>
     <w:p>
@@ -597,7 +585,7 @@
         <w:pStyle w:val="ListBullet"/>
       </w:pPr>
       <w:r>
-        <w:t>个人信息：用户 ID、用户名、昵称、邮箱、头像、角色</w:t>
+        <w:t xml:space="preserve"> ID</w:t>
       </w:r>
     </w:p>
     <w:p>
@@ -605,7 +593,7 @@
         <w:pStyle w:val="Heading4"/>
       </w:pPr>
       <w:r>
-        <w:t>3.1.5 算法</w:t>
+        <w:t xml:space="preserve">3.1.5 </w:t>
       </w:r>
     </w:p>
     <w:p>
@@ -613,7 +601,7 @@
         <w:pStyle w:val="ListBullet"/>
       </w:pPr>
       <w:r>
-        <w:t>密码加密：BCrypt 哈希算法（`BCryptPasswordEncoder.encode()`）</w:t>
+        <w:t>BCrypt `BCryptPasswordEncoder.encode()`</w:t>
       </w:r>
     </w:p>
     <w:p>
@@ -621,7 +609,7 @@
         <w:pStyle w:val="ListBullet"/>
       </w:pPr>
       <w:r>
-        <w:t>Token 生成：HMAC-SHA256 签名 JWT，有效期 24 小时</w:t>
+        <w:t>Token HMAC-SHA256  JWT 24</w:t>
       </w:r>
     </w:p>
     <w:p>
@@ -629,7 +617,7 @@
         <w:pStyle w:val="Heading4"/>
       </w:pPr>
       <w:r>
-        <w:t>3.1.6 程序逻辑</w:t>
+        <w:t xml:space="preserve">3.1.6 </w:t>
       </w:r>
     </w:p>
     <w:p>
@@ -645,33 +633,33 @@
         </w:rPr>
         <w:t>POST /auth/register</w:t>
         <w:br/>
-        <w:t xml:space="preserve">  1. 校验 username 唯一性</w:t>
+        <w:t xml:space="preserve">  1.  username </w:t>
         <w:br/>
-        <w:t xml:space="preserve">  2. 密码 BCrypt 加密</w:t>
+        <w:t xml:space="preserve">  2.  BCrypt </w:t>
         <w:br/>
-        <w:t xml:space="preserve">  3. 写入 user 表，角色默认 USER</w:t>
+        <w:t xml:space="preserve">  3.  user  USER</w:t>
         <w:br/>
-        <w:t xml:space="preserve">  4. 返回成功消息</w:t>
+        <w:t xml:space="preserve">  4. </w:t>
         <w:br/>
         <w:br/>
         <w:t>POST /auth/login</w:t>
         <w:br/>
-        <w:t xml:space="preserve">  1. 根据 username 查询用户</w:t>
+        <w:t xml:space="preserve">  1.  username </w:t>
         <w:br/>
-        <w:t xml:space="preserve">  2. BCrypt 验证密码</w:t>
+        <w:t xml:space="preserve">  2. BCrypt </w:t>
         <w:br/>
-        <w:t xml:space="preserve">  3. 生成 JWT Token（含 userId + role）</w:t>
+        <w:t xml:space="preserve">  3.  JWT Token userId + role</w:t>
         <w:br/>
-        <w:t xml:space="preserve">  4. 返回 Token + 用户信息</w:t>
+        <w:t xml:space="preserve">  4.  Token + </w:t>
         <w:br/>
         <w:br/>
         <w:t>GET /auth/me</w:t>
         <w:br/>
-        <w:t xml:space="preserve">  1. 从请求头提取 JWT Token</w:t>
+        <w:t xml:space="preserve">  1.  JWT Token</w:t>
         <w:br/>
-        <w:t xml:space="preserve">  2. 解析 Token 获取 userId</w:t>
+        <w:t xml:space="preserve">  2.  Token  userId</w:t>
         <w:br/>
-        <w:t xml:space="preserve">  3. 查询并返回用户信息</w:t>
+        <w:t xml:space="preserve">  3. </w:t>
       </w:r>
     </w:p>
     <w:p>
@@ -690,7 +678,7 @@
               <a:graphicData uri="http://schemas.openxmlformats.org/drawingml/2006/picture">
                 <pic:pic>
                   <pic:nvPicPr>
-                    <pic:cNvPr id="0" name="tmplhgki8gl.png"/>
+                    <pic:cNvPr id="0" name="tmpo5uyq2im.png"/>
                     <pic:cNvPicPr/>
                   </pic:nvPicPr>
                   <pic:blipFill>
@@ -718,7 +706,7 @@
         <w:pStyle w:val="Heading4"/>
       </w:pPr>
       <w:r>
-        <w:t>3.1.7 接口</w:t>
+        <w:t xml:space="preserve">3.1.7 </w:t>
       </w:r>
     </w:p>
     <w:tbl>
@@ -746,7 +734,6 @@
                 <w:b/>
                 <w:sz w:val="18"/>
               </w:rPr>
-              <w:t>方法</w:t>
             </w:r>
           </w:p>
         </w:tc>
@@ -762,7 +749,6 @@
                 <w:b/>
                 <w:sz w:val="18"/>
               </w:rPr>
-              <w:t>路径</w:t>
             </w:r>
           </w:p>
         </w:tc>
@@ -778,7 +764,6 @@
                 <w:b/>
                 <w:sz w:val="18"/>
               </w:rPr>
-              <w:t>权限</w:t>
             </w:r>
           </w:p>
         </w:tc>
@@ -974,7 +959,7 @@
         <w:pStyle w:val="Heading3"/>
       </w:pPr>
       <w:r>
-        <w:t>3.2 M2 猫咪管理模块</w:t>
+        <w:t xml:space="preserve">3.2 M2 </w:t>
       </w:r>
     </w:p>
     <w:p>
@@ -982,12 +967,20 @@
         <w:pStyle w:val="Heading4"/>
       </w:pPr>
       <w:r>
-        <w:t>3.2.1 功能</w:t>
+        <w:t xml:space="preserve">3.2.1 </w:t>
+      </w:r>
+    </w:p>
+    <w:p>
+      <w:pPr>
+        <w:pStyle w:val="Heading4"/>
+      </w:pPr>
+      <w:r>
+        <w:t xml:space="preserve">3.2.2 </w:t>
       </w:r>
     </w:p>
     <w:p>
       <w:r>
-        <w:t>实现猫咪档案的增删改查，支持猫咪亲缘关系管理（父亲、母亲、好友）和状态管理。</w:t>
+        <w:t xml:space="preserve"> ≤ 200ms ≤ 500ms</w:t>
       </w:r>
     </w:p>
     <w:p>
@@ -995,12 +988,12 @@
         <w:pStyle w:val="Heading4"/>
       </w:pPr>
       <w:r>
-        <w:t>3.2.2 性能</w:t>
+        <w:t xml:space="preserve">3.2.3 </w:t>
       </w:r>
     </w:p>
     <w:p>
       <w:r>
-        <w:t>单次查询 ≤ 200ms，写入操作 ≤ 500ms。</w:t>
+        <w:t>namenicknamegenderbirth_yearbreedcolourcolour_tagslocation_arealocation_detailpersonality_tagspersonality_deschealth_statussterilizedadopt_statusstatusweightfather_idmother_idfriend_idsfirst_sighting_timefirst_sighting_locationnotes</w:t>
       </w:r>
     </w:p>
     <w:p>
@@ -1008,12 +1001,12 @@
         <w:pStyle w:val="Heading4"/>
       </w:pPr>
       <w:r>
-        <w:t>3.2.3 输入项目</w:t>
+        <w:t xml:space="preserve">3.2.4 </w:t>
       </w:r>
     </w:p>
     <w:p>
       <w:r>
-        <w:t>猫咪各字段：name、nickname、gender、birth_year、breed、colour、colour_tags、location_area、location_detail、personality_tags、personality_desc、health_status、sterilized、adopt_status、status、weight、father_id、mother_id、friend_ids、first_sighting_time、first_sighting_location、notes</w:t>
+        <w:t xml:space="preserve">JSON </w:t>
       </w:r>
     </w:p>
     <w:p>
@@ -1021,20 +1014,7 @@
         <w:pStyle w:val="Heading4"/>
       </w:pPr>
       <w:r>
-        <w:t>3.2.4 输出项目</w:t>
-      </w:r>
-    </w:p>
-    <w:p>
-      <w:r>
-        <w:t>猫咪完整信息（JSON 格式，含关联数据）</w:t>
-      </w:r>
-    </w:p>
-    <w:p>
-      <w:pPr>
-        <w:pStyle w:val="Heading4"/>
-      </w:pPr>
-      <w:r>
-        <w:t>3.2.5 程序逻辑</w:t>
+        <w:t xml:space="preserve">3.2.5 </w:t>
       </w:r>
     </w:p>
     <w:p>
@@ -1050,31 +1030,31 @@
         </w:rPr>
         <w:t>POST /cats</w:t>
         <w:br/>
-        <w:t xml:space="preserve">  1. 校验登录状态</w:t>
+        <w:t xml:space="preserve">  1. </w:t>
         <w:br/>
-        <w:t xml:space="preserve">  2. 验证必填字段（name）</w:t>
+        <w:t xml:space="preserve">  2. name</w:t>
         <w:br/>
-        <w:t xml:space="preserve">  3. 写入 cat 表，设置 creator_id 为当前用户</w:t>
+        <w:t xml:space="preserve">  3.  cat  creator_id </w:t>
         <w:br/>
-        <w:t xml:space="preserve">  4. 返回新创建的猫咪 ID</w:t>
+        <w:t xml:space="preserve">  4.  ID</w:t>
         <w:br/>
         <w:br/>
         <w:t>PUT /cats/{id}</w:t>
         <w:br/>
-        <w:t xml:space="preserve">  1. 校验权限（本人或 ADMIN）</w:t>
+        <w:t xml:space="preserve">  1.  ADMIN</w:t>
         <w:br/>
-        <w:t xml:space="preserve">  2. 更新对应字段</w:t>
+        <w:t xml:space="preserve">  2. </w:t>
         <w:br/>
-        <w:t xml:space="preserve">  3. 返回更新后的猫咪信息</w:t>
+        <w:t xml:space="preserve">  3. </w:t>
         <w:br/>
         <w:br/>
         <w:t>DELETE /cats/{id}</w:t>
         <w:br/>
-        <w:t xml:space="preserve">  1. 校验权限</w:t>
+        <w:t xml:space="preserve">  1. </w:t>
         <w:br/>
-        <w:t xml:space="preserve">  2. 级联删除关联照片、评论、关注、评分记录</w:t>
+        <w:t xml:space="preserve">  2. </w:t>
         <w:br/>
-        <w:t xml:space="preserve">  3. 逻辑删除或物理删除猫咪记录</w:t>
+        <w:t xml:space="preserve">  3. </w:t>
       </w:r>
     </w:p>
     <w:p>
@@ -1093,7 +1073,7 @@
               <a:graphicData uri="http://schemas.openxmlformats.org/drawingml/2006/picture">
                 <pic:pic>
                   <pic:nvPicPr>
-                    <pic:cNvPr id="0" name="tmpa0c7a5wq.png"/>
+                    <pic:cNvPr id="0" name="tmp04_mc1l_.png"/>
                     <pic:cNvPicPr/>
                   </pic:nvPicPr>
                   <pic:blipFill>
@@ -1121,7 +1101,7 @@
         <w:pStyle w:val="Heading4"/>
       </w:pPr>
       <w:r>
-        <w:t>3.2.6 接口</w:t>
+        <w:t xml:space="preserve">3.2.6 </w:t>
       </w:r>
     </w:p>
     <w:tbl>
@@ -1149,7 +1129,6 @@
                 <w:b/>
                 <w:sz w:val="18"/>
               </w:rPr>
-              <w:t>方法</w:t>
             </w:r>
           </w:p>
         </w:tc>
@@ -1165,7 +1144,6 @@
                 <w:b/>
                 <w:sz w:val="18"/>
               </w:rPr>
-              <w:t>路径</w:t>
             </w:r>
           </w:p>
         </w:tc>
@@ -1181,7 +1159,6 @@
                 <w:b/>
                 <w:sz w:val="18"/>
               </w:rPr>
-              <w:t>权限</w:t>
             </w:r>
           </w:p>
         </w:tc>
@@ -1357,7 +1334,7 @@
               <w:rPr>
                 <w:sz w:val="18"/>
               </w:rPr>
-              <w:t>LOGIN（本人或ADMIN）</w:t>
+              <w:t>LOGINADMIN</w:t>
             </w:r>
           </w:p>
         </w:tc>
@@ -1401,7 +1378,7 @@
               <w:rPr>
                 <w:sz w:val="18"/>
               </w:rPr>
-              <w:t>LOGIN（本人或ADMIN）</w:t>
+              <w:t>LOGINADMIN</w:t>
             </w:r>
           </w:p>
         </w:tc>
@@ -1421,7 +1398,7 @@
         <w:pStyle w:val="Heading3"/>
       </w:pPr>
       <w:r>
-        <w:t>3.3 M3 搜索浏览模块</w:t>
+        <w:t xml:space="preserve">3.3 M3 </w:t>
       </w:r>
     </w:p>
     <w:p>
@@ -1429,12 +1406,12 @@
         <w:pStyle w:val="Heading4"/>
       </w:pPr>
       <w:r>
-        <w:t>3.3.1 功能</w:t>
+        <w:t xml:space="preserve">3.3.1 </w:t>
       </w:r>
     </w:p>
     <w:p>
       <w:r>
-        <w:t>提供猫咪列表分页展示（支持状态 Tab 切换）、关键词搜索、条件筛选（位置/状态/毛色分类）、毛色分类浏览。</w:t>
+        <w:t xml:space="preserve"> Tab //</w:t>
       </w:r>
     </w:p>
     <w:p>
@@ -1442,12 +1419,12 @@
         <w:pStyle w:val="Heading4"/>
       </w:pPr>
       <w:r>
-        <w:t>3.3.2 性能</w:t>
+        <w:t xml:space="preserve">3.3.2 </w:t>
       </w:r>
     </w:p>
     <w:p>
       <w:r>
-        <w:t>列表查询 ≤ 300ms，搜索结果排序 ≤ 500ms。</w:t>
+        <w:t xml:space="preserve"> ≤ 300ms ≤ 500ms</w:t>
       </w:r>
     </w:p>
     <w:p>
@@ -1455,12 +1432,12 @@
         <w:pStyle w:val="Heading4"/>
       </w:pPr>
       <w:r>
-        <w:t>3.3.3 输入项目</w:t>
+        <w:t xml:space="preserve">3.3.3 </w:t>
       </w:r>
     </w:p>
     <w:p>
       <w:r>
-        <w:t>搜索关键词、筛选条件（status、location_area、colour_tags）、分页参数（page、size）</w:t>
+        <w:t>statuslocation_areacolour_tagspagesize</w:t>
       </w:r>
     </w:p>
     <w:p>
@@ -1468,20 +1445,15 @@
         <w:pStyle w:val="Heading4"/>
       </w:pPr>
       <w:r>
-        <w:t>3.3.4 输出项目</w:t>
+        <w:t xml:space="preserve">3.3.4 </w:t>
       </w:r>
     </w:p>
     <w:p>
+      <w:pPr>
+        <w:pStyle w:val="Heading4"/>
+      </w:pPr>
       <w:r>
-        <w:t>猫咪列表（含分页信息：总条数、当前页、每页大小）</w:t>
-      </w:r>
-    </w:p>
-    <w:p>
-      <w:pPr>
-        <w:pStyle w:val="Heading4"/>
-      </w:pPr>
-      <w:r>
-        <w:t>3.3.5 程序逻辑</w:t>
+        <w:t xml:space="preserve">3.3.5 </w:t>
       </w:r>
     </w:p>
     <w:p>
@@ -1497,26 +1469,26 @@
         </w:rPr>
         <w:t>GET /cats?status=active&amp;page=1&amp;size=20</w:t>
         <w:br/>
-        <w:t xml:space="preserve">  1. 解析查询参数</w:t>
+        <w:t xml:space="preserve">  1. </w:t>
         <w:br/>
-        <w:t xml:space="preserve">  2. 构建动态查询条件</w:t>
+        <w:t xml:space="preserve">  2. </w:t>
         <w:br/>
-        <w:t xml:space="preserve">     - status 精确匹配</w:t>
+        <w:t xml:space="preserve">     - status </w:t>
         <w:br/>
-        <w:t xml:space="preserve">     - keyword 模糊匹配 name / nickname / colour_tags</w:t>
+        <w:t xml:space="preserve">     - keyword  name / nickname / colour_tags</w:t>
         <w:br/>
-        <w:t xml:space="preserve">     - location_area 精确匹配</w:t>
+        <w:t xml:space="preserve">     - location_area </w:t>
         <w:br/>
-        <w:t xml:space="preserve">  3. 分页查询，支持排序（创建时间倒序 / 热度排序）</w:t>
+        <w:t xml:space="preserve">  3.  / </w:t>
         <w:br/>
-        <w:t xml:space="preserve">  4. 返回分页结果</w:t>
+        <w:t xml:space="preserve">  4. </w:t>
         <w:br/>
         <w:br/>
-        <w:t>状态 Tab 切换（前端实现）：</w:t>
+        <w:t xml:space="preserve"> Tab </w:t>
         <w:br/>
-        <w:t xml:space="preserve">  - 切换 Tab 时重置 page=0</w:t>
+        <w:t xml:space="preserve">  -  Tab  page=0</w:t>
         <w:br/>
-        <w:t xml:space="preserve">  - 重新按 status 发起列表请求</w:t>
+        <w:t xml:space="preserve">  -  status </w:t>
       </w:r>
     </w:p>
     <w:p>
@@ -1535,7 +1507,7 @@
               <a:graphicData uri="http://schemas.openxmlformats.org/drawingml/2006/picture">
                 <pic:pic>
                   <pic:nvPicPr>
-                    <pic:cNvPr id="0" name="tmpbwfapl38.png"/>
+                    <pic:cNvPr id="0" name="tmpj66s4cxx.png"/>
                     <pic:cNvPicPr/>
                   </pic:nvPicPr>
                   <pic:blipFill>
@@ -1563,7 +1535,7 @@
         <w:pStyle w:val="Heading4"/>
       </w:pPr>
       <w:r>
-        <w:t>3.3.6 接口</w:t>
+        <w:t xml:space="preserve">3.3.6 </w:t>
       </w:r>
     </w:p>
     <w:tbl>
@@ -1591,7 +1563,6 @@
                 <w:b/>
                 <w:sz w:val="18"/>
               </w:rPr>
-              <w:t>方法</w:t>
             </w:r>
           </w:p>
         </w:tc>
@@ -1607,7 +1578,6 @@
                 <w:b/>
                 <w:sz w:val="18"/>
               </w:rPr>
-              <w:t>路径</w:t>
             </w:r>
           </w:p>
         </w:tc>
@@ -1623,7 +1593,6 @@
                 <w:b/>
                 <w:sz w:val="18"/>
               </w:rPr>
-              <w:t>权限</w:t>
             </w:r>
           </w:p>
         </w:tc>
@@ -1687,7 +1656,7 @@
         <w:pStyle w:val="Heading3"/>
       </w:pPr>
       <w:r>
-        <w:t>3.4 M4 照片管理模块</w:t>
+        <w:t xml:space="preserve">3.4 M4 </w:t>
       </w:r>
     </w:p>
     <w:p>
@@ -1695,12 +1664,12 @@
         <w:pStyle w:val="Heading4"/>
       </w:pPr>
       <w:r>
-        <w:t>3.4.1 功能</w:t>
+        <w:t xml:space="preserve">3.4.1 </w:t>
       </w:r>
     </w:p>
     <w:p>
       <w:r>
-        <w:t>照片上传、审核（PENDING → APPROVED / REJECTED）、删除、点赞/取消点赞。</w:t>
+        <w:t>PENDING -&gt; APPROVED / REJECTED/</w:t>
       </w:r>
     </w:p>
     <w:p>
@@ -1708,12 +1677,12 @@
         <w:pStyle w:val="Heading4"/>
       </w:pPr>
       <w:r>
-        <w:t>3.4.2 性能</w:t>
+        <w:t xml:space="preserve">3.4.2 </w:t>
       </w:r>
     </w:p>
     <w:p>
       <w:r>
-        <w:t>照片上传 ≤ 2s（取决于文件大小），审核操作 ≤ 500ms，点赞 ≤ 200ms。</w:t>
+        <w:t xml:space="preserve"> ≤ 2s ≤ 500ms ≤ 200ms</w:t>
       </w:r>
     </w:p>
     <w:p>
@@ -1721,7 +1690,7 @@
         <w:pStyle w:val="Heading4"/>
       </w:pPr>
       <w:r>
-        <w:t>3.4.3 输入项目</w:t>
+        <w:t xml:space="preserve">3.4.3 </w:t>
       </w:r>
     </w:p>
     <w:p>
@@ -1729,7 +1698,7 @@
         <w:pStyle w:val="ListBullet"/>
       </w:pPr>
       <w:r>
-        <w:t>上传：图片文件（支持 jpg/png，最大 10MB）、猫咪 ID、照片描述</w:t>
+        <w:t xml:space="preserve"> jpg/png 10MB ID</w:t>
       </w:r>
     </w:p>
     <w:p>
@@ -1737,7 +1706,7 @@
         <w:pStyle w:val="ListBullet"/>
       </w:pPr>
       <w:r>
-        <w:t>审核：照片 ID、审核结果（approve/reject）、拒绝原因</w:t>
+        <w:t xml:space="preserve"> IDapprove/reject</w:t>
       </w:r>
     </w:p>
     <w:p>
@@ -1745,7 +1714,7 @@
         <w:pStyle w:val="ListBullet"/>
       </w:pPr>
       <w:r>
-        <w:t>点赞：照片 ID</w:t>
+        <w:t xml:space="preserve"> ID</w:t>
       </w:r>
     </w:p>
     <w:p>
@@ -1753,20 +1722,15 @@
         <w:pStyle w:val="Heading4"/>
       </w:pPr>
       <w:r>
-        <w:t>3.4.4 输出项目</w:t>
+        <w:t xml:space="preserve">3.4.4 </w:t>
       </w:r>
     </w:p>
     <w:p>
+      <w:pPr>
+        <w:pStyle w:val="Heading4"/>
+      </w:pPr>
       <w:r>
-        <w:t>照片记录（含审核状态、点赞数）</w:t>
-      </w:r>
-    </w:p>
-    <w:p>
-      <w:pPr>
-        <w:pStyle w:val="Heading4"/>
-      </w:pPr>
-      <w:r>
-        <w:t>3.4.5 程序逻辑</w:t>
+        <w:t xml:space="preserve">3.4.5 </w:t>
       </w:r>
     </w:p>
     <w:p>
@@ -1782,33 +1746,33 @@
         </w:rPr>
         <w:t>POST /cats/{catId}/photos</w:t>
         <w:br/>
-        <w:t xml:space="preserve">  1. 验证文件格式和大小</w:t>
+        <w:t xml:space="preserve">  1. </w:t>
         <w:br/>
-        <w:t xml:space="preserve">  2. 保存文件到本地存储</w:t>
+        <w:t xml:space="preserve">  2. </w:t>
         <w:br/>
-        <w:t xml:space="preserve">  3. 创建 photo 记录，status = PENDING</w:t>
+        <w:t xml:space="preserve">  3.  photo status = PENDING</w:t>
         <w:br/>
-        <w:t xml:space="preserve">  4. 返回照片信息</w:t>
+        <w:t xml:space="preserve">  4. </w:t>
         <w:br/>
         <w:br/>
         <w:t>PUT /photos/{id}/approve</w:t>
         <w:br/>
-        <w:t xml:space="preserve">  1. 校验 ADMIN 权限</w:t>
+        <w:t xml:space="preserve">  1.  ADMIN </w:t>
         <w:br/>
-        <w:t xml:space="preserve">  2. 更新 status = APPROVED，记录 reviewer_id</w:t>
+        <w:t xml:space="preserve">  2.  status = APPROVED reviewer_id</w:t>
         <w:br/>
-        <w:t xml:space="preserve">  3. 返回更新结果</w:t>
+        <w:t xml:space="preserve">  3. </w:t>
         <w:br/>
         <w:br/>
         <w:t>POST /photos/{id}/like</w:t>
         <w:br/>
-        <w:t xml:space="preserve">  1. 校验登录状态</w:t>
+        <w:t xml:space="preserve">  1. </w:t>
         <w:br/>
-        <w:t xml:space="preserve">  2. 检查 photo_like 表唯一约束（每人每照仅一次）</w:t>
+        <w:t xml:space="preserve">  2.  photo_like </w:t>
         <w:br/>
-        <w:t xml:space="preserve">  3. 插入点赞记录</w:t>
+        <w:t xml:space="preserve">  3. </w:t>
         <w:br/>
-        <w:t xml:space="preserve">  4. 递增 photo.like_count（冗余计数字段）</w:t>
+        <w:t xml:space="preserve">  4.  photo.like_count</w:t>
       </w:r>
     </w:p>
     <w:p>
@@ -1827,7 +1791,7 @@
               <a:graphicData uri="http://schemas.openxmlformats.org/drawingml/2006/picture">
                 <pic:pic>
                   <pic:nvPicPr>
-                    <pic:cNvPr id="0" name="tmpr7td44as.png"/>
+                    <pic:cNvPr id="0" name="tmpq78_wkk9.png"/>
                     <pic:cNvPicPr/>
                   </pic:nvPicPr>
                   <pic:blipFill>
@@ -1855,7 +1819,7 @@
         <w:pStyle w:val="Heading4"/>
       </w:pPr>
       <w:r>
-        <w:t>3.4.6 接口</w:t>
+        <w:t xml:space="preserve">3.4.6 </w:t>
       </w:r>
     </w:p>
     <w:tbl>
@@ -1883,7 +1847,6 @@
                 <w:b/>
                 <w:sz w:val="18"/>
               </w:rPr>
-              <w:t>方法</w:t>
             </w:r>
           </w:p>
         </w:tc>
@@ -1899,7 +1862,6 @@
                 <w:b/>
                 <w:sz w:val="18"/>
               </w:rPr>
-              <w:t>路径</w:t>
             </w:r>
           </w:p>
         </w:tc>
@@ -1915,7 +1877,6 @@
                 <w:b/>
                 <w:sz w:val="18"/>
               </w:rPr>
-              <w:t>权限</w:t>
             </w:r>
           </w:p>
         </w:tc>
@@ -2135,7 +2096,7 @@
               <w:rPr>
                 <w:sz w:val="18"/>
               </w:rPr>
-              <w:t>LOGIN（本人或ADMIN）</w:t>
+              <w:t>LOGINADMIN</w:t>
             </w:r>
           </w:p>
         </w:tc>
@@ -2243,7 +2204,7 @@
         <w:pStyle w:val="Heading3"/>
       </w:pPr>
       <w:r>
-        <w:t>3.5 M5 评论管理模块</w:t>
+        <w:t xml:space="preserve">3.5 M5 </w:t>
       </w:r>
     </w:p>
     <w:p>
@@ -2251,12 +2212,20 @@
         <w:pStyle w:val="Heading4"/>
       </w:pPr>
       <w:r>
-        <w:t>3.5.1 功能</w:t>
+        <w:t xml:space="preserve">3.5.1 </w:t>
+      </w:r>
+    </w:p>
+    <w:p>
+      <w:pPr>
+        <w:pStyle w:val="Heading4"/>
+      </w:pPr>
+      <w:r>
+        <w:t xml:space="preserve">3.5.2 </w:t>
       </w:r>
     </w:p>
     <w:p>
       <w:r>
-        <w:t>发表、查看、删除评论。</w:t>
+        <w:t xml:space="preserve"> ≤ 300ms ≤ 200ms</w:t>
       </w:r>
     </w:p>
     <w:p>
@@ -2264,12 +2233,12 @@
         <w:pStyle w:val="Heading4"/>
       </w:pPr>
       <w:r>
-        <w:t>3.5.2 性能</w:t>
+        <w:t xml:space="preserve">3.5.3 </w:t>
       </w:r>
     </w:p>
     <w:p>
       <w:r>
-        <w:t>发表评论 ≤ 300ms，评论列表 ≤ 200ms。</w:t>
+        <w:t xml:space="preserve"> ID≤ 500 </w:t>
       </w:r>
     </w:p>
     <w:p>
@@ -2277,33 +2246,15 @@
         <w:pStyle w:val="Heading4"/>
       </w:pPr>
       <w:r>
-        <w:t>3.5.3 输入项目</w:t>
+        <w:t xml:space="preserve">3.5.4 </w:t>
       </w:r>
     </w:p>
     <w:p>
+      <w:pPr>
+        <w:pStyle w:val="Heading4"/>
+      </w:pPr>
       <w:r>
-        <w:t>猫咪 ID、评论内容（文本，≤ 500 字）</w:t>
-      </w:r>
-    </w:p>
-    <w:p>
-      <w:pPr>
-        <w:pStyle w:val="Heading4"/>
-      </w:pPr>
-      <w:r>
-        <w:t>3.5.4 输出项目</w:t>
-      </w:r>
-    </w:p>
-    <w:p>
-      <w:r>
-        <w:t>评论记录列表（含用户名、内容、时间）</w:t>
-      </w:r>
-    </w:p>
-    <w:p>
-      <w:pPr>
-        <w:pStyle w:val="Heading4"/>
-      </w:pPr>
-      <w:r>
-        <w:t>3.5.5 程序逻辑</w:t>
+        <w:t xml:space="preserve">3.5.5 </w:t>
       </w:r>
     </w:p>
     <w:p>
@@ -2319,13 +2270,13 @@
         </w:rPr>
         <w:t>POST /cats/{catId}/comments</w:t>
         <w:br/>
-        <w:t xml:space="preserve">  1. 校验登录状态</w:t>
+        <w:t xml:space="preserve">  1. </w:t>
         <w:br/>
-        <w:t xml:space="preserve">  2. 校验评论内容非空</w:t>
+        <w:t xml:space="preserve">  2. </w:t>
         <w:br/>
-        <w:t xml:space="preserve">  3. 写入 comment 表（catId, userId, content）</w:t>
+        <w:t xml:space="preserve">  3.  comment catId, userId, content</w:t>
         <w:br/>
-        <w:t xml:space="preserve">  4. 返回评论记录</w:t>
+        <w:t xml:space="preserve">  4. </w:t>
       </w:r>
     </w:p>
     <w:p>
@@ -2344,7 +2295,7 @@
               <a:graphicData uri="http://schemas.openxmlformats.org/drawingml/2006/picture">
                 <pic:pic>
                   <pic:nvPicPr>
-                    <pic:cNvPr id="0" name="tmp1a61hjyb.png"/>
+                    <pic:cNvPr id="0" name="tmpwwb9h83l.png"/>
                     <pic:cNvPicPr/>
                   </pic:nvPicPr>
                   <pic:blipFill>
@@ -2372,7 +2323,7 @@
         <w:pStyle w:val="Heading4"/>
       </w:pPr>
       <w:r>
-        <w:t>3.5.6 接口</w:t>
+        <w:t xml:space="preserve">3.5.6 </w:t>
       </w:r>
     </w:p>
     <w:tbl>
@@ -2400,7 +2351,6 @@
                 <w:b/>
                 <w:sz w:val="18"/>
               </w:rPr>
-              <w:t>方法</w:t>
             </w:r>
           </w:p>
         </w:tc>
@@ -2416,7 +2366,6 @@
                 <w:b/>
                 <w:sz w:val="18"/>
               </w:rPr>
-              <w:t>路径</w:t>
             </w:r>
           </w:p>
         </w:tc>
@@ -2432,7 +2381,6 @@
                 <w:b/>
                 <w:sz w:val="18"/>
               </w:rPr>
-              <w:t>权限</w:t>
             </w:r>
           </w:p>
         </w:tc>
@@ -2564,7 +2512,7 @@
               <w:rPr>
                 <w:sz w:val="18"/>
               </w:rPr>
-              <w:t>LOGIN（本人或ADMIN）</w:t>
+              <w:t>LOGINADMIN</w:t>
             </w:r>
           </w:p>
         </w:tc>
@@ -2584,7 +2532,7 @@
         <w:pStyle w:val="Heading3"/>
       </w:pPr>
       <w:r>
-        <w:t>3.6 M6 算法推荐模块（核心）</w:t>
+        <w:t xml:space="preserve">3.6 M6 </w:t>
       </w:r>
     </w:p>
     <w:p>
@@ -2593,7 +2541,7 @@
         <w:rPr>
           <w:b/>
         </w:rPr>
-        <w:t>此模块为系统的核心算法模块，详细描述见第 3.10 节。</w:t>
+        <w:t xml:space="preserve"> 3.10 </w:t>
       </w:r>
       <w:r/>
     </w:p>
@@ -2622,7 +2570,6 @@
                 <w:b/>
                 <w:sz w:val="18"/>
               </w:rPr>
-              <w:t>方法</w:t>
             </w:r>
           </w:p>
         </w:tc>
@@ -2638,7 +2585,6 @@
                 <w:b/>
                 <w:sz w:val="18"/>
               </w:rPr>
-              <w:t>路径</w:t>
             </w:r>
           </w:p>
         </w:tc>
@@ -2654,7 +2600,6 @@
                 <w:b/>
                 <w:sz w:val="18"/>
               </w:rPr>
-              <w:t>权限</w:t>
             </w:r>
           </w:p>
         </w:tc>
@@ -2718,7 +2663,7 @@
         <w:pStyle w:val="Heading3"/>
       </w:pPr>
       <w:r>
-        <w:t>3.7 M7 关注管理模块</w:t>
+        <w:t xml:space="preserve">3.7 M7 </w:t>
       </w:r>
     </w:p>
     <w:p>
@@ -2726,12 +2671,12 @@
         <w:pStyle w:val="Heading4"/>
       </w:pPr>
       <w:r>
-        <w:t>3.7.1 功能</w:t>
+        <w:t xml:space="preserve">3.7.1 </w:t>
       </w:r>
     </w:p>
     <w:p>
       <w:r>
-        <w:t>用户关注/取消关注猫咪，查看已关注列表。</w:t>
+        <w:t>/</w:t>
       </w:r>
     </w:p>
     <w:p>
@@ -2739,12 +2684,12 @@
         <w:pStyle w:val="Heading4"/>
       </w:pPr>
       <w:r>
-        <w:t>3.7.2 性能</w:t>
+        <w:t xml:space="preserve">3.7.2 </w:t>
       </w:r>
     </w:p>
     <w:p>
       <w:r>
-        <w:t>关注操作 ≤ 200ms。</w:t>
+        <w:t xml:space="preserve"> ≤ 200ms</w:t>
       </w:r>
     </w:p>
     <w:p>
@@ -2752,12 +2697,12 @@
         <w:pStyle w:val="Heading4"/>
       </w:pPr>
       <w:r>
-        <w:t>3.7.3 输入项目</w:t>
+        <w:t xml:space="preserve">3.7.3 </w:t>
       </w:r>
     </w:p>
     <w:p>
       <w:r>
-        <w:t>猫咪 ID、用户 ID（从 Token 解析）</w:t>
+        <w:t xml:space="preserve"> ID ID Token </w:t>
       </w:r>
     </w:p>
     <w:p>
@@ -2765,20 +2710,15 @@
         <w:pStyle w:val="Heading4"/>
       </w:pPr>
       <w:r>
-        <w:t>3.7.4 输出项目</w:t>
+        <w:t xml:space="preserve">3.7.4 </w:t>
       </w:r>
     </w:p>
     <w:p>
+      <w:pPr>
+        <w:pStyle w:val="Heading4"/>
+      </w:pPr>
       <w:r>
-        <w:t>关注状态、已关注猫咪列表</w:t>
-      </w:r>
-    </w:p>
-    <w:p>
-      <w:pPr>
-        <w:pStyle w:val="Heading4"/>
-      </w:pPr>
-      <w:r>
-        <w:t>3.7.5 程序逻辑</w:t>
+        <w:t xml:space="preserve">3.7.5 </w:t>
       </w:r>
     </w:p>
     <w:p>
@@ -2794,22 +2734,22 @@
         </w:rPr>
         <w:t>POST /cats/{catId}/follow</w:t>
         <w:br/>
-        <w:t xml:space="preserve">  1. 校验登录状态</w:t>
+        <w:t xml:space="preserve">  1. </w:t>
         <w:br/>
-        <w:t xml:space="preserve">  2. 检查 cat_follow 唯一约束（每人每猫仅一次）</w:t>
+        <w:t xml:space="preserve">  2.  cat_follow </w:t>
         <w:br/>
-        <w:t xml:space="preserve">  3. 插入关注记录</w:t>
+        <w:t xml:space="preserve">  3. </w:t>
         <w:br/>
-        <w:t xml:space="preserve">  4. 更新 cat 热度统计</w:t>
+        <w:t xml:space="preserve">  4.  cat </w:t>
         <w:br/>
         <w:br/>
         <w:t>DELETE /cats/{catId}/follow</w:t>
         <w:br/>
-        <w:t xml:space="preserve">  1. 校验登录状态</w:t>
+        <w:t xml:space="preserve">  1. </w:t>
         <w:br/>
-        <w:t xml:space="preserve">  2. 删除对应关注记录</w:t>
+        <w:t xml:space="preserve">  2. </w:t>
         <w:br/>
-        <w:t xml:space="preserve">  3. 更新热度统计</w:t>
+        <w:t xml:space="preserve">  3. </w:t>
       </w:r>
     </w:p>
     <w:p>
@@ -2828,7 +2768,7 @@
               <a:graphicData uri="http://schemas.openxmlformats.org/drawingml/2006/picture">
                 <pic:pic>
                   <pic:nvPicPr>
-                    <pic:cNvPr id="0" name="tmpfwm1pk2k.png"/>
+                    <pic:cNvPr id="0" name="tmpejime2wm.png"/>
                     <pic:cNvPicPr/>
                   </pic:nvPicPr>
                   <pic:blipFill>
@@ -2856,7 +2796,7 @@
         <w:pStyle w:val="Heading4"/>
       </w:pPr>
       <w:r>
-        <w:t>3.7.6 接口</w:t>
+        <w:t xml:space="preserve">3.7.6 </w:t>
       </w:r>
     </w:p>
     <w:tbl>
@@ -2884,7 +2824,6 @@
                 <w:b/>
                 <w:sz w:val="18"/>
               </w:rPr>
-              <w:t>方法</w:t>
             </w:r>
           </w:p>
         </w:tc>
@@ -2900,7 +2839,6 @@
                 <w:b/>
                 <w:sz w:val="18"/>
               </w:rPr>
-              <w:t>路径</w:t>
             </w:r>
           </w:p>
         </w:tc>
@@ -2916,7 +2854,6 @@
                 <w:b/>
                 <w:sz w:val="18"/>
               </w:rPr>
-              <w:t>权限</w:t>
             </w:r>
           </w:p>
         </w:tc>
@@ -3112,7 +3049,7 @@
         <w:pStyle w:val="Heading3"/>
       </w:pPr>
       <w:r>
-        <w:t>3.8 M8 评分管理模块</w:t>
+        <w:t xml:space="preserve">3.8 M8 </w:t>
       </w:r>
     </w:p>
     <w:p>
@@ -3120,12 +3057,12 @@
         <w:pStyle w:val="Heading4"/>
       </w:pPr>
       <w:r>
-        <w:t>3.8.1 功能</w:t>
+        <w:t xml:space="preserve">3.8.1 </w:t>
       </w:r>
     </w:p>
     <w:p>
       <w:r>
-        <w:t>用户给猫咪 1-5 星评分，统计平均分和评分人数。</w:t>
+        <w:t xml:space="preserve"> 1-5 </w:t>
       </w:r>
     </w:p>
     <w:p>
@@ -3133,12 +3070,12 @@
         <w:pStyle w:val="Heading4"/>
       </w:pPr>
       <w:r>
-        <w:t>3.8.2 性能</w:t>
+        <w:t xml:space="preserve">3.8.2 </w:t>
       </w:r>
     </w:p>
     <w:p>
       <w:r>
-        <w:t>评分操作 ≤ 200ms。</w:t>
+        <w:t xml:space="preserve"> ≤ 200ms</w:t>
       </w:r>
     </w:p>
     <w:p>
@@ -3146,12 +3083,12 @@
         <w:pStyle w:val="Heading4"/>
       </w:pPr>
       <w:r>
-        <w:t>3.8.3 输入项目</w:t>
+        <w:t xml:space="preserve">3.8.3 </w:t>
       </w:r>
     </w:p>
     <w:p>
       <w:r>
-        <w:t>猫咪 ID、r1~r5（五维各 1-5 整数）</w:t>
+        <w:t xml:space="preserve"> IDr1~r5 1-5 </w:t>
       </w:r>
     </w:p>
     <w:p>
@@ -3159,20 +3096,15 @@
         <w:pStyle w:val="Heading4"/>
       </w:pPr>
       <w:r>
-        <w:t>3.8.4 输出项目</w:t>
+        <w:t xml:space="preserve">3.8.4 </w:t>
       </w:r>
     </w:p>
     <w:p>
+      <w:pPr>
+        <w:pStyle w:val="Heading4"/>
+      </w:pPr>
       <w:r>
-        <w:t>评分结果、猫咪评分统计（平均分、评分人数）</w:t>
-      </w:r>
-    </w:p>
-    <w:p>
-      <w:pPr>
-        <w:pStyle w:val="Heading4"/>
-      </w:pPr>
-      <w:r>
-        <w:t>3.8.5 程序逻辑</w:t>
+        <w:t xml:space="preserve">3.8.5 </w:t>
       </w:r>
     </w:p>
     <w:p>
@@ -3188,17 +3120,17 @@
         </w:rPr>
         <w:t>POST /cats/{catId}/rating</w:t>
         <w:br/>
-        <w:t xml:space="preserve">  1. 校验登录状态</w:t>
+        <w:t xml:space="preserve">  1. </w:t>
         <w:br/>
-        <w:t xml:space="preserve">  2. 校验各维度评分值在 1-5 范围内</w:t>
+        <w:t xml:space="preserve">  2.  1-5 </w:t>
         <w:br/>
-        <w:t xml:space="preserve">  3. 检查 cat_rating 是否已有该用户评分</w:t>
+        <w:t xml:space="preserve">  3.  cat_rating </w:t>
         <w:br/>
-        <w:t xml:space="preserve">     - 已有：更新 rating 值</w:t>
+        <w:t xml:space="preserve">     -  rating </w:t>
         <w:br/>
-        <w:t xml:space="preserve">     - 未有：插入新记录</w:t>
+        <w:t xml:space="preserve">     - </w:t>
         <w:br/>
-        <w:t xml:space="preserve">  4. 重新计算猫咪平均分 avgRating</w:t>
+        <w:t xml:space="preserve">  4.  avgRating</w:t>
       </w:r>
     </w:p>
     <w:p>
@@ -3217,7 +3149,7 @@
               <a:graphicData uri="http://schemas.openxmlformats.org/drawingml/2006/picture">
                 <pic:pic>
                   <pic:nvPicPr>
-                    <pic:cNvPr id="0" name="tmpcx4i2feu.png"/>
+                    <pic:cNvPr id="0" name="tmp90_hrlzt.png"/>
                     <pic:cNvPicPr/>
                   </pic:nvPicPr>
                   <pic:blipFill>
@@ -3245,7 +3177,7 @@
         <w:pStyle w:val="Heading4"/>
       </w:pPr>
       <w:r>
-        <w:t>3.8.6 接口</w:t>
+        <w:t xml:space="preserve">3.8.6 </w:t>
       </w:r>
     </w:p>
     <w:tbl>
@@ -3273,7 +3205,6 @@
                 <w:b/>
                 <w:sz w:val="18"/>
               </w:rPr>
-              <w:t>方法</w:t>
             </w:r>
           </w:p>
         </w:tc>
@@ -3289,7 +3220,6 @@
                 <w:b/>
                 <w:sz w:val="18"/>
               </w:rPr>
-              <w:t>路径</w:t>
             </w:r>
           </w:p>
         </w:tc>
@@ -3305,7 +3235,6 @@
                 <w:b/>
                 <w:sz w:val="18"/>
               </w:rPr>
-              <w:t>权限</w:t>
             </w:r>
           </w:p>
         </w:tc>
@@ -3457,7 +3386,7 @@
         <w:pStyle w:val="Heading3"/>
       </w:pPr>
       <w:r>
-        <w:t>3.9 M9 日志管理模块</w:t>
+        <w:t xml:space="preserve">3.9 M9 </w:t>
       </w:r>
     </w:p>
     <w:p>
@@ -3465,12 +3394,20 @@
         <w:pStyle w:val="Heading4"/>
       </w:pPr>
       <w:r>
-        <w:t>3.9.1 功能</w:t>
+        <w:t xml:space="preserve">3.9.1 </w:t>
+      </w:r>
+    </w:p>
+    <w:p>
+      <w:pPr>
+        <w:pStyle w:val="Heading4"/>
+      </w:pPr>
+      <w:r>
+        <w:t xml:space="preserve">3.9.2 </w:t>
       </w:r>
     </w:p>
     <w:p>
       <w:r>
-        <w:t>自动记录用户行为（浏览、搜索、点赞、评分、关注、评论），为推荐算法提供热度数据源。</w:t>
+        <w:t xml:space="preserve"> ≤ 100ms</w:t>
       </w:r>
     </w:p>
     <w:p>
@@ -3478,12 +3415,12 @@
         <w:pStyle w:val="Heading4"/>
       </w:pPr>
       <w:r>
-        <w:t>3.9.2 性能</w:t>
+        <w:t xml:space="preserve">3.9.3 </w:t>
       </w:r>
     </w:p>
     <w:p>
       <w:r>
-        <w:t>日志写入 ≤ 100ms，不阻塞主流程（异步写入）。</w:t>
+        <w:t xml:space="preserve"> ID IDVIEW / SEARCH / LIKE / RATING / FOLLOW / COMMENT</w:t>
       </w:r>
     </w:p>
     <w:p>
@@ -3491,33 +3428,15 @@
         <w:pStyle w:val="Heading4"/>
       </w:pPr>
       <w:r>
-        <w:t>3.9.3 输入项目</w:t>
+        <w:t xml:space="preserve">3.9.4 </w:t>
       </w:r>
     </w:p>
     <w:p>
+      <w:pPr>
+        <w:pStyle w:val="Heading4"/>
+      </w:pPr>
       <w:r>
-        <w:t>用户 ID、猫咪 ID、操作类型（VIEW / SEARCH / LIKE / RATING / FOLLOW / COMMENT）、额外信息</w:t>
-      </w:r>
-    </w:p>
-    <w:p>
-      <w:pPr>
-        <w:pStyle w:val="Heading4"/>
-      </w:pPr>
-      <w:r>
-        <w:t>3.9.4 输出项目</w:t>
-      </w:r>
-    </w:p>
-    <w:p>
-      <w:r>
-        <w:t>日志记录</w:t>
-      </w:r>
-    </w:p>
-    <w:p>
-      <w:pPr>
-        <w:pStyle w:val="Heading4"/>
-      </w:pPr>
-      <w:r>
-        <w:t>3.9.5 程序逻辑</w:t>
+        <w:t xml:space="preserve">3.9.5 </w:t>
       </w:r>
     </w:p>
     <w:p>
@@ -3531,28 +3450,27 @@
           <w:color w:val="333333"/>
           <w:sz w:val="18"/>
         </w:rPr>
-        <w:t>记录行为（各模块调用）</w:t>
         <w:br/>
-        <w:t xml:space="preserve">  1. 用户在模块 M3/M4/M5/M7/M8 产生行为</w:t>
+        <w:t xml:space="preserve">  1.  M3/M4/M5/M7/M8 </w:t>
         <w:br/>
-        <w:t xml:space="preserve">  2. 模块调用 LogService.record(userId, catId, action, extraInfo)</w:t>
+        <w:t xml:space="preserve">  2.  LogService.record(userId, catId, action, extraInfo)</w:t>
         <w:br/>
-        <w:t xml:space="preserve">  3. 异步写入 activity_log 表</w:t>
+        <w:t xml:space="preserve">  3.  activity_log </w:t>
         <w:br/>
-        <w:t xml:space="preserve">  4. 不阻塞主业务流程</w:t>
+        <w:t xml:space="preserve">  4. </w:t>
         <w:br/>
         <w:br/>
-        <w:t>热度统计（调度任务，每 15 分钟）</w:t>
+        <w:t xml:space="preserve"> 15 </w:t>
         <w:br/>
-        <w:t xml:space="preserve">  1. 统计各猫咪的浏览数、搜索命中数</w:t>
+        <w:t xml:space="preserve">  1. </w:t>
         <w:br/>
-        <w:t xml:space="preserve">  2. 从 photo_like 表统计点赞数</w:t>
+        <w:t xml:space="preserve">  2.  photo_like </w:t>
         <w:br/>
-        <w:t xml:space="preserve">  3. 从 cat_follow 表统计关注数</w:t>
+        <w:t xml:space="preserve">  3.  cat_follow </w:t>
         <w:br/>
-        <w:t xml:space="preserve">  4. 从 cat_rating 表统计评分均分</w:t>
+        <w:t xml:space="preserve">  4.  cat_rating </w:t>
         <w:br/>
-        <w:t xml:space="preserve">  5. 缓存热度数据供推荐算法使用</w:t>
+        <w:t xml:space="preserve">  5. </w:t>
       </w:r>
     </w:p>
     <w:p>
@@ -3571,7 +3489,7 @@
               <a:graphicData uri="http://schemas.openxmlformats.org/drawingml/2006/picture">
                 <pic:pic>
                   <pic:nvPicPr>
-                    <pic:cNvPr id="0" name="tmp3duzc4bs.png"/>
+                    <pic:cNvPr id="0" name="tmpf6ng370g.png"/>
                     <pic:cNvPicPr/>
                   </pic:nvPicPr>
                   <pic:blipFill>
@@ -3607,7 +3525,7 @@
         <w:pStyle w:val="Heading3"/>
       </w:pPr>
       <w:r>
-        <w:t>3.10 P6 核心算法详细描述</w:t>
+        <w:t xml:space="preserve">3.10 P6 </w:t>
       </w:r>
     </w:p>
     <w:p>
@@ -3615,12 +3533,12 @@
         <w:pStyle w:val="Heading4"/>
       </w:pPr>
       <w:r>
-        <w:t>3.10.1 功能</w:t>
+        <w:t xml:space="preserve">3.10.1 </w:t>
       </w:r>
     </w:p>
     <w:p>
       <w:r>
-        <w:t>基于余弦相似度融合热度因子的内容推荐算法。在猫咪详情页，计算当前猫咪与其他所有猫咪的相似度，结合热度因子加权，推荐 Top-5 相似猫咪。</w:t>
+        <w:t xml:space="preserve"> Top-5 </w:t>
       </w:r>
     </w:p>
     <w:p>
@@ -3628,7 +3546,7 @@
         <w:pStyle w:val="Heading4"/>
       </w:pPr>
       <w:r>
-        <w:t>3.10.2 性能</w:t>
+        <w:t xml:space="preserve">3.10.2 </w:t>
       </w:r>
     </w:p>
     <w:p>
@@ -3636,76 +3554,73 @@
         <w:pStyle w:val="ListBullet"/>
       </w:pPr>
       <w:r>
-        <w:t>猫咪数量 ≤ 100 时，单次计算 ≤ 1s</w:t>
-      </w:r>
-    </w:p>
-    <w:p>
-      <w:pPr>
-        <w:pStyle w:val="ListBullet"/>
-      </w:pPr>
-      <w:r>
-        <w:t>特征向量预缓存，避免重复计算</w:t>
-      </w:r>
-    </w:p>
-    <w:p>
-      <w:pPr>
-        <w:pStyle w:val="ListBullet"/>
-      </w:pPr>
-      <w:r>
-        <w:t>热度因子每 15 分钟批量刷新</w:t>
-      </w:r>
-    </w:p>
-    <w:p>
-      <w:pPr>
-        <w:pStyle w:val="Heading4"/>
-      </w:pPr>
-      <w:r>
-        <w:t>3.10.3 输入项目</w:t>
-      </w:r>
-    </w:p>
-    <w:p>
-      <w:pPr>
-        <w:pStyle w:val="ListBullet"/>
-      </w:pPr>
-      <w:r>
-        <w:t>当前猫咪 ID</w:t>
-      </w:r>
-    </w:p>
-    <w:p>
-      <w:pPr>
-        <w:pStyle w:val="ListBullet"/>
-      </w:pPr>
-      <w:r>
-        <w:t>特征来源：cat 表的 colour_tags、personality_tags、location_area、gender</w:t>
-      </w:r>
-    </w:p>
-    <w:p>
-      <w:pPr>
-        <w:pStyle w:val="ListBullet"/>
-      </w:pPr>
-      <w:r>
-        <w:t>热度来源：photo_like 表（点赞数）、cat_follow 表（关注数）、cat_rating 表（评分均分）</w:t>
-      </w:r>
-    </w:p>
-    <w:p>
-      <w:pPr>
-        <w:pStyle w:val="Heading4"/>
-      </w:pPr>
-      <w:r>
-        <w:t>3.10.4 输出项目</w:t>
+        <w:t xml:space="preserve"> ≤ 100  ≤ 1s</w:t>
       </w:r>
     </w:p>
     <w:p>
       <w:r>
-        <w:t>相似猫咪 Top-5 列表，每项包含：猫咪 ID、名称、封面照片、综合推荐分数</w:t>
+        <w:t xml:space="preserve">- </w:t>
       </w:r>
     </w:p>
     <w:p>
       <w:pPr>
+        <w:pStyle w:val="ListBullet"/>
+      </w:pPr>
+      <w:r>
+        <w:t xml:space="preserve"> 15</w:t>
+      </w:r>
+    </w:p>
+    <w:p>
+      <w:pPr>
         <w:pStyle w:val="Heading4"/>
       </w:pPr>
       <w:r>
-        <w:t>3.10.5 算法（伪代码）</w:t>
+        <w:t xml:space="preserve">3.10.3 </w:t>
+      </w:r>
+    </w:p>
+    <w:p>
+      <w:pPr>
+        <w:pStyle w:val="ListBullet"/>
+      </w:pPr>
+      <w:r>
+        <w:t xml:space="preserve"> ID</w:t>
+      </w:r>
+    </w:p>
+    <w:p>
+      <w:pPr>
+        <w:pStyle w:val="ListBullet"/>
+      </w:pPr>
+      <w:r>
+        <w:t>cat  colour_tagspersonality_tagslocation_areagender</w:t>
+      </w:r>
+    </w:p>
+    <w:p>
+      <w:pPr>
+        <w:pStyle w:val="ListBullet"/>
+      </w:pPr>
+      <w:r>
+        <w:t>photo_like cat_follow cat_rating</w:t>
+      </w:r>
+    </w:p>
+    <w:p>
+      <w:pPr>
+        <w:pStyle w:val="Heading4"/>
+      </w:pPr>
+      <w:r>
+        <w:t xml:space="preserve">3.10.4 </w:t>
+      </w:r>
+    </w:p>
+    <w:p>
+      <w:r>
+        <w:t xml:space="preserve"> Top-5  ID</w:t>
+      </w:r>
+    </w:p>
+    <w:p>
+      <w:pPr>
+        <w:pStyle w:val="Heading4"/>
+      </w:pPr>
+      <w:r>
+        <w:t xml:space="preserve">3.10.5 </w:t>
       </w:r>
     </w:p>
     <w:p>
@@ -3719,14 +3634,14 @@
           <w:color w:val="333333"/>
           <w:sz w:val="18"/>
         </w:rPr>
-        <w:t>算法：CatSimilarityAlgorithm</w:t>
+        <w:t>CatSimilarityAlgorithm</w:t>
         <w:br/>
-        <w:t>输入：当前猫咪ID (targetCatId)</w:t>
+        <w:t>ID (targetCatId)</w:t>
         <w:br/>
-        <w:t>输出：相似猫咪推荐列表 Top-N (默认 N=5)</w:t>
+        <w:t xml:space="preserve"> Top-N ( N=5)</w:t>
         <w:br/>
         <w:br/>
-        <w:t>Step 1 — 特征提取</w:t>
+        <w:t xml:space="preserve">Step 1 — </w:t>
         <w:br/>
         <w:t xml:space="preserve">  targetCat = SELECT * FROM cat WHERE id = targetCatId</w:t>
         <w:br/>
@@ -3734,31 +3649,31 @@
         <w:br/>
         <w:t xml:space="preserve">  </w:t>
         <w:br/>
-        <w:t xml:space="preserve">  提取 targetCat 特征：</w:t>
+        <w:t xml:space="preserve">   targetCat </w:t>
         <w:br/>
-        <w:t xml:space="preserve">    colourTagsSet = targetCat.colour_tags.split(';')     // 毛色标签数组</w:t>
+        <w:t xml:space="preserve">    colourTagsSet = targetCat.colour_tags.split(';')     // </w:t>
         <w:br/>
-        <w:t xml:space="preserve">    personalitySet = targetCat.personality_tags.split(';') // 性格标签数组</w:t>
+        <w:t xml:space="preserve">    personalitySet = targetCat.personality_tags.split(';') // </w:t>
         <w:br/>
-        <w:t xml:space="preserve">    location = targetCat.location_area                      // 位置</w:t>
+        <w:t xml:space="preserve">    location = targetCat.location_area                      // </w:t>
         <w:br/>
-        <w:t xml:space="preserve">    gender = targetCat.gender                               // 性别</w:t>
+        <w:t xml:space="preserve">    gender = targetCat.gender                               // </w:t>
         <w:br/>
         <w:br/>
-        <w:t>Step 2 — 构建全局特征词典</w:t>
+        <w:t xml:space="preserve">Step 2 — </w:t>
         <w:br/>
-        <w:t xml:space="preserve">  globalColours = 所有猫咪 colour_tags 的并集</w:t>
+        <w:t xml:space="preserve">  globalColours =  colour_tags </w:t>
         <w:br/>
-        <w:t xml:space="preserve">  globalPersonalities = 所有猫咪 personality_tags 的并集</w:t>
+        <w:t xml:space="preserve">  globalPersonalities =  personality_tags </w:t>
         <w:br/>
-        <w:t xml:space="preserve">  globalLocations = 所有猫咪 location_area 的并集</w:t>
+        <w:t xml:space="preserve">  globalLocations =  location_area </w:t>
         <w:br/>
         <w:t xml:space="preserve">  totalDimensions = len(globalColours) + len(globalPersonalities) </w:t>
         <w:br/>
-        <w:t xml:space="preserve">                    + len(globalLocations) + 3  // 3 = 性别维度数</w:t>
+        <w:t xml:space="preserve">                    + len(globalLocations) + 3  // 3 = </w:t>
         <w:br/>
         <w:br/>
-        <w:t>Step 3 — 特征向量化（One-Hot 编码）</w:t>
+        <w:t xml:space="preserve">Step 3 — One-Hot </w:t>
         <w:br/>
         <w:t xml:space="preserve">  FUNCTION encode(colourTags, personalityTags, location, gender):</w:t>
         <w:br/>
@@ -3766,7 +3681,7 @@
         <w:br/>
         <w:t xml:space="preserve">    offset = 0</w:t>
         <w:br/>
-        <w:t xml:space="preserve">    // 编码毛色</w:t>
+        <w:t xml:space="preserve">    // </w:t>
         <w:br/>
         <w:t xml:space="preserve">    FOR tag IN globalColours:</w:t>
         <w:br/>
@@ -3774,7 +3689,7 @@
         <w:br/>
         <w:t xml:space="preserve">        offset++</w:t>
         <w:br/>
-        <w:t xml:space="preserve">    // 编码性格</w:t>
+        <w:t xml:space="preserve">    // </w:t>
         <w:br/>
         <w:t xml:space="preserve">    FOR tag IN globalPersonalities:</w:t>
         <w:br/>
@@ -3782,7 +3697,7 @@
         <w:br/>
         <w:t xml:space="preserve">        offset++</w:t>
         <w:br/>
-        <w:t xml:space="preserve">    // 编码位置</w:t>
+        <w:t xml:space="preserve">    // </w:t>
         <w:br/>
         <w:t xml:space="preserve">    FOR loc IN globalLocations:</w:t>
         <w:br/>
@@ -3790,7 +3705,7 @@
         <w:br/>
         <w:t xml:space="preserve">        offset++</w:t>
         <w:br/>
-        <w:t xml:space="preserve">    // 编码性别 (MALE/FEMALE/UNKNOWN → 3维)</w:t>
+        <w:t xml:space="preserve">    //  (MALE/FEMALE/UNKNOWN -&gt; 3)</w:t>
         <w:br/>
         <w:t xml:space="preserve">    genderMap = {'MALE': [1,0,0], 'FEMALE': [0,1,0], 'UNKNOWN': [0,0,1]}</w:t>
         <w:br/>
@@ -3808,7 +3723,7 @@
         <w:t xml:space="preserve">      catVectors[cat.id] = encode(cat)</w:t>
         <w:br/>
         <w:br/>
-        <w:t>Step 4 — 计算余弦相似度</w:t>
+        <w:t xml:space="preserve">Step 4 — </w:t>
         <w:br/>
         <w:t xml:space="preserve">  FUNCTION cosineSimilarity(vecA, vecB):</w:t>
         <w:br/>
@@ -3830,9 +3745,9 @@
         <w:t xml:space="preserve">      similarityScores[catId] = cosineSimilarity(targetVector, vector)</w:t>
         <w:br/>
         <w:br/>
-        <w:t>Step 5 — 热度因子融合</w:t>
+        <w:t xml:space="preserve">Step 5 — </w:t>
         <w:br/>
-        <w:t xml:space="preserve">  // 获取热度数据</w:t>
+        <w:t xml:space="preserve">  // </w:t>
         <w:br/>
         <w:t xml:space="preserve">  heatData = QUERY:</w:t>
         <w:br/>
@@ -3840,16 +3755,16 @@
         <w:br/>
         <w:t xml:space="preserve">          cat_id,</w:t>
         <w:br/>
-        <w:t xml:space="preserve">          like_count,       // 来自 photo_like 统计</w:t>
+        <w:t xml:space="preserve">          like_count,       //  photo_like </w:t>
         <w:br/>
-        <w:t xml:space="preserve">          follow_count,     // 来自 cat_follow 统计</w:t>
+        <w:t xml:space="preserve">          follow_count,     //  cat_follow </w:t>
         <w:br/>
-        <w:t xml:space="preserve">          avg_rating        // 来自 cat_rating 统计</w:t>
+        <w:t xml:space="preserve">          avg_rating        //  cat_rating </w:t>
         <w:br/>
-        <w:t xml:space="preserve">      FROM cat_rating_stats  // 热度统计缓存表</w:t>
+        <w:t xml:space="preserve">      FROM cat_rating_stats  // </w:t>
         <w:br/>
         <w:br/>
-        <w:t xml:space="preserve">  // Min-Max 归一化函数</w:t>
+        <w:t xml:space="preserve">  // Min-Max </w:t>
         <w:br/>
         <w:t xml:space="preserve">  FUNCTION normalize(values):</w:t>
         <w:br/>
@@ -3869,15 +3784,15 @@
         <w:t xml:space="preserve">  ratingNorm = normalize([heatData[catId].avg_rating FOR catId IN allCats])</w:t>
         <w:br/>
         <w:br/>
-        <w:t xml:space="preserve">  // 权重配置（可调整）</w:t>
+        <w:t xml:space="preserve">  // </w:t>
         <w:br/>
-        <w:t xml:space="preserve">  α = 0.7  // 余弦相似度权重</w:t>
+        <w:t xml:space="preserve">  α = 0.7  // </w:t>
         <w:br/>
-        <w:t xml:space="preserve">  β1 = 0.1 // 点赞热度权重</w:t>
+        <w:t xml:space="preserve">  β1 = 0.1 // </w:t>
         <w:br/>
-        <w:t xml:space="preserve">  β2 = 0.1 // 关注热度权重</w:t>
+        <w:t xml:space="preserve">  β2 = 0.1 // </w:t>
         <w:br/>
-        <w:t xml:space="preserve">  β3 = 0.1 // 评分热度权重</w:t>
+        <w:t xml:space="preserve">  β3 = 0.1 // </w:t>
         <w:br/>
         <w:br/>
         <w:t xml:space="preserve">  finalScores = {}</w:t>
@@ -3893,11 +3808,11 @@
         <w:t xml:space="preserve">                         + β3 * ratingNorm[catId]</w:t>
         <w:br/>
         <w:br/>
-        <w:t>Step 6 — 排序输出</w:t>
+        <w:t xml:space="preserve">Step 6 — </w:t>
         <w:br/>
         <w:t xml:space="preserve">  sortedCats = SORT allCats BY finalScores[catId] DESC</w:t>
         <w:br/>
-        <w:t xml:space="preserve">  RETURN sortedCats[0:N]  // 返回 Top-5</w:t>
+        <w:t xml:space="preserve">  RETURN sortedCats[0:N]  //  Top-5</w:t>
       </w:r>
     </w:p>
     <w:p>
@@ -3916,7 +3831,7 @@
               <a:graphicData uri="http://schemas.openxmlformats.org/drawingml/2006/picture">
                 <pic:pic>
                   <pic:nvPicPr>
-                    <pic:cNvPr id="0" name="tmpcwotko_9.png"/>
+                    <pic:cNvPr id="0" name="tmpfq33btv8.png"/>
                     <pic:cNvPicPr/>
                   </pic:nvPicPr>
                   <pic:blipFill>
@@ -3944,7 +3859,7 @@
         <w:pStyle w:val="Heading4"/>
       </w:pPr>
       <w:r>
-        <w:t>3.10.6 程序逻辑（后端 Service 实现）</w:t>
+        <w:t xml:space="preserve">3.10.6  Service </w:t>
       </w:r>
     </w:p>
     <w:p>
@@ -3976,7 +3891,7 @@
         <w:br/>
         <w:t xml:space="preserve">    public List&lt;RecommendResult&gt; recommend(Long targetCatId, int topN) {</w:t>
         <w:br/>
-        <w:t xml:space="preserve">        // 1. 获取目标猫咪和所有活跃猫咪</w:t>
+        <w:t xml:space="preserve">        // 1. </w:t>
         <w:br/>
         <w:t xml:space="preserve">        Cat target = catRepository.findById(targetCatId);</w:t>
         <w:br/>
@@ -3984,19 +3899,19 @@
         <w:br/>
         <w:t xml:space="preserve">        </w:t>
         <w:br/>
-        <w:t xml:space="preserve">        // 2. 构建特征词典</w:t>
+        <w:t xml:space="preserve">        // 2. </w:t>
         <w:br/>
         <w:t xml:space="preserve">        FeatureDictionary dict = buildDictionary(allCats);</w:t>
         <w:br/>
         <w:t xml:space="preserve">        </w:t>
         <w:br/>
-        <w:t xml:space="preserve">        // 3. 向量化目标猫咪</w:t>
+        <w:t xml:space="preserve">        // 3. </w:t>
         <w:br/>
         <w:t xml:space="preserve">        double[] targetVector = encode(target, dict);</w:t>
         <w:br/>
         <w:t xml:space="preserve">        </w:t>
         <w:br/>
-        <w:t xml:space="preserve">        // 4. 计算相似度</w:t>
+        <w:t xml:space="preserve">        // 4. </w:t>
         <w:br/>
         <w:t xml:space="preserve">        Map&lt;Long, Double&gt; simScores = new HashMap&lt;&gt;();</w:t>
         <w:br/>
@@ -4012,13 +3927,13 @@
         <w:br/>
         <w:t xml:space="preserve">        </w:t>
         <w:br/>
-        <w:t xml:space="preserve">        // 5. 融合热度因子</w:t>
+        <w:t xml:space="preserve">        // 5. </w:t>
         <w:br/>
         <w:t xml:space="preserve">        Map&lt;Long, Double&gt; finalScores = fuseHeatFactors(simScores, allCats);</w:t>
         <w:br/>
         <w:t xml:space="preserve">        </w:t>
         <w:br/>
-        <w:t xml:space="preserve">        // 6. 排序取 Top-N</w:t>
+        <w:t xml:space="preserve">        // 6.  Top-N</w:t>
         <w:br/>
         <w:t xml:space="preserve">        return finalScores.entrySet().stream()</w:t>
         <w:br/>
@@ -4040,7 +3955,7 @@
         <w:pStyle w:val="Heading4"/>
       </w:pPr>
       <w:r>
-        <w:t>3.10.7 接口</w:t>
+        <w:t xml:space="preserve">3.10.7 </w:t>
       </w:r>
     </w:p>
     <w:tbl>
@@ -4069,7 +3984,6 @@
                 <w:b/>
                 <w:sz w:val="18"/>
               </w:rPr>
-              <w:t>方法</w:t>
             </w:r>
           </w:p>
         </w:tc>
@@ -4085,7 +3999,6 @@
                 <w:b/>
                 <w:sz w:val="18"/>
               </w:rPr>
-              <w:t>路径</w:t>
             </w:r>
           </w:p>
         </w:tc>
@@ -4101,7 +4014,6 @@
                 <w:b/>
                 <w:sz w:val="18"/>
               </w:rPr>
-              <w:t>说明</w:t>
             </w:r>
           </w:p>
         </w:tc>
@@ -4117,7 +4029,6 @@
                 <w:b/>
                 <w:sz w:val="18"/>
               </w:rPr>
-              <w:t>权限</w:t>
             </w:r>
           </w:p>
         </w:tc>
@@ -4161,7 +4072,7 @@
               <w:rPr>
                 <w:sz w:val="18"/>
               </w:rPr>
-              <w:t>获取相似猫咪推荐 Top-5</w:t>
+              <w:t>Top-5</w:t>
             </w:r>
           </w:p>
         </w:tc>
@@ -4188,7 +4099,6 @@
         <w:rPr>
           <w:b/>
         </w:rPr>
-        <w:t>响应格式示例：</w:t>
       </w:r>
       <w:r/>
     </w:p>
@@ -4211,15 +4121,15 @@
         <w:br/>
         <w:t xml:space="preserve">  "data": [</w:t>
         <w:br/>
-        <w:t xml:space="preserve">    { "catId": 3, "name": "花卷", "score": 0.85 },</w:t>
+        <w:t xml:space="preserve">    { "catId": 3, "name": "", "score": 0.85 },</w:t>
         <w:br/>
-        <w:t xml:space="preserve">    { "catId": 5, "name": "雪球", "score": 0.72 },</w:t>
+        <w:t xml:space="preserve">    { "catId": 5, "name": "", "score": 0.72 },</w:t>
         <w:br/>
-        <w:t xml:space="preserve">    { "catId": 7, "name": "警长", "score": 0.68 },</w:t>
+        <w:t xml:space="preserve">    { "catId": 7, "name": "", "score": 0.68 },</w:t>
         <w:br/>
-        <w:t xml:space="preserve">    { "catId": 9, "name": "老黄", "score": 0.55 },</w:t>
+        <w:t xml:space="preserve">    { "catId": 9, "name": "", "score": 0.55 },</w:t>
         <w:br/>
-        <w:t xml:space="preserve">    { "catId": 2, "name": "大橘", "score": 0.51 }</w:t>
+        <w:t xml:space="preserve">    { "catId": 2, "name": "", "score": 0.51 }</w:t>
         <w:br/>
         <w:t xml:space="preserve">  ]</w:t>
         <w:br/>
@@ -4231,7 +4141,7 @@
         <w:pStyle w:val="Heading4"/>
       </w:pPr>
       <w:r>
-        <w:t>3.10.8 限制条件</w:t>
+        <w:t xml:space="preserve">3.10.8 </w:t>
       </w:r>
     </w:p>
     <w:p>
@@ -4239,15 +4149,12 @@
         <w:pStyle w:val="ListBullet"/>
       </w:pPr>
       <w:r>
-        <w:t>算法仅适用于活跃猫咪（status = ACTIVE）</w:t>
+        <w:t>status = ACTIVE</w:t>
       </w:r>
     </w:p>
     <w:p>
-      <w:pPr>
-        <w:pStyle w:val="ListBullet"/>
-      </w:pPr>
       <w:r>
-        <w:t>特征维度随猫咪数量增加，需控制词典大小</w:t>
+        <w:t xml:space="preserve">- </w:t>
       </w:r>
     </w:p>
     <w:p>
@@ -4255,7 +4162,7 @@
         <w:pStyle w:val="ListBullet"/>
       </w:pPr>
       <w:r>
-        <w:t>热度因子缓存每 15 分钟刷新，非实时数据</w:t>
+        <w:t xml:space="preserve"> 15</w:t>
       </w:r>
     </w:p>
     <w:p>
@@ -4263,31 +4170,22 @@
         <w:pStyle w:val="Heading4"/>
       </w:pPr>
       <w:r>
-        <w:t>3.10.9 测试要点</w:t>
+        <w:t xml:space="preserve">3.10.9 </w:t>
       </w:r>
     </w:p>
     <w:p>
-      <w:pPr>
-        <w:pStyle w:val="ListBullet"/>
-      </w:pPr>
       <w:r>
-        <w:t>相同特征猫咪应获得高相似度分数</w:t>
+        <w:t xml:space="preserve">- </w:t>
       </w:r>
     </w:p>
     <w:p>
-      <w:pPr>
-        <w:pStyle w:val="ListBullet"/>
-      </w:pPr>
       <w:r>
-        <w:t>多热度因子加权后排序应合理</w:t>
+        <w:t xml:space="preserve">- </w:t>
       </w:r>
     </w:p>
     <w:p>
-      <w:pPr>
-        <w:pStyle w:val="ListBullet"/>
-      </w:pPr>
       <w:r>
-        <w:t>边界情况：仅有一只猫时返回空列表</w:t>
+        <w:t xml:space="preserve">- </w:t>
       </w:r>
     </w:p>
     <w:p>
@@ -4295,7 +4193,7 @@
         <w:pStyle w:val="ListBullet"/>
       </w:pPr>
       <w:r>
-        <w:t>性能测试：50+ 猫咪时计算时间 ≤ 1s</w:t>
+        <w:t>50+  ≤ 1s</w:t>
       </w:r>
     </w:p>
     <w:p>
@@ -4311,7 +4209,7 @@
         <w:pStyle w:val="Heading2"/>
       </w:pPr>
       <w:r>
-        <w:t>4. 用户界面设计</w:t>
+        <w:t xml:space="preserve">4. </w:t>
       </w:r>
     </w:p>
     <w:p>
@@ -4319,22 +4217,20 @@
         <w:pStyle w:val="Heading3"/>
       </w:pPr>
       <w:r>
-        <w:t>4.1 设计风格</w:t>
+        <w:t xml:space="preserve">4.1 </w:t>
       </w:r>
     </w:p>
     <w:p>
       <w:r>
-        <w:t xml:space="preserve">系统采用 </w:t>
+        <w:t xml:space="preserve"> </w:t>
       </w:r>
       <w:r>
         <w:rPr>
           <w:b/>
         </w:rPr>
-        <w:t>暗色高端风格（Ethereal Glass）</w:t>
+        <w:t>Ethereal Glass</w:t>
       </w:r>
-      <w:r>
-        <w:t>：</w:t>
-      </w:r>
+      <w:r/>
     </w:p>
     <w:p>
       <w:pPr>
@@ -4345,10 +4241,9 @@
         <w:rPr>
           <w:b/>
         </w:rPr>
-        <w:t>底色：</w:t>
       </w:r>
       <w:r>
-        <w:t xml:space="preserve"> 深黑 `#050505`，营造沉浸感</w:t>
+        <w:t xml:space="preserve">  `#050505`</w:t>
       </w:r>
     </w:p>
     <w:p>
@@ -4360,10 +4255,9 @@
         <w:rPr>
           <w:b/>
         </w:rPr>
-        <w:t>点缀色：</w:t>
       </w:r>
       <w:r>
-        <w:t xml:space="preserve"> 琥珀金 `#f59e0b`，温暖且与猫咪主题契合</w:t>
+        <w:t xml:space="preserve">  `#f59e0b`</w:t>
       </w:r>
     </w:p>
     <w:p>
@@ -4375,10 +4269,9 @@
         <w:rPr>
           <w:b/>
         </w:rPr>
-        <w:t>字体：</w:t>
       </w:r>
       <w:r>
-        <w:t xml:space="preserve"> Plus Jakarta Sans（标题）+ Inter（正文）</w:t>
+        <w:t xml:space="preserve"> Plus Jakarta Sans+ Inter</w:t>
       </w:r>
     </w:p>
     <w:p>
@@ -4390,10 +4283,9 @@
         <w:rPr>
           <w:b/>
         </w:rPr>
-        <w:t>卡片：</w:t>
       </w:r>
       <w:r>
-        <w:t xml:space="preserve"> 双层嵌套（Double-Bezel）+ 玻璃拟态（backdrop-blur）</w:t>
+        <w:t xml:space="preserve"> Double-Bezel+ backdrop-blur</w:t>
       </w:r>
     </w:p>
     <w:p>
@@ -4405,10 +4297,9 @@
         <w:rPr>
           <w:b/>
         </w:rPr>
-        <w:t>动效：</w:t>
       </w:r>
       <w:r>
-        <w:t xml:space="preserve"> 自定义 cubic-bezier 弹性曲线，滚动渐入动画</w:t>
+        <w:t xml:space="preserve">  cubic-bezier</w:t>
       </w:r>
     </w:p>
     <w:p>
@@ -4420,10 +4311,9 @@
         <w:rPr>
           <w:b/>
         </w:rPr>
-        <w:t>布局：</w:t>
       </w:r>
       <w:r>
-        <w:t xml:space="preserve"> Bento 错落网格 + 大留白</w:t>
+        <w:t xml:space="preserve"> Bento  +</w:t>
       </w:r>
     </w:p>
     <w:p>
@@ -4431,7 +4321,7 @@
         <w:pStyle w:val="Heading3"/>
       </w:pPr>
       <w:r>
-        <w:t>4.2 页面清单</w:t>
+        <w:t xml:space="preserve">4.2 </w:t>
       </w:r>
     </w:p>
     <w:tbl>
@@ -4459,7 +4349,6 @@
                 <w:b/>
                 <w:sz w:val="18"/>
               </w:rPr>
-              <w:t>页面</w:t>
             </w:r>
           </w:p>
         </w:tc>
@@ -4475,7 +4364,6 @@
                 <w:b/>
                 <w:sz w:val="18"/>
               </w:rPr>
-              <w:t>路由</w:t>
             </w:r>
           </w:p>
         </w:tc>
@@ -4491,7 +4379,6 @@
                 <w:b/>
                 <w:sz w:val="18"/>
               </w:rPr>
-              <w:t>核心组件</w:t>
             </w:r>
           </w:p>
         </w:tc>
@@ -4507,7 +4394,6 @@
               <w:rPr>
                 <w:sz w:val="18"/>
               </w:rPr>
-              <w:t>首页</w:t>
             </w:r>
           </w:p>
         </w:tc>
@@ -4535,7 +4421,7 @@
               <w:rPr>
                 <w:sz w:val="18"/>
               </w:rPr>
-              <w:t>状态 Tab 栏、Bento 猫咪卡片网格、骨架屏</w:t>
+              <w:t>Tab Bento</w:t>
             </w:r>
           </w:p>
         </w:tc>
@@ -4551,7 +4437,6 @@
               <w:rPr>
                 <w:sz w:val="18"/>
               </w:rPr>
-              <w:t>详情页</w:t>
             </w:r>
           </w:p>
         </w:tc>
@@ -4579,7 +4464,7 @@
               <w:rPr>
                 <w:sz w:val="18"/>
               </w:rPr>
-              <w:t>全宽照片轮播、信息区、关注/评分按钮、留言区、推荐侧栏</w:t>
+              <w:t>/</w:t>
             </w:r>
           </w:p>
         </w:tc>
@@ -4595,7 +4480,6 @@
               <w:rPr>
                 <w:sz w:val="18"/>
               </w:rPr>
-              <w:t>搜索页</w:t>
             </w:r>
           </w:p>
         </w:tc>
@@ -4623,7 +4507,6 @@
               <w:rPr>
                 <w:sz w:val="18"/>
               </w:rPr>
-              <w:t>搜索输入框、搜索结果列表</w:t>
             </w:r>
           </w:p>
         </w:tc>
@@ -4639,7 +4522,6 @@
               <w:rPr>
                 <w:sz w:val="18"/>
               </w:rPr>
-              <w:t>关于页</w:t>
             </w:r>
           </w:p>
         </w:tc>
@@ -4667,7 +4549,6 @@
               <w:rPr>
                 <w:sz w:val="18"/>
               </w:rPr>
-              <w:t>项目介绍卡片</w:t>
             </w:r>
           </w:p>
         </w:tc>
@@ -4683,123 +4564,8 @@
       </w:r>
     </w:p>
     <w:p>
-      <w:r/>
       <w:r>
-        <w:rPr>
-          <w:b/>
-        </w:rPr>
-        <w:t>布局结构：</w:t>
-      </w:r>
-      <w:r/>
-    </w:p>
-    <w:p>
-      <w:pPr>
-        <w:pStyle w:val="NoSpacing"/>
-        <w:shd w:fill="F2F2F2" w:val="clear"/>
-      </w:pPr>
-      <w:r>
-        <w:rPr>
-          <w:rFonts w:ascii="Consolas" w:hAnsi="Consolas"/>
-          <w:color w:val="333333"/>
-          <w:sz w:val="18"/>
-        </w:rPr>
-        <w:t>┌─────────────────────────────────────────────┐</w:t>
-        <w:br/>
-        <w:t>│  [浮动玻璃导航栏]  🐱 南信猫友记  猫咪 搜索 关于 │</w:t>
-        <w:br/>
-        <w:t>├─────────────────────────────────────────────┤</w:t>
-        <w:br/>
-        <w:t>│                                             │</w:t>
-        <w:br/>
-        <w:t>│    校园里的猫邻居                              │</w:t>
-        <w:br/>
-        <w:t>│    记录每一只在南信大生活过的猫咪               │</w:t>
-        <w:br/>
-        <w:t>│                                             │</w:t>
-        <w:br/>
-        <w:t>│  [🐱在校] [🏠待领养] [🔍失踪] [🌈喵星]         │</w:t>
-        <w:br/>
-        <w:t>│  12 只猫咪                                    │</w:t>
-        <w:br/>
-        <w:t>│                                             │</w:t>
-        <w:br/>
-        <w:t>│  ┌─────────┐  ┌──────┐  ┌─────────┐         │</w:t>
-        <w:br/>
-        <w:t>│  │  橘座    │  │ 小黑 │  │  花卷   │         │</w:t>
-        <w:br/>
-        <w:t>│  │  🟢在校  │  │ 🟢在校│  │  🟢在校 │         │</w:t>
-        <w:br/>
-        <w:t>│  │  中苑·♂  │  │ 西苑·♀│  │  东苑·♂ │         │</w:t>
-        <w:br/>
-        <w:t>│  └─────────┘  └──────┘  └─────────┘         │</w:t>
-        <w:br/>
-        <w:t>│  ┌──────┐  ┌─────────┐  ┌──────┐            │</w:t>
-        <w:br/>
-        <w:t>│  │ 雪球  │  │  大橘   │  │ 阿福  │            │</w:t>
-        <w:br/>
-        <w:t>│  │ 🟢在校│  │  🟢在校 │  │ 🟢在校│            │</w:t>
-        <w:br/>
-        <w:t>│  └──────┘  └─────────┘  └──────┘            │</w:t>
-        <w:br/>
-        <w:t>│                                             │</w:t>
-        <w:br/>
-        <w:t>│            [ 加载更多 ]                       │</w:t>
-        <w:br/>
-        <w:t>├─────────────────────────────────────────────┤</w:t>
-        <w:br/>
-        <w:t>│  南信猫友记 © 2025                           │</w:t>
-        <w:br/>
-        <w:t>└─────────────────────────────────────────────┘</w:t>
-      </w:r>
-    </w:p>
-    <w:p>
-      <w:r/>
-      <w:r>
-        <w:rPr>
-          <w:b/>
-        </w:rPr>
-        <w:t>说明：</w:t>
-      </w:r>
-      <w:r/>
-    </w:p>
-    <w:p>
-      <w:pPr>
-        <w:pStyle w:val="ListBullet"/>
-      </w:pPr>
-      <w:r>
-        <w:t>顶部 Hero 区展示项目标题和简介</w:t>
-      </w:r>
-    </w:p>
-    <w:p>
-      <w:pPr>
-        <w:pStyle w:val="ListBullet"/>
-      </w:pPr>
-      <w:r>
-        <w:t>状态 Tab 栏采用药丸形按钮，支持横向滚动</w:t>
-      </w:r>
-    </w:p>
-    <w:p>
-      <w:pPr>
-        <w:pStyle w:val="ListBullet"/>
-      </w:pPr>
-      <w:r>
-        <w:t>猫咪卡片采用 4 列 Bento Grid，卡片尺寸交替变化（2×2、2×1、1×1、1×2）</w:t>
-      </w:r>
-    </w:p>
-    <w:p>
-      <w:pPr>
-        <w:pStyle w:val="ListBullet"/>
-      </w:pPr>
-      <w:r>
-        <w:t>每张卡片包含渐变色背景占位、猫咪名、状态标签、位置和性别信息</w:t>
-      </w:r>
-    </w:p>
-    <w:p>
-      <w:pPr>
-        <w:pStyle w:val="ListBullet"/>
-      </w:pPr>
-      <w:r>
-        <w:t>移动端降级为单列布局</w:t>
+        <w:t>首页实际界面截图如下：</w:t>
       </w:r>
     </w:p>
     <w:p>
@@ -4842,6 +4608,56 @@
       </w:r>
     </w:p>
     <w:p>
+      <w:r/>
+      <w:r>
+        <w:rPr>
+          <w:b/>
+        </w:rPr>
+        <w:t>布局说明：</w:t>
+      </w:r>
+      <w:r/>
+    </w:p>
+    <w:p>
+      <w:pPr>
+        <w:pStyle w:val="ListBullet"/>
+      </w:pPr>
+      <w:r>
+        <w:t>顶部 Hero 区展示项目标题和简介</w:t>
+      </w:r>
+    </w:p>
+    <w:p>
+      <w:pPr>
+        <w:pStyle w:val="ListBullet"/>
+      </w:pPr>
+      <w:r>
+        <w:t>状态 Tab 栏采用药丸形按钮，支持横向滚动</w:t>
+      </w:r>
+    </w:p>
+    <w:p>
+      <w:pPr>
+        <w:pStyle w:val="ListBullet"/>
+      </w:pPr>
+      <w:r>
+        <w:t>猫咪卡片采用 4 列 Bento Grid，卡片尺寸交替变化（2x2、2x1、1x1、1x2）</w:t>
+      </w:r>
+    </w:p>
+    <w:p>
+      <w:pPr>
+        <w:pStyle w:val="ListBullet"/>
+      </w:pPr>
+      <w:r>
+        <w:t>每张卡片包含猫咪名、状态标签、位置和性别信息</w:t>
+      </w:r>
+    </w:p>
+    <w:p>
+      <w:pPr>
+        <w:pStyle w:val="ListBullet"/>
+      </w:pPr>
+      <w:r>
+        <w:t>移动端降级为单列布局</w:t>
+      </w:r>
+    </w:p>
+    <w:p>
       <w:pPr>
         <w:pStyle w:val="Heading3"/>
       </w:pPr>
@@ -4850,127 +4666,8 @@
       </w:r>
     </w:p>
     <w:p>
-      <w:r/>
       <w:r>
-        <w:rPr>
-          <w:b/>
-        </w:rPr>
-        <w:t>布局结构：</w:t>
-      </w:r>
-      <w:r/>
-    </w:p>
-    <w:p>
-      <w:pPr>
-        <w:pStyle w:val="NoSpacing"/>
-        <w:shd w:fill="F2F2F2" w:val="clear"/>
-      </w:pPr>
-      <w:r>
-        <w:rPr>
-          <w:rFonts w:ascii="Consolas" w:hAnsi="Consolas"/>
-          <w:color w:val="333333"/>
-          <w:sz w:val="18"/>
-        </w:rPr>
-        <w:t>┌──────────────────────────────────────┬──────────┐</w:t>
-        <w:br/>
-        <w:t>│  [照片轮播 ← ● ● ● →]               │ 相似猫咪  │</w:t>
-        <w:br/>
-        <w:t>│                                      │  ─────── │</w:t>
-        <w:br/>
-        <w:t>│        🐱  "晒太阳的橘座"              │  大橘     │</w:t>
-        <w:br/>
-        <w:t>│                                      │  花卷     │</w:t>
-        <w:br/>
-        <w:t>│                                      │  雪球     │</w:t>
-        <w:br/>
-        <w:t>├──────────────────────────────────────┴──────────┤</w:t>
-        <w:br/>
-        <w:t>│  橘座  胖橘  🟢在校                              │</w:t>
-        <w:br/>
-        <w:t>│  42  28  4.5                                     │</w:t>
-        <w:br/>
-        <w:t>│  点赞  关注 评分                                   │</w:t>
-        <w:br/>
-        <w:t>│                                                  │</w:t>
-        <w:br/>
-        <w:t>│  性别: 男孩  │ 出生: 2020  │ 体重: 6.5kg          │</w:t>
-        <w:br/>
-        <w:t>│  毛色: 橘色  │ 绝育: 已绝育│ 位置: 中苑            │</w:t>
-        <w:br/>
-        <w:t>│                                                  │</w:t>
-        <w:br/>
-        <w:t>│  性格                                            │</w:t>
-        <w:br/>
-        <w:t>│  [亲人] [可抱] [贪吃]                               │</w:t>
-        <w:br/>
-        <w:t>│  非常亲人的大橘猫...                                │</w:t>
-        <w:br/>
-        <w:t>│                                                  │</w:t>
-        <w:br/>
-        <w:t>│  [关注]    ★★★★☆                                 │</w:t>
-        <w:br/>
-        <w:t>│                                                  │</w:t>
-        <w:br/>
-        <w:t>│  留言                                            │</w:t>
-        <w:br/>
-        <w:t>│  [________________________] [发送]                │</w:t>
-        <w:br/>
-        <w:t>│  猫奴一号 · 2025-06-15                            │</w:t>
-        <w:br/>
-        <w:t>│  今天在中苑看到它了！                              │</w:t>
-        <w:br/>
-        <w:t>│                                                  │</w:t>
-        <w:br/>
-        <w:t>└──────────────────────────────────────────────────┘</w:t>
-      </w:r>
-    </w:p>
-    <w:p>
-      <w:r/>
-      <w:r>
-        <w:rPr>
-          <w:b/>
-        </w:rPr>
-        <w:t>说明：</w:t>
-      </w:r>
-      <w:r/>
-    </w:p>
-    <w:p>
-      <w:pPr>
-        <w:pStyle w:val="ListBullet"/>
-      </w:pPr>
-      <w:r>
-        <w:t>照片轮播占据页面顶部约 65vh，支持左右箭头切换和底部圆点指示</w:t>
-      </w:r>
-    </w:p>
-    <w:p>
-      <w:pPr>
-        <w:pStyle w:val="ListBullet"/>
-      </w:pPr>
-      <w:r>
-        <w:t>台式机右侧固定侧栏展示相似猫咪推荐（调用 P6 算法）</w:t>
-      </w:r>
-    </w:p>
-    <w:p>
-      <w:pPr>
-        <w:pStyle w:val="ListBullet"/>
-      </w:pPr>
-      <w:r>
-        <w:t>猫咪信息区包含统计数字、属性表格、性格标签、互动按钮</w:t>
-      </w:r>
-    </w:p>
-    <w:p>
-      <w:pPr>
-        <w:pStyle w:val="ListBullet"/>
-      </w:pPr>
-      <w:r>
-        <w:t>留言区支持即时输入和发送，评论按时间倒序排列</w:t>
-      </w:r>
-    </w:p>
-    <w:p>
-      <w:pPr>
-        <w:pStyle w:val="ListBullet"/>
-      </w:pPr>
-      <w:r>
-        <w:t>移动端 1024px 以下右侧推荐栏并入主内容流</w:t>
+        <w:t>猫咪详情页实际界面截图如下：</w:t>
       </w:r>
     </w:p>
     <w:p>
@@ -5013,6 +4710,56 @@
       </w:r>
     </w:p>
     <w:p>
+      <w:r/>
+      <w:r>
+        <w:rPr>
+          <w:b/>
+        </w:rPr>
+        <w:t>布局说明：</w:t>
+      </w:r>
+      <w:r/>
+    </w:p>
+    <w:p>
+      <w:pPr>
+        <w:pStyle w:val="ListBullet"/>
+      </w:pPr>
+      <w:r>
+        <w:t>照片轮播占据页面顶部约 65vh，支持左右箭头切换和底部圆点指示</w:t>
+      </w:r>
+    </w:p>
+    <w:p>
+      <w:pPr>
+        <w:pStyle w:val="ListBullet"/>
+      </w:pPr>
+      <w:r>
+        <w:t>台式机右侧固定侧栏展示相似猫咪推荐（调用 P6 算法）</w:t>
+      </w:r>
+    </w:p>
+    <w:p>
+      <w:pPr>
+        <w:pStyle w:val="ListBullet"/>
+      </w:pPr>
+      <w:r>
+        <w:t>猫咪信息区包含统计数字、属性表格、性格标签、互动按钮</w:t>
+      </w:r>
+    </w:p>
+    <w:p>
+      <w:pPr>
+        <w:pStyle w:val="ListBullet"/>
+      </w:pPr>
+      <w:r>
+        <w:t>留言区支持即时输入和发送，评论按时间倒序排列</w:t>
+      </w:r>
+    </w:p>
+    <w:p>
+      <w:pPr>
+        <w:pStyle w:val="ListBullet"/>
+      </w:pPr>
+      <w:r>
+        <w:t>移动端 1024px 以下右侧推荐栏并入主内容流</w:t>
+      </w:r>
+    </w:p>
+    <w:p>
       <w:pPr>
         <w:pStyle w:val="Heading3"/>
       </w:pPr>
@@ -5051,7 +4798,7 @@
         <w:pStyle w:val="ListBullet"/>
       </w:pPr>
       <w:r>
-        <w:t>品牌：左侧 🐱 南信猫友记</w:t>
+        <w:t>品牌：左侧 南信猫友记</w:t>
       </w:r>
     </w:p>
     <w:p>
@@ -5075,7 +4822,7 @@
         <w:pStyle w:val="ListBullet"/>
       </w:pPr>
       <w:r>
-        <w:t>导航高度：桌面 ≤ 64px，移动端自适应</w:t>
+        <w:t>导航高度：桌面 &lt;= 64px，移动端自适应</w:t>
       </w:r>
     </w:p>
     <w:p>
@@ -5698,7 +5445,7 @@
               <w:rPr>
                 <w:sz w:val="18"/>
               </w:rPr>
-              <w:t>≥ 1024px</w:t>
+              <w:t>&gt;= 1024px</w:t>
             </w:r>
           </w:p>
         </w:tc>

--- a/docs/详细设计/详细设计说明书.docx
+++ b/docs/详细设计/详细设计说明书.docx
@@ -7,7 +7,7 @@
         <w:pStyle w:val="Heading1"/>
       </w:pPr>
       <w:r>
-        <w:t>——</w:t>
+        <w:t>南信猫友记——详细设计说明书</w:t>
       </w:r>
     </w:p>
     <w:p>
@@ -15,7 +15,7 @@
         <w:pStyle w:val="Heading2"/>
       </w:pPr>
       <w:r>
-        <w:t xml:space="preserve">1. </w:t>
+        <w:t>1. 引言</w:t>
       </w:r>
     </w:p>
     <w:p>
@@ -23,12 +23,12 @@
         <w:pStyle w:val="Heading3"/>
       </w:pPr>
       <w:r>
-        <w:t xml:space="preserve">1.1 </w:t>
+        <w:t>1.1 编写目的</w:t>
       </w:r>
     </w:p>
     <w:p>
       <w:r>
-        <w:t>""</w:t>
+        <w:t>本文档旨在详细描述"南信猫友记"系统的各模块程序实现，包括程序系统结构、模块算法、程序逻辑、接口设计及用户界面设计，为编码实现和后续测试提供依据。本文档的读者包括项目开发人员、测试人员及项目维护人员。</w:t>
       </w:r>
     </w:p>
     <w:p>
@@ -36,7 +36,7 @@
         <w:pStyle w:val="Heading3"/>
       </w:pPr>
       <w:r>
-        <w:t xml:space="preserve">1.2 </w:t>
+        <w:t>1.2 项目背景</w:t>
       </w:r>
     </w:p>
     <w:p>
@@ -48,9 +48,10 @@
         <w:rPr>
           <w:b/>
         </w:rPr>
+        <w:t>项目名称：</w:t>
       </w:r>
       <w:r>
-        <w:t xml:space="preserve"> NanXin CatBook</w:t>
+        <w:t xml:space="preserve"> 南信猫友记（NanXin CatBook）</w:t>
       </w:r>
     </w:p>
     <w:p>
@@ -62,9 +63,10 @@
         <w:rPr>
           <w:b/>
         </w:rPr>
+        <w:t>系统定位：</w:t>
       </w:r>
       <w:r>
-        <w:t xml:space="preserve">  Web</w:t>
+        <w:t xml:space="preserve"> 基于已有微信小程序端校园猫平台，在 Web 端实现功能增强与算法扩展</w:t>
       </w:r>
     </w:p>
     <w:p>
@@ -76,9 +78,10 @@
         <w:rPr>
           <w:b/>
         </w:rPr>
+        <w:t>实现规模：</w:t>
       </w:r>
       <w:r>
-        <w:t xml:space="preserve">  3000  Java Spring Boot 3.4.5 Controller-Service-Repository  4  Vue 3 + Vite  Composition API + Bento Grid  9</w:t>
+        <w:t xml:space="preserve"> 后端约 3000 行 Java 代码（Spring Boot 3.4.5），采用 Controller-Service-Repository 三层架构；核心算法涉及 4 张热度数据表（点赞、关注、评分、行为日志）的融合计算；前端 Vue 3 + Vite 采用 Composition API + Bento Grid 布局，共 9 个页面组件</w:t>
       </w:r>
     </w:p>
     <w:p>
@@ -86,7 +89,7 @@
         <w:pStyle w:val="Heading3"/>
       </w:pPr>
       <w:r>
-        <w:t xml:space="preserve">1.3 </w:t>
+        <w:t>1.3 定义</w:t>
       </w:r>
     </w:p>
     <w:tbl>
@@ -113,6 +116,7 @@
                 <w:b/>
                 <w:sz w:val="18"/>
               </w:rPr>
+              <w:t>术语</w:t>
             </w:r>
           </w:p>
         </w:tc>
@@ -128,6 +132,7 @@
                 <w:b/>
                 <w:sz w:val="18"/>
               </w:rPr>
+              <w:t>说明</w:t>
             </w:r>
           </w:p>
         </w:tc>
@@ -157,7 +162,7 @@
               <w:rPr>
                 <w:sz w:val="18"/>
               </w:rPr>
-              <w:t>JSON Web Token</w:t>
+              <w:t>JSON Web Token，用于用户身份认证</w:t>
             </w:r>
           </w:p>
         </w:tc>
@@ -173,7 +178,7 @@
               <w:rPr>
                 <w:sz w:val="18"/>
               </w:rPr>
-              <w:t>One-Hot</w:t>
+              <w:t>One-Hot 编码</w:t>
             </w:r>
           </w:p>
         </w:tc>
@@ -187,6 +192,7 @@
               <w:rPr>
                 <w:sz w:val="18"/>
               </w:rPr>
+              <w:t>将分类特征转换为数值向量的编码方式</w:t>
             </w:r>
           </w:p>
         </w:tc>
@@ -202,6 +208,7 @@
               <w:rPr>
                 <w:sz w:val="18"/>
               </w:rPr>
+              <w:t>余弦相似度</w:t>
             </w:r>
           </w:p>
         </w:tc>
@@ -215,6 +222,7 @@
               <w:rPr>
                 <w:sz w:val="18"/>
               </w:rPr>
+              <w:t>通过向量夹角余弦值衡量两个向量相似程度的度量</w:t>
             </w:r>
           </w:p>
         </w:tc>
@@ -244,7 +252,7 @@
               <w:rPr>
                 <w:sz w:val="18"/>
               </w:rPr>
-              <w:t>CSS Grid</w:t>
+              <w:t>错落排列的 CSS Grid 布局，不同卡片占据不同尺寸</w:t>
             </w:r>
           </w:p>
         </w:tc>
@@ -274,6 +282,7 @@
               <w:rPr>
                 <w:sz w:val="18"/>
               </w:rPr>
+              <w:t>照片审核状态的三种枚举值</w:t>
             </w:r>
           </w:p>
         </w:tc>
@@ -285,7 +294,7 @@
         <w:pStyle w:val="Heading3"/>
       </w:pPr>
       <w:r>
-        <w:t xml:space="preserve">1.4 </w:t>
+        <w:t>1.4 参考资料</w:t>
       </w:r>
     </w:p>
     <w:p>
@@ -293,7 +302,7 @@
         <w:pStyle w:val="ListBullet"/>
       </w:pPr>
       <w:r>
-        <w:t>——</w:t>
+        <w:t>《南信猫友记——需求规格说明书》</w:t>
       </w:r>
     </w:p>
     <w:p>
@@ -301,7 +310,7 @@
         <w:pStyle w:val="ListBullet"/>
       </w:pPr>
       <w:r>
-        <w:t>——</w:t>
+        <w:t>《南信猫友记——概要设计说明书》</w:t>
       </w:r>
     </w:p>
     <w:p>
@@ -317,7 +326,7 @@
         <w:pStyle w:val="Heading2"/>
       </w:pPr>
       <w:r>
-        <w:t xml:space="preserve">2. </w:t>
+        <w:t>2. 总体设计</w:t>
       </w:r>
     </w:p>
     <w:p>
@@ -325,12 +334,12 @@
         <w:pStyle w:val="Heading3"/>
       </w:pPr>
       <w:r>
-        <w:t xml:space="preserve">2.1 </w:t>
+        <w:t>2.1 需求概述</w:t>
       </w:r>
     </w:p>
     <w:p>
       <w:r>
-        <w:t>/// B/S  Spring Boot 3.4.5 + Java 17 Vue 3 + Vite MySQL 8</w:t>
+        <w:t>本系统为校园流浪猫信息管理与推荐平台，提供猫咪档案管理、搜索浏览、照片审核、社交互动（点赞/关注/评分/留言）及基于余弦相似度的猫咪推荐功能。系统采用 B/S 架构，后端 Spring Boot 3.4.5 + Java 17，前端 Vue 3 + Vite，数据库 MySQL 8。</w:t>
       </w:r>
     </w:p>
     <w:p>
@@ -338,7 +347,7 @@
         <w:pStyle w:val="Heading3"/>
       </w:pPr>
       <w:r>
-        <w:t xml:space="preserve">2.2 </w:t>
+        <w:t>2.2 软件结构</w:t>
       </w:r>
     </w:p>
     <w:p>
@@ -346,7 +355,7 @@
         <w:pStyle w:val="Heading4"/>
       </w:pPr>
       <w:r>
-        <w:t xml:space="preserve">2.2.1 </w:t>
+        <w:t>2.2.1 后端分层架构</w:t>
       </w:r>
     </w:p>
     <w:p>
@@ -362,63 +371,63 @@
         </w:rPr>
         <w:t>nanxin-catbook-backend/</w:t>
         <w:br/>
-        <w:t xml:space="preserve"> controller/          #  HTTP  Service</w:t>
+        <w:t>├── controller/          # 控制层：接收 HTTP 请求，调用 Service</w:t>
         <w:br/>
-        <w:t xml:space="preserve">    AuthController</w:t>
+        <w:t>│   ├── AuthController</w:t>
         <w:br/>
-        <w:t xml:space="preserve">    CatController</w:t>
+        <w:t>│   ├── CatController</w:t>
         <w:br/>
-        <w:t xml:space="preserve">    PhotoController</w:t>
+        <w:t>│   ├── PhotoController</w:t>
         <w:br/>
-        <w:t xml:space="preserve">    CommentController</w:t>
+        <w:t>│   ├── CommentController</w:t>
         <w:br/>
-        <w:t xml:space="preserve">    FollowController</w:t>
+        <w:t>│   ├── FollowController</w:t>
         <w:br/>
-        <w:t xml:space="preserve">    RatingController</w:t>
+        <w:t>│   └── RatingController</w:t>
         <w:br/>
-        <w:t xml:space="preserve"> service/             # </w:t>
+        <w:t>├── service/             # 业务逻辑层：实现核心业务</w:t>
         <w:br/>
-        <w:t xml:space="preserve">    UserService</w:t>
+        <w:t>│   ├── UserService</w:t>
         <w:br/>
-        <w:t xml:space="preserve">    CatService</w:t>
+        <w:t>│   ├── CatService</w:t>
         <w:br/>
-        <w:t xml:space="preserve">    PhotoService</w:t>
+        <w:t>│   ├── PhotoService</w:t>
         <w:br/>
-        <w:t xml:space="preserve">    CommentService</w:t>
+        <w:t>│   ├── CommentService</w:t>
         <w:br/>
-        <w:t xml:space="preserve">    FollowService</w:t>
+        <w:t>│   ├── FollowService</w:t>
         <w:br/>
-        <w:t xml:space="preserve">    RatingService</w:t>
+        <w:t>│   ├── RatingService</w:t>
         <w:br/>
-        <w:t xml:space="preserve">    LogService</w:t>
+        <w:t>│   ├── LogService</w:t>
         <w:br/>
-        <w:t xml:space="preserve">    CatSimilarityAlgorithm  # </w:t>
+        <w:t>│   └── CatSimilarityAlgorithm  # 核心算法引擎</w:t>
         <w:br/>
-        <w:t xml:space="preserve"> repository/          #  CRUD</w:t>
+        <w:t>├── repository/          # 数据访问层：数据库 CRUD</w:t>
         <w:br/>
-        <w:t xml:space="preserve">    UserRepository</w:t>
+        <w:t>│   ├── UserRepository</w:t>
         <w:br/>
-        <w:t xml:space="preserve">    CatRepository</w:t>
+        <w:t>│   ├── CatRepository</w:t>
         <w:br/>
-        <w:t xml:space="preserve">    PhotoRepository</w:t>
+        <w:t>│   ├── PhotoRepository</w:t>
         <w:br/>
-        <w:t xml:space="preserve">    CommentRepository</w:t>
+        <w:t>│   ├── CommentRepository</w:t>
         <w:br/>
-        <w:t xml:space="preserve">    PhotoLikeRepository</w:t>
+        <w:t>│   ├── PhotoLikeRepository</w:t>
         <w:br/>
-        <w:t xml:space="preserve">    CatFollowRepository</w:t>
+        <w:t>│   ├── CatFollowRepository</w:t>
         <w:br/>
-        <w:t xml:space="preserve">    CatRatingRepository</w:t>
+        <w:t>│   ├── CatRatingRepository</w:t>
         <w:br/>
-        <w:t xml:space="preserve">    ActivityLogRepository</w:t>
+        <w:t>│   └── ActivityLogRepository</w:t>
         <w:br/>
-        <w:t xml:space="preserve"> entity/              # </w:t>
+        <w:t>├── entity/              # 实体类（对应数据库表）</w:t>
         <w:br/>
-        <w:t xml:space="preserve"> dto/                 # </w:t>
+        <w:t>├── dto/                 # 数据传输对象</w:t>
         <w:br/>
-        <w:t xml:space="preserve"> config/              # JWT</w:t>
+        <w:t>├── config/              # 配置类（JWT、跨域等）</w:t>
         <w:br/>
-        <w:t xml:space="preserve"> util/                # </w:t>
+        <w:t>└── util/                # 工具类</w:t>
       </w:r>
     </w:p>
     <w:p>
@@ -426,7 +435,7 @@
         <w:pStyle w:val="Heading4"/>
       </w:pPr>
       <w:r>
-        <w:t xml:space="preserve">2.2.2 </w:t>
+        <w:t>2.2.2 前端组件结构</w:t>
       </w:r>
     </w:p>
     <w:p>
@@ -442,39 +451,39 @@
         </w:rPr>
         <w:t>frontend/src/</w:t>
         <w:br/>
-        <w:t xml:space="preserve"> router/index.js          # 9</w:t>
+        <w:t>├── router/index.js          # 路由配置（9条路由）</w:t>
         <w:br/>
-        <w:t xml:space="preserve"> api/index.js             # Axios  +  API </w:t>
+        <w:t>├── api/index.js             # Axios 封装 + 全部 API 接口</w:t>
         <w:br/>
-        <w:t xml:space="preserve"> stores/                  # Pinia </w:t>
+        <w:t>├── stores/                  # Pinia 状态管理</w:t>
         <w:br/>
-        <w:t xml:space="preserve"> views/</w:t>
+        <w:t>├── views/</w:t>
         <w:br/>
-        <w:t xml:space="preserve">    Home.vue             #  +  Tab + Bento Grid</w:t>
+        <w:t>│   ├── Home.vue             # 首页：猫咪列表 + 状态 Tab + Bento Grid</w:t>
         <w:br/>
-        <w:t xml:space="preserve">    CatDetail.vue        #  +  +  + </w:t>
+        <w:t>│   ├── CatDetail.vue        # 详情页：照片轮播 + 信息 + 留言 + 推荐</w:t>
         <w:br/>
-        <w:t xml:space="preserve">    Search.vue</w:t>
+        <w:t>│   ├── Search.vue</w:t>
         <w:br/>
-        <w:t xml:space="preserve"> AddCat.vue          # </w:t>
+        <w:t>├── AddCat.vue          # 添加猫咪</w:t>
         <w:br/>
-        <w:t xml:space="preserve"> EditCat.vue         # </w:t>
+        <w:t>├── EditCat.vue         # 编辑猫咪（含照片管理）</w:t>
         <w:br/>
-        <w:t xml:space="preserve"> Login.vue           # </w:t>
+        <w:t>├── Login.vue           # 登录</w:t>
         <w:br/>
-        <w:t xml:space="preserve"> Register.vue        # </w:t>
+        <w:t>├── Register.vue        # 注册</w:t>
         <w:br/>
-        <w:t xml:space="preserve"> MyProfile.vue       # </w:t>
+        <w:t>├── MyProfile.vue       # 个人中心</w:t>
         <w:br/>
-        <w:t xml:space="preserve"> MyFollows.vue       #            # </w:t>
+        <w:t>├── MyFollows.vue       # 我的关注           # 搜索页</w:t>
         <w:br/>
-        <w:t xml:space="preserve">    About.vue            # </w:t>
+        <w:t>│   └── About.vue            # 关于页</w:t>
         <w:br/>
-        <w:t xml:space="preserve"> components/              # </w:t>
+        <w:t>├── components/              # 可复用组件</w:t>
         <w:br/>
-        <w:t xml:space="preserve"> App.vue                  #  +  + </w:t>
+        <w:t>├── App.vue                  # 主布局：浮动导航 + 页面过渡 + 页脚</w:t>
         <w:br/>
-        <w:t xml:space="preserve"> style.css                # </w:t>
+        <w:t>└── style.css                # 全局样式系统</w:t>
       </w:r>
     </w:p>
     <w:p>
@@ -490,7 +499,7 @@
         <w:pStyle w:val="Heading2"/>
       </w:pPr>
       <w:r>
-        <w:t xml:space="preserve">3. </w:t>
+        <w:t>3. 程序描述（逐模块）</w:t>
       </w:r>
     </w:p>
     <w:p>
@@ -506,7 +515,7 @@
         <w:pStyle w:val="Heading3"/>
       </w:pPr>
       <w:r>
-        <w:t xml:space="preserve">3.1 M1 </w:t>
+        <w:t>3.1 M1 用户管理模块</w:t>
       </w:r>
     </w:p>
     <w:p>
@@ -514,12 +523,12 @@
         <w:pStyle w:val="Heading4"/>
       </w:pPr>
       <w:r>
-        <w:t xml:space="preserve">3.1.1 </w:t>
+        <w:t>3.1.1 功能</w:t>
       </w:r>
     </w:p>
     <w:p>
       <w:r>
-        <w:t>USER / VERIFIED / ADMIN</w:t>
+        <w:t>实现用户的注册、登录、个人信息管理以及三级角色权限控制（USER / VERIFIED / ADMIN）。</w:t>
       </w:r>
     </w:p>
     <w:p>
@@ -527,12 +536,12 @@
         <w:pStyle w:val="Heading4"/>
       </w:pPr>
       <w:r>
-        <w:t xml:space="preserve">3.1.2 </w:t>
+        <w:t>3.1.2 性能</w:t>
       </w:r>
     </w:p>
     <w:p>
       <w:r>
-        <w:t xml:space="preserve"> ≤ 500ms ≤ 1s</w:t>
+        <w:t>登录响应时间 ≤ 500ms，注册响应时间 ≤ 1s。</w:t>
       </w:r>
     </w:p>
     <w:p>
@@ -540,7 +549,7 @@
         <w:pStyle w:val="Heading4"/>
       </w:pPr>
       <w:r>
-        <w:t xml:space="preserve">3.1.3 </w:t>
+        <w:t>3.1.3 输入项目</w:t>
       </w:r>
     </w:p>
     <w:p>
@@ -548,12 +557,15 @@
         <w:pStyle w:val="ListBullet"/>
       </w:pPr>
       <w:r>
-        <w:t>usernamepasswordemail</w:t>
+        <w:t>注册：用户名（username）、密码（password）、邮箱（email）</w:t>
       </w:r>
     </w:p>
     <w:p>
+      <w:pPr>
+        <w:pStyle w:val="ListBullet"/>
+      </w:pPr>
       <w:r>
-        <w:t xml:space="preserve">- </w:t>
+        <w:t>登录：用户名、密码</w:t>
       </w:r>
     </w:p>
     <w:p>
@@ -561,7 +573,7 @@
         <w:pStyle w:val="ListBullet"/>
       </w:pPr>
       <w:r>
-        <w:t>/JWT Token</w:t>
+        <w:t>获取/更新个人信息：JWT Token</w:t>
       </w:r>
     </w:p>
     <w:p>
@@ -569,7 +581,7 @@
         <w:pStyle w:val="Heading4"/>
       </w:pPr>
       <w:r>
-        <w:t xml:space="preserve">3.1.4 </w:t>
+        <w:t>3.1.4 输出项目</w:t>
       </w:r>
     </w:p>
     <w:p>
@@ -577,7 +589,7 @@
         <w:pStyle w:val="ListBullet"/>
       </w:pPr>
       <w:r>
-        <w:t>/JWT Token +</w:t>
+        <w:t>注册/登录成功：JWT Token + 用户基本信息</w:t>
       </w:r>
     </w:p>
     <w:p>
@@ -585,7 +597,7 @@
         <w:pStyle w:val="ListBullet"/>
       </w:pPr>
       <w:r>
-        <w:t xml:space="preserve"> ID</w:t>
+        <w:t>个人信息：用户 ID、用户名、昵称、邮箱、头像、角色</w:t>
       </w:r>
     </w:p>
     <w:p>
@@ -593,7 +605,7 @@
         <w:pStyle w:val="Heading4"/>
       </w:pPr>
       <w:r>
-        <w:t xml:space="preserve">3.1.5 </w:t>
+        <w:t>3.1.5 算法</w:t>
       </w:r>
     </w:p>
     <w:p>
@@ -601,7 +613,7 @@
         <w:pStyle w:val="ListBullet"/>
       </w:pPr>
       <w:r>
-        <w:t>BCrypt `BCryptPasswordEncoder.encode()`</w:t>
+        <w:t>密码加密：BCrypt 哈希算法（`BCryptPasswordEncoder.encode()`）</w:t>
       </w:r>
     </w:p>
     <w:p>
@@ -609,7 +621,7 @@
         <w:pStyle w:val="ListBullet"/>
       </w:pPr>
       <w:r>
-        <w:t>Token HMAC-SHA256  JWT 24</w:t>
+        <w:t>Token 生成：HMAC-SHA256 签名 JWT，有效期 24 小时</w:t>
       </w:r>
     </w:p>
     <w:p>
@@ -617,7 +629,7 @@
         <w:pStyle w:val="Heading4"/>
       </w:pPr>
       <w:r>
-        <w:t xml:space="preserve">3.1.6 </w:t>
+        <w:t>3.1.6 程序逻辑</w:t>
       </w:r>
     </w:p>
     <w:p>
@@ -633,33 +645,33 @@
         </w:rPr>
         <w:t>POST /auth/register</w:t>
         <w:br/>
-        <w:t xml:space="preserve">  1.  username </w:t>
+        <w:t xml:space="preserve">  1. 校验 username 唯一性</w:t>
         <w:br/>
-        <w:t xml:space="preserve">  2.  BCrypt </w:t>
+        <w:t xml:space="preserve">  2. 密码 BCrypt 加密</w:t>
         <w:br/>
-        <w:t xml:space="preserve">  3.  user  USER</w:t>
+        <w:t xml:space="preserve">  3. 写入 user 表，角色默认 USER</w:t>
         <w:br/>
-        <w:t xml:space="preserve">  4. </w:t>
+        <w:t xml:space="preserve">  4. 返回成功消息</w:t>
         <w:br/>
         <w:br/>
         <w:t>POST /auth/login</w:t>
         <w:br/>
-        <w:t xml:space="preserve">  1.  username </w:t>
+        <w:t xml:space="preserve">  1. 根据 username 查询用户</w:t>
         <w:br/>
-        <w:t xml:space="preserve">  2. BCrypt </w:t>
+        <w:t xml:space="preserve">  2. BCrypt 验证密码</w:t>
         <w:br/>
-        <w:t xml:space="preserve">  3.  JWT Token userId + role</w:t>
+        <w:t xml:space="preserve">  3. 生成 JWT Token（含 userId + role）</w:t>
         <w:br/>
-        <w:t xml:space="preserve">  4.  Token + </w:t>
+        <w:t xml:space="preserve">  4. 返回 Token + 用户信息</w:t>
         <w:br/>
         <w:br/>
         <w:t>GET /auth/me</w:t>
         <w:br/>
-        <w:t xml:space="preserve">  1.  JWT Token</w:t>
+        <w:t xml:space="preserve">  1. 从请求头提取 JWT Token</w:t>
         <w:br/>
-        <w:t xml:space="preserve">  2.  Token  userId</w:t>
+        <w:t xml:space="preserve">  2. 解析 Token 获取 userId</w:t>
         <w:br/>
-        <w:t xml:space="preserve">  3. </w:t>
+        <w:t xml:space="preserve">  3. 查询并返回用户信息</w:t>
       </w:r>
     </w:p>
     <w:p>
@@ -678,7 +690,7 @@
               <a:graphicData uri="http://schemas.openxmlformats.org/drawingml/2006/picture">
                 <pic:pic>
                   <pic:nvPicPr>
-                    <pic:cNvPr id="0" name="tmpo5uyq2im.png"/>
+                    <pic:cNvPr id="0" name="tmpci5hd02g.png"/>
                     <pic:cNvPicPr/>
                   </pic:nvPicPr>
                   <pic:blipFill>
@@ -706,7 +718,7 @@
         <w:pStyle w:val="Heading4"/>
       </w:pPr>
       <w:r>
-        <w:t xml:space="preserve">3.1.7 </w:t>
+        <w:t>3.1.7 接口</w:t>
       </w:r>
     </w:p>
     <w:tbl>
@@ -734,6 +746,7 @@
                 <w:b/>
                 <w:sz w:val="18"/>
               </w:rPr>
+              <w:t>方法</w:t>
             </w:r>
           </w:p>
         </w:tc>
@@ -749,6 +762,7 @@
                 <w:b/>
                 <w:sz w:val="18"/>
               </w:rPr>
+              <w:t>路径</w:t>
             </w:r>
           </w:p>
         </w:tc>
@@ -764,6 +778,7 @@
                 <w:b/>
                 <w:sz w:val="18"/>
               </w:rPr>
+              <w:t>权限</w:t>
             </w:r>
           </w:p>
         </w:tc>
@@ -959,7 +974,7 @@
         <w:pStyle w:val="Heading3"/>
       </w:pPr>
       <w:r>
-        <w:t xml:space="preserve">3.2 M2 </w:t>
+        <w:t>3.2 M2 猫咪管理模块</w:t>
       </w:r>
     </w:p>
     <w:p>
@@ -967,20 +982,12 @@
         <w:pStyle w:val="Heading4"/>
       </w:pPr>
       <w:r>
-        <w:t xml:space="preserve">3.2.1 </w:t>
-      </w:r>
-    </w:p>
-    <w:p>
-      <w:pPr>
-        <w:pStyle w:val="Heading4"/>
-      </w:pPr>
-      <w:r>
-        <w:t xml:space="preserve">3.2.2 </w:t>
+        <w:t>3.2.1 功能</w:t>
       </w:r>
     </w:p>
     <w:p>
       <w:r>
-        <w:t xml:space="preserve"> ≤ 200ms ≤ 500ms</w:t>
+        <w:t>实现猫咪档案的增删改查，支持猫咪亲缘关系管理（父亲、母亲、好友）和状态管理。</w:t>
       </w:r>
     </w:p>
     <w:p>
@@ -988,12 +995,12 @@
         <w:pStyle w:val="Heading4"/>
       </w:pPr>
       <w:r>
-        <w:t xml:space="preserve">3.2.3 </w:t>
+        <w:t>3.2.2 性能</w:t>
       </w:r>
     </w:p>
     <w:p>
       <w:r>
-        <w:t>namenicknamegenderbirth_yearbreedcolourcolour_tagslocation_arealocation_detailpersonality_tagspersonality_deschealth_statussterilizedadopt_statusstatusweightfather_idmother_idfriend_idsfirst_sighting_timefirst_sighting_locationnotes</w:t>
+        <w:t>单次查询 ≤ 200ms，写入操作 ≤ 500ms。</w:t>
       </w:r>
     </w:p>
     <w:p>
@@ -1001,12 +1008,12 @@
         <w:pStyle w:val="Heading4"/>
       </w:pPr>
       <w:r>
-        <w:t xml:space="preserve">3.2.4 </w:t>
+        <w:t>3.2.3 输入项目</w:t>
       </w:r>
     </w:p>
     <w:p>
       <w:r>
-        <w:t xml:space="preserve">JSON </w:t>
+        <w:t>猫咪各字段：name、nickname、gender、birth_year、breed、colour、colour_tags、location_area、location_detail、personality_tags、personality_desc、health_status、sterilized、adopt_status、status、weight、father_id、mother_id、friend_ids、first_sighting_time、first_sighting_location、notes</w:t>
       </w:r>
     </w:p>
     <w:p>
@@ -1014,7 +1021,20 @@
         <w:pStyle w:val="Heading4"/>
       </w:pPr>
       <w:r>
-        <w:t xml:space="preserve">3.2.5 </w:t>
+        <w:t>3.2.4 输出项目</w:t>
+      </w:r>
+    </w:p>
+    <w:p>
+      <w:r>
+        <w:t>猫咪完整信息（JSON 格式，含关联数据）</w:t>
+      </w:r>
+    </w:p>
+    <w:p>
+      <w:pPr>
+        <w:pStyle w:val="Heading4"/>
+      </w:pPr>
+      <w:r>
+        <w:t>3.2.5 程序逻辑</w:t>
       </w:r>
     </w:p>
     <w:p>
@@ -1030,31 +1050,31 @@
         </w:rPr>
         <w:t>POST /cats</w:t>
         <w:br/>
-        <w:t xml:space="preserve">  1. </w:t>
+        <w:t xml:space="preserve">  1. 校验登录状态</w:t>
         <w:br/>
-        <w:t xml:space="preserve">  2. name</w:t>
+        <w:t xml:space="preserve">  2. 验证必填字段（name）</w:t>
         <w:br/>
-        <w:t xml:space="preserve">  3.  cat  creator_id </w:t>
+        <w:t xml:space="preserve">  3. 写入 cat 表，设置 creator_id 为当前用户</w:t>
         <w:br/>
-        <w:t xml:space="preserve">  4.  ID</w:t>
+        <w:t xml:space="preserve">  4. 返回新创建的猫咪 ID</w:t>
         <w:br/>
         <w:br/>
         <w:t>PUT /cats/{id}</w:t>
         <w:br/>
-        <w:t xml:space="preserve">  1.  ADMIN</w:t>
+        <w:t xml:space="preserve">  1. 校验权限（本人或 ADMIN）</w:t>
         <w:br/>
-        <w:t xml:space="preserve">  2. </w:t>
+        <w:t xml:space="preserve">  2. 更新对应字段</w:t>
         <w:br/>
-        <w:t xml:space="preserve">  3. </w:t>
+        <w:t xml:space="preserve">  3. 返回更新后的猫咪信息</w:t>
         <w:br/>
         <w:br/>
         <w:t>DELETE /cats/{id}</w:t>
         <w:br/>
-        <w:t xml:space="preserve">  1. </w:t>
+        <w:t xml:space="preserve">  1. 校验权限</w:t>
         <w:br/>
-        <w:t xml:space="preserve">  2. </w:t>
+        <w:t xml:space="preserve">  2. 级联删除关联照片、评论、关注、评分记录</w:t>
         <w:br/>
-        <w:t xml:space="preserve">  3. </w:t>
+        <w:t xml:space="preserve">  3. 逻辑删除或物理删除猫咪记录</w:t>
       </w:r>
     </w:p>
     <w:p>
@@ -1073,7 +1093,7 @@
               <a:graphicData uri="http://schemas.openxmlformats.org/drawingml/2006/picture">
                 <pic:pic>
                   <pic:nvPicPr>
-                    <pic:cNvPr id="0" name="tmp04_mc1l_.png"/>
+                    <pic:cNvPr id="0" name="tmpn2y4n1j7.png"/>
                     <pic:cNvPicPr/>
                   </pic:nvPicPr>
                   <pic:blipFill>
@@ -1101,7 +1121,7 @@
         <w:pStyle w:val="Heading4"/>
       </w:pPr>
       <w:r>
-        <w:t xml:space="preserve">3.2.6 </w:t>
+        <w:t>3.2.6 接口</w:t>
       </w:r>
     </w:p>
     <w:tbl>
@@ -1129,6 +1149,7 @@
                 <w:b/>
                 <w:sz w:val="18"/>
               </w:rPr>
+              <w:t>方法</w:t>
             </w:r>
           </w:p>
         </w:tc>
@@ -1144,6 +1165,7 @@
                 <w:b/>
                 <w:sz w:val="18"/>
               </w:rPr>
+              <w:t>路径</w:t>
             </w:r>
           </w:p>
         </w:tc>
@@ -1159,6 +1181,7 @@
                 <w:b/>
                 <w:sz w:val="18"/>
               </w:rPr>
+              <w:t>权限</w:t>
             </w:r>
           </w:p>
         </w:tc>
@@ -1334,7 +1357,7 @@
               <w:rPr>
                 <w:sz w:val="18"/>
               </w:rPr>
-              <w:t>LOGINADMIN</w:t>
+              <w:t>LOGIN（本人或ADMIN）</w:t>
             </w:r>
           </w:p>
         </w:tc>
@@ -1378,7 +1401,7 @@
               <w:rPr>
                 <w:sz w:val="18"/>
               </w:rPr>
-              <w:t>LOGINADMIN</w:t>
+              <w:t>LOGIN（本人或ADMIN）</w:t>
             </w:r>
           </w:p>
         </w:tc>
@@ -1398,7 +1421,7 @@
         <w:pStyle w:val="Heading3"/>
       </w:pPr>
       <w:r>
-        <w:t xml:space="preserve">3.3 M3 </w:t>
+        <w:t>3.3 M3 搜索浏览模块</w:t>
       </w:r>
     </w:p>
     <w:p>
@@ -1406,12 +1429,12 @@
         <w:pStyle w:val="Heading4"/>
       </w:pPr>
       <w:r>
-        <w:t xml:space="preserve">3.3.1 </w:t>
+        <w:t>3.3.1 功能</w:t>
       </w:r>
     </w:p>
     <w:p>
       <w:r>
-        <w:t xml:space="preserve"> Tab //</w:t>
+        <w:t>提供猫咪列表分页展示（支持状态 Tab 切换）、关键词搜索、条件筛选（位置/状态/毛色分类）、毛色分类浏览。</w:t>
       </w:r>
     </w:p>
     <w:p>
@@ -1419,12 +1442,12 @@
         <w:pStyle w:val="Heading4"/>
       </w:pPr>
       <w:r>
-        <w:t xml:space="preserve">3.3.2 </w:t>
+        <w:t>3.3.2 性能</w:t>
       </w:r>
     </w:p>
     <w:p>
       <w:r>
-        <w:t xml:space="preserve"> ≤ 300ms ≤ 500ms</w:t>
+        <w:t>列表查询 ≤ 300ms，搜索结果排序 ≤ 500ms。</w:t>
       </w:r>
     </w:p>
     <w:p>
@@ -1432,12 +1455,12 @@
         <w:pStyle w:val="Heading4"/>
       </w:pPr>
       <w:r>
-        <w:t xml:space="preserve">3.3.3 </w:t>
+        <w:t>3.3.3 输入项目</w:t>
       </w:r>
     </w:p>
     <w:p>
       <w:r>
-        <w:t>statuslocation_areacolour_tagspagesize</w:t>
+        <w:t>搜索关键词、筛选条件（status、location_area、colour_tags）、分页参数（page、size）</w:t>
       </w:r>
     </w:p>
     <w:p>
@@ -1445,15 +1468,20 @@
         <w:pStyle w:val="Heading4"/>
       </w:pPr>
       <w:r>
-        <w:t xml:space="preserve">3.3.4 </w:t>
+        <w:t>3.3.4 输出项目</w:t>
       </w:r>
     </w:p>
     <w:p>
+      <w:r>
+        <w:t>猫咪列表（含分页信息：总条数、当前页、每页大小）</w:t>
+      </w:r>
+    </w:p>
+    <w:p>
       <w:pPr>
         <w:pStyle w:val="Heading4"/>
       </w:pPr>
       <w:r>
-        <w:t xml:space="preserve">3.3.5 </w:t>
+        <w:t>3.3.5 程序逻辑</w:t>
       </w:r>
     </w:p>
     <w:p>
@@ -1469,26 +1497,26 @@
         </w:rPr>
         <w:t>GET /cats?status=active&amp;page=1&amp;size=20</w:t>
         <w:br/>
-        <w:t xml:space="preserve">  1. </w:t>
+        <w:t xml:space="preserve">  1. 解析查询参数</w:t>
         <w:br/>
-        <w:t xml:space="preserve">  2. </w:t>
+        <w:t xml:space="preserve">  2. 构建动态查询条件</w:t>
         <w:br/>
-        <w:t xml:space="preserve">     - status </w:t>
+        <w:t xml:space="preserve">     - status 精确匹配</w:t>
         <w:br/>
-        <w:t xml:space="preserve">     - keyword  name / nickname / colour_tags</w:t>
+        <w:t xml:space="preserve">     - keyword 模糊匹配 name / nickname / colour_tags</w:t>
         <w:br/>
-        <w:t xml:space="preserve">     - location_area </w:t>
+        <w:t xml:space="preserve">     - location_area 精确匹配</w:t>
         <w:br/>
-        <w:t xml:space="preserve">  3.  / </w:t>
+        <w:t xml:space="preserve">  3. 分页查询，支持排序（创建时间倒序 / 热度排序）</w:t>
         <w:br/>
-        <w:t xml:space="preserve">  4. </w:t>
+        <w:t xml:space="preserve">  4. 返回分页结果</w:t>
         <w:br/>
         <w:br/>
-        <w:t xml:space="preserve"> Tab </w:t>
+        <w:t>状态 Tab 切换（前端实现）：</w:t>
         <w:br/>
-        <w:t xml:space="preserve">  -  Tab  page=0</w:t>
+        <w:t xml:space="preserve">  - 切换 Tab 时重置 page=0</w:t>
         <w:br/>
-        <w:t xml:space="preserve">  -  status </w:t>
+        <w:t xml:space="preserve">  - 重新按 status 发起列表请求</w:t>
       </w:r>
     </w:p>
     <w:p>
@@ -1507,7 +1535,7 @@
               <a:graphicData uri="http://schemas.openxmlformats.org/drawingml/2006/picture">
                 <pic:pic>
                   <pic:nvPicPr>
-                    <pic:cNvPr id="0" name="tmpj66s4cxx.png"/>
+                    <pic:cNvPr id="0" name="tmpug9asvsx.png"/>
                     <pic:cNvPicPr/>
                   </pic:nvPicPr>
                   <pic:blipFill>
@@ -1535,7 +1563,7 @@
         <w:pStyle w:val="Heading4"/>
       </w:pPr>
       <w:r>
-        <w:t xml:space="preserve">3.3.6 </w:t>
+        <w:t>3.3.6 接口</w:t>
       </w:r>
     </w:p>
     <w:tbl>
@@ -1563,6 +1591,7 @@
                 <w:b/>
                 <w:sz w:val="18"/>
               </w:rPr>
+              <w:t>方法</w:t>
             </w:r>
           </w:p>
         </w:tc>
@@ -1578,6 +1607,7 @@
                 <w:b/>
                 <w:sz w:val="18"/>
               </w:rPr>
+              <w:t>路径</w:t>
             </w:r>
           </w:p>
         </w:tc>
@@ -1593,6 +1623,7 @@
                 <w:b/>
                 <w:sz w:val="18"/>
               </w:rPr>
+              <w:t>权限</w:t>
             </w:r>
           </w:p>
         </w:tc>
@@ -1656,7 +1687,7 @@
         <w:pStyle w:val="Heading3"/>
       </w:pPr>
       <w:r>
-        <w:t xml:space="preserve">3.4 M4 </w:t>
+        <w:t>3.4 M4 照片管理模块</w:t>
       </w:r>
     </w:p>
     <w:p>
@@ -1664,12 +1695,12 @@
         <w:pStyle w:val="Heading4"/>
       </w:pPr>
       <w:r>
-        <w:t xml:space="preserve">3.4.1 </w:t>
+        <w:t>3.4.1 功能</w:t>
       </w:r>
     </w:p>
     <w:p>
       <w:r>
-        <w:t>PENDING -&gt; APPROVED / REJECTED/</w:t>
+        <w:t>照片上传、审核（PENDING → APPROVED / REJECTED）、删除、点赞/取消点赞。</w:t>
       </w:r>
     </w:p>
     <w:p>
@@ -1677,12 +1708,12 @@
         <w:pStyle w:val="Heading4"/>
       </w:pPr>
       <w:r>
-        <w:t xml:space="preserve">3.4.2 </w:t>
+        <w:t>3.4.2 性能</w:t>
       </w:r>
     </w:p>
     <w:p>
       <w:r>
-        <w:t xml:space="preserve"> ≤ 2s ≤ 500ms ≤ 200ms</w:t>
+        <w:t>照片上传 ≤ 2s（取决于文件大小），审核操作 ≤ 500ms，点赞 ≤ 200ms。</w:t>
       </w:r>
     </w:p>
     <w:p>
@@ -1690,7 +1721,7 @@
         <w:pStyle w:val="Heading4"/>
       </w:pPr>
       <w:r>
-        <w:t xml:space="preserve">3.4.3 </w:t>
+        <w:t>3.4.3 输入项目</w:t>
       </w:r>
     </w:p>
     <w:p>
@@ -1698,7 +1729,7 @@
         <w:pStyle w:val="ListBullet"/>
       </w:pPr>
       <w:r>
-        <w:t xml:space="preserve"> jpg/png 10MB ID</w:t>
+        <w:t>上传：图片文件（支持 jpg/png，最大 10MB）、猫咪 ID、照片描述</w:t>
       </w:r>
     </w:p>
     <w:p>
@@ -1706,7 +1737,7 @@
         <w:pStyle w:val="ListBullet"/>
       </w:pPr>
       <w:r>
-        <w:t xml:space="preserve"> IDapprove/reject</w:t>
+        <w:t>审核：照片 ID、审核结果（approve/reject）、拒绝原因</w:t>
       </w:r>
     </w:p>
     <w:p>
@@ -1714,7 +1745,7 @@
         <w:pStyle w:val="ListBullet"/>
       </w:pPr>
       <w:r>
-        <w:t xml:space="preserve"> ID</w:t>
+        <w:t>点赞：照片 ID</w:t>
       </w:r>
     </w:p>
     <w:p>
@@ -1722,15 +1753,20 @@
         <w:pStyle w:val="Heading4"/>
       </w:pPr>
       <w:r>
-        <w:t xml:space="preserve">3.4.4 </w:t>
+        <w:t>3.4.4 输出项目</w:t>
       </w:r>
     </w:p>
     <w:p>
+      <w:r>
+        <w:t>照片记录（含审核状态、点赞数）</w:t>
+      </w:r>
+    </w:p>
+    <w:p>
       <w:pPr>
         <w:pStyle w:val="Heading4"/>
       </w:pPr>
       <w:r>
-        <w:t xml:space="preserve">3.4.5 </w:t>
+        <w:t>3.4.5 程序逻辑</w:t>
       </w:r>
     </w:p>
     <w:p>
@@ -1746,33 +1782,33 @@
         </w:rPr>
         <w:t>POST /cats/{catId}/photos</w:t>
         <w:br/>
-        <w:t xml:space="preserve">  1. </w:t>
+        <w:t xml:space="preserve">  1. 验证文件格式和大小</w:t>
         <w:br/>
-        <w:t xml:space="preserve">  2. </w:t>
+        <w:t xml:space="preserve">  2. 保存文件到本地存储</w:t>
         <w:br/>
-        <w:t xml:space="preserve">  3.  photo status = PENDING</w:t>
+        <w:t xml:space="preserve">  3. 创建 photo 记录，status = PENDING</w:t>
         <w:br/>
-        <w:t xml:space="preserve">  4. </w:t>
+        <w:t xml:space="preserve">  4. 返回照片信息</w:t>
         <w:br/>
         <w:br/>
         <w:t>PUT /photos/{id}/approve</w:t>
         <w:br/>
-        <w:t xml:space="preserve">  1.  ADMIN </w:t>
+        <w:t xml:space="preserve">  1. 校验 ADMIN 权限</w:t>
         <w:br/>
-        <w:t xml:space="preserve">  2.  status = APPROVED reviewer_id</w:t>
+        <w:t xml:space="preserve">  2. 更新 status = APPROVED，记录 reviewer_id</w:t>
         <w:br/>
-        <w:t xml:space="preserve">  3. </w:t>
+        <w:t xml:space="preserve">  3. 返回更新结果</w:t>
         <w:br/>
         <w:br/>
         <w:t>POST /photos/{id}/like</w:t>
         <w:br/>
-        <w:t xml:space="preserve">  1. </w:t>
+        <w:t xml:space="preserve">  1. 校验登录状态</w:t>
         <w:br/>
-        <w:t xml:space="preserve">  2.  photo_like </w:t>
+        <w:t xml:space="preserve">  2. 检查 photo_like 表唯一约束（每人每照仅一次）</w:t>
         <w:br/>
-        <w:t xml:space="preserve">  3. </w:t>
+        <w:t xml:space="preserve">  3. 插入点赞记录</w:t>
         <w:br/>
-        <w:t xml:space="preserve">  4.  photo.like_count</w:t>
+        <w:t xml:space="preserve">  4. 递增 photo.like_count（冗余计数字段）</w:t>
       </w:r>
     </w:p>
     <w:p>
@@ -1791,7 +1827,7 @@
               <a:graphicData uri="http://schemas.openxmlformats.org/drawingml/2006/picture">
                 <pic:pic>
                   <pic:nvPicPr>
-                    <pic:cNvPr id="0" name="tmpq78_wkk9.png"/>
+                    <pic:cNvPr id="0" name="tmp9ffx1_3_.png"/>
                     <pic:cNvPicPr/>
                   </pic:nvPicPr>
                   <pic:blipFill>
@@ -1819,7 +1855,7 @@
         <w:pStyle w:val="Heading4"/>
       </w:pPr>
       <w:r>
-        <w:t xml:space="preserve">3.4.6 </w:t>
+        <w:t>3.4.6 接口</w:t>
       </w:r>
     </w:p>
     <w:tbl>
@@ -1847,6 +1883,7 @@
                 <w:b/>
                 <w:sz w:val="18"/>
               </w:rPr>
+              <w:t>方法</w:t>
             </w:r>
           </w:p>
         </w:tc>
@@ -1862,6 +1899,7 @@
                 <w:b/>
                 <w:sz w:val="18"/>
               </w:rPr>
+              <w:t>路径</w:t>
             </w:r>
           </w:p>
         </w:tc>
@@ -1877,6 +1915,7 @@
                 <w:b/>
                 <w:sz w:val="18"/>
               </w:rPr>
+              <w:t>权限</w:t>
             </w:r>
           </w:p>
         </w:tc>
@@ -2096,7 +2135,7 @@
               <w:rPr>
                 <w:sz w:val="18"/>
               </w:rPr>
-              <w:t>LOGINADMIN</w:t>
+              <w:t>LOGIN（本人或ADMIN）</w:t>
             </w:r>
           </w:p>
         </w:tc>
@@ -2204,7 +2243,7 @@
         <w:pStyle w:val="Heading3"/>
       </w:pPr>
       <w:r>
-        <w:t xml:space="preserve">3.5 M5 </w:t>
+        <w:t>3.5 M5 评论管理模块</w:t>
       </w:r>
     </w:p>
     <w:p>
@@ -2212,20 +2251,12 @@
         <w:pStyle w:val="Heading4"/>
       </w:pPr>
       <w:r>
-        <w:t xml:space="preserve">3.5.1 </w:t>
-      </w:r>
-    </w:p>
-    <w:p>
-      <w:pPr>
-        <w:pStyle w:val="Heading4"/>
-      </w:pPr>
-      <w:r>
-        <w:t xml:space="preserve">3.5.2 </w:t>
+        <w:t>3.5.1 功能</w:t>
       </w:r>
     </w:p>
     <w:p>
       <w:r>
-        <w:t xml:space="preserve"> ≤ 300ms ≤ 200ms</w:t>
+        <w:t>发表、查看、删除评论。</w:t>
       </w:r>
     </w:p>
     <w:p>
@@ -2233,12 +2264,12 @@
         <w:pStyle w:val="Heading4"/>
       </w:pPr>
       <w:r>
-        <w:t xml:space="preserve">3.5.3 </w:t>
+        <w:t>3.5.2 性能</w:t>
       </w:r>
     </w:p>
     <w:p>
       <w:r>
-        <w:t xml:space="preserve"> ID≤ 500 </w:t>
+        <w:t>发表评论 ≤ 300ms，评论列表 ≤ 200ms。</w:t>
       </w:r>
     </w:p>
     <w:p>
@@ -2246,15 +2277,33 @@
         <w:pStyle w:val="Heading4"/>
       </w:pPr>
       <w:r>
-        <w:t xml:space="preserve">3.5.4 </w:t>
+        <w:t>3.5.3 输入项目</w:t>
       </w:r>
     </w:p>
     <w:p>
+      <w:r>
+        <w:t>猫咪 ID、评论内容（文本，≤ 500 字）</w:t>
+      </w:r>
+    </w:p>
+    <w:p>
       <w:pPr>
         <w:pStyle w:val="Heading4"/>
       </w:pPr>
       <w:r>
-        <w:t xml:space="preserve">3.5.5 </w:t>
+        <w:t>3.5.4 输出项目</w:t>
+      </w:r>
+    </w:p>
+    <w:p>
+      <w:r>
+        <w:t>评论记录列表（含用户名、内容、时间）</w:t>
+      </w:r>
+    </w:p>
+    <w:p>
+      <w:pPr>
+        <w:pStyle w:val="Heading4"/>
+      </w:pPr>
+      <w:r>
+        <w:t>3.5.5 程序逻辑</w:t>
       </w:r>
     </w:p>
     <w:p>
@@ -2270,13 +2319,13 @@
         </w:rPr>
         <w:t>POST /cats/{catId}/comments</w:t>
         <w:br/>
-        <w:t xml:space="preserve">  1. </w:t>
+        <w:t xml:space="preserve">  1. 校验登录状态</w:t>
         <w:br/>
-        <w:t xml:space="preserve">  2. </w:t>
+        <w:t xml:space="preserve">  2. 校验评论内容非空</w:t>
         <w:br/>
-        <w:t xml:space="preserve">  3.  comment catId, userId, content</w:t>
+        <w:t xml:space="preserve">  3. 写入 comment 表（catId, userId, content）</w:t>
         <w:br/>
-        <w:t xml:space="preserve">  4. </w:t>
+        <w:t xml:space="preserve">  4. 返回评论记录</w:t>
       </w:r>
     </w:p>
     <w:p>
@@ -2295,7 +2344,7 @@
               <a:graphicData uri="http://schemas.openxmlformats.org/drawingml/2006/picture">
                 <pic:pic>
                   <pic:nvPicPr>
-                    <pic:cNvPr id="0" name="tmpwwb9h83l.png"/>
+                    <pic:cNvPr id="0" name="tmpfwsy303h.png"/>
                     <pic:cNvPicPr/>
                   </pic:nvPicPr>
                   <pic:blipFill>
@@ -2323,7 +2372,7 @@
         <w:pStyle w:val="Heading4"/>
       </w:pPr>
       <w:r>
-        <w:t xml:space="preserve">3.5.6 </w:t>
+        <w:t>3.5.6 接口</w:t>
       </w:r>
     </w:p>
     <w:tbl>
@@ -2351,6 +2400,7 @@
                 <w:b/>
                 <w:sz w:val="18"/>
               </w:rPr>
+              <w:t>方法</w:t>
             </w:r>
           </w:p>
         </w:tc>
@@ -2366,6 +2416,7 @@
                 <w:b/>
                 <w:sz w:val="18"/>
               </w:rPr>
+              <w:t>路径</w:t>
             </w:r>
           </w:p>
         </w:tc>
@@ -2381,6 +2432,7 @@
                 <w:b/>
                 <w:sz w:val="18"/>
               </w:rPr>
+              <w:t>权限</w:t>
             </w:r>
           </w:p>
         </w:tc>
@@ -2512,7 +2564,7 @@
               <w:rPr>
                 <w:sz w:val="18"/>
               </w:rPr>
-              <w:t>LOGINADMIN</w:t>
+              <w:t>LOGIN（本人或ADMIN）</w:t>
             </w:r>
           </w:p>
         </w:tc>
@@ -2532,7 +2584,7 @@
         <w:pStyle w:val="Heading3"/>
       </w:pPr>
       <w:r>
-        <w:t xml:space="preserve">3.6 M6 </w:t>
+        <w:t>3.6 M6 算法推荐模块（核心）</w:t>
       </w:r>
     </w:p>
     <w:p>
@@ -2541,7 +2593,7 @@
         <w:rPr>
           <w:b/>
         </w:rPr>
-        <w:t xml:space="preserve"> 3.10 </w:t>
+        <w:t>此模块为系统的核心算法模块，详细描述见第 3.10 节。</w:t>
       </w:r>
       <w:r/>
     </w:p>
@@ -2570,6 +2622,7 @@
                 <w:b/>
                 <w:sz w:val="18"/>
               </w:rPr>
+              <w:t>方法</w:t>
             </w:r>
           </w:p>
         </w:tc>
@@ -2585,6 +2638,7 @@
                 <w:b/>
                 <w:sz w:val="18"/>
               </w:rPr>
+              <w:t>路径</w:t>
             </w:r>
           </w:p>
         </w:tc>
@@ -2600,6 +2654,7 @@
                 <w:b/>
                 <w:sz w:val="18"/>
               </w:rPr>
+              <w:t>权限</w:t>
             </w:r>
           </w:p>
         </w:tc>
@@ -2663,7 +2718,7 @@
         <w:pStyle w:val="Heading3"/>
       </w:pPr>
       <w:r>
-        <w:t xml:space="preserve">3.7 M7 </w:t>
+        <w:t>3.7 M7 关注管理模块</w:t>
       </w:r>
     </w:p>
     <w:p>
@@ -2671,12 +2726,12 @@
         <w:pStyle w:val="Heading4"/>
       </w:pPr>
       <w:r>
-        <w:t xml:space="preserve">3.7.1 </w:t>
+        <w:t>3.7.1 功能</w:t>
       </w:r>
     </w:p>
     <w:p>
       <w:r>
-        <w:t>/</w:t>
+        <w:t>用户关注/取消关注猫咪，查看已关注列表。</w:t>
       </w:r>
     </w:p>
     <w:p>
@@ -2684,12 +2739,12 @@
         <w:pStyle w:val="Heading4"/>
       </w:pPr>
       <w:r>
-        <w:t xml:space="preserve">3.7.2 </w:t>
+        <w:t>3.7.2 性能</w:t>
       </w:r>
     </w:p>
     <w:p>
       <w:r>
-        <w:t xml:space="preserve"> ≤ 200ms</w:t>
+        <w:t>关注操作 ≤ 200ms。</w:t>
       </w:r>
     </w:p>
     <w:p>
@@ -2697,12 +2752,12 @@
         <w:pStyle w:val="Heading4"/>
       </w:pPr>
       <w:r>
-        <w:t xml:space="preserve">3.7.3 </w:t>
+        <w:t>3.7.3 输入项目</w:t>
       </w:r>
     </w:p>
     <w:p>
       <w:r>
-        <w:t xml:space="preserve"> ID ID Token </w:t>
+        <w:t>猫咪 ID、用户 ID（从 Token 解析）</w:t>
       </w:r>
     </w:p>
     <w:p>
@@ -2710,15 +2765,20 @@
         <w:pStyle w:val="Heading4"/>
       </w:pPr>
       <w:r>
-        <w:t xml:space="preserve">3.7.4 </w:t>
+        <w:t>3.7.4 输出项目</w:t>
       </w:r>
     </w:p>
     <w:p>
+      <w:r>
+        <w:t>关注状态、已关注猫咪列表</w:t>
+      </w:r>
+    </w:p>
+    <w:p>
       <w:pPr>
         <w:pStyle w:val="Heading4"/>
       </w:pPr>
       <w:r>
-        <w:t xml:space="preserve">3.7.5 </w:t>
+        <w:t>3.7.5 程序逻辑</w:t>
       </w:r>
     </w:p>
     <w:p>
@@ -2734,22 +2794,22 @@
         </w:rPr>
         <w:t>POST /cats/{catId}/follow</w:t>
         <w:br/>
-        <w:t xml:space="preserve">  1. </w:t>
+        <w:t xml:space="preserve">  1. 校验登录状态</w:t>
         <w:br/>
-        <w:t xml:space="preserve">  2.  cat_follow </w:t>
+        <w:t xml:space="preserve">  2. 检查 cat_follow 唯一约束（每人每猫仅一次）</w:t>
         <w:br/>
-        <w:t xml:space="preserve">  3. </w:t>
+        <w:t xml:space="preserve">  3. 插入关注记录</w:t>
         <w:br/>
-        <w:t xml:space="preserve">  4.  cat </w:t>
+        <w:t xml:space="preserve">  4. 更新 cat 热度统计</w:t>
         <w:br/>
         <w:br/>
         <w:t>DELETE /cats/{catId}/follow</w:t>
         <w:br/>
-        <w:t xml:space="preserve">  1. </w:t>
+        <w:t xml:space="preserve">  1. 校验登录状态</w:t>
         <w:br/>
-        <w:t xml:space="preserve">  2. </w:t>
+        <w:t xml:space="preserve">  2. 删除对应关注记录</w:t>
         <w:br/>
-        <w:t xml:space="preserve">  3. </w:t>
+        <w:t xml:space="preserve">  3. 更新热度统计</w:t>
       </w:r>
     </w:p>
     <w:p>
@@ -2768,7 +2828,7 @@
               <a:graphicData uri="http://schemas.openxmlformats.org/drawingml/2006/picture">
                 <pic:pic>
                   <pic:nvPicPr>
-                    <pic:cNvPr id="0" name="tmpejime2wm.png"/>
+                    <pic:cNvPr id="0" name="tmpoqhrub1n.png"/>
                     <pic:cNvPicPr/>
                   </pic:nvPicPr>
                   <pic:blipFill>
@@ -2796,7 +2856,7 @@
         <w:pStyle w:val="Heading4"/>
       </w:pPr>
       <w:r>
-        <w:t xml:space="preserve">3.7.6 </w:t>
+        <w:t>3.7.6 接口</w:t>
       </w:r>
     </w:p>
     <w:tbl>
@@ -2824,6 +2884,7 @@
                 <w:b/>
                 <w:sz w:val="18"/>
               </w:rPr>
+              <w:t>方法</w:t>
             </w:r>
           </w:p>
         </w:tc>
@@ -2839,6 +2900,7 @@
                 <w:b/>
                 <w:sz w:val="18"/>
               </w:rPr>
+              <w:t>路径</w:t>
             </w:r>
           </w:p>
         </w:tc>
@@ -2854,6 +2916,7 @@
                 <w:b/>
                 <w:sz w:val="18"/>
               </w:rPr>
+              <w:t>权限</w:t>
             </w:r>
           </w:p>
         </w:tc>
@@ -3049,7 +3112,7 @@
         <w:pStyle w:val="Heading3"/>
       </w:pPr>
       <w:r>
-        <w:t xml:space="preserve">3.8 M8 </w:t>
+        <w:t>3.8 M8 评分管理模块</w:t>
       </w:r>
     </w:p>
     <w:p>
@@ -3057,12 +3120,12 @@
         <w:pStyle w:val="Heading4"/>
       </w:pPr>
       <w:r>
-        <w:t xml:space="preserve">3.8.1 </w:t>
+        <w:t>3.8.1 功能</w:t>
       </w:r>
     </w:p>
     <w:p>
       <w:r>
-        <w:t xml:space="preserve"> 1-5 </w:t>
+        <w:t>用户给猫咪 1-5 星评分，统计平均分和评分人数。</w:t>
       </w:r>
     </w:p>
     <w:p>
@@ -3070,12 +3133,12 @@
         <w:pStyle w:val="Heading4"/>
       </w:pPr>
       <w:r>
-        <w:t xml:space="preserve">3.8.2 </w:t>
+        <w:t>3.8.2 性能</w:t>
       </w:r>
     </w:p>
     <w:p>
       <w:r>
-        <w:t xml:space="preserve"> ≤ 200ms</w:t>
+        <w:t>评分操作 ≤ 200ms。</w:t>
       </w:r>
     </w:p>
     <w:p>
@@ -3083,12 +3146,12 @@
         <w:pStyle w:val="Heading4"/>
       </w:pPr>
       <w:r>
-        <w:t xml:space="preserve">3.8.3 </w:t>
+        <w:t>3.8.3 输入项目</w:t>
       </w:r>
     </w:p>
     <w:p>
       <w:r>
-        <w:t xml:space="preserve"> IDr1~r5 1-5 </w:t>
+        <w:t>猫咪 ID、r1~r5（五维各 1-5 整数）</w:t>
       </w:r>
     </w:p>
     <w:p>
@@ -3096,15 +3159,20 @@
         <w:pStyle w:val="Heading4"/>
       </w:pPr>
       <w:r>
-        <w:t xml:space="preserve">3.8.4 </w:t>
+        <w:t>3.8.4 输出项目</w:t>
       </w:r>
     </w:p>
     <w:p>
+      <w:r>
+        <w:t>评分结果、猫咪评分统计（平均分、评分人数）</w:t>
+      </w:r>
+    </w:p>
+    <w:p>
       <w:pPr>
         <w:pStyle w:val="Heading4"/>
       </w:pPr>
       <w:r>
-        <w:t xml:space="preserve">3.8.5 </w:t>
+        <w:t>3.8.5 程序逻辑</w:t>
       </w:r>
     </w:p>
     <w:p>
@@ -3120,17 +3188,17 @@
         </w:rPr>
         <w:t>POST /cats/{catId}/rating</w:t>
         <w:br/>
-        <w:t xml:space="preserve">  1. </w:t>
+        <w:t xml:space="preserve">  1. 校验登录状态</w:t>
         <w:br/>
-        <w:t xml:space="preserve">  2.  1-5 </w:t>
+        <w:t xml:space="preserve">  2. 校验各维度评分值在 1-5 范围内</w:t>
         <w:br/>
-        <w:t xml:space="preserve">  3.  cat_rating </w:t>
+        <w:t xml:space="preserve">  3. 检查 cat_rating 是否已有该用户评分</w:t>
         <w:br/>
-        <w:t xml:space="preserve">     -  rating </w:t>
+        <w:t xml:space="preserve">     - 已有：更新 rating 值</w:t>
         <w:br/>
-        <w:t xml:space="preserve">     - </w:t>
+        <w:t xml:space="preserve">     - 未有：插入新记录</w:t>
         <w:br/>
-        <w:t xml:space="preserve">  4.  avgRating</w:t>
+        <w:t xml:space="preserve">  4. 重新计算猫咪平均分 avgRating</w:t>
       </w:r>
     </w:p>
     <w:p>
@@ -3149,7 +3217,7 @@
               <a:graphicData uri="http://schemas.openxmlformats.org/drawingml/2006/picture">
                 <pic:pic>
                   <pic:nvPicPr>
-                    <pic:cNvPr id="0" name="tmp90_hrlzt.png"/>
+                    <pic:cNvPr id="0" name="tmp7c_e_66q.png"/>
                     <pic:cNvPicPr/>
                   </pic:nvPicPr>
                   <pic:blipFill>
@@ -3177,7 +3245,7 @@
         <w:pStyle w:val="Heading4"/>
       </w:pPr>
       <w:r>
-        <w:t xml:space="preserve">3.8.6 </w:t>
+        <w:t>3.8.6 接口</w:t>
       </w:r>
     </w:p>
     <w:tbl>
@@ -3205,6 +3273,7 @@
                 <w:b/>
                 <w:sz w:val="18"/>
               </w:rPr>
+              <w:t>方法</w:t>
             </w:r>
           </w:p>
         </w:tc>
@@ -3220,6 +3289,7 @@
                 <w:b/>
                 <w:sz w:val="18"/>
               </w:rPr>
+              <w:t>路径</w:t>
             </w:r>
           </w:p>
         </w:tc>
@@ -3235,6 +3305,7 @@
                 <w:b/>
                 <w:sz w:val="18"/>
               </w:rPr>
+              <w:t>权限</w:t>
             </w:r>
           </w:p>
         </w:tc>
@@ -3386,7 +3457,7 @@
         <w:pStyle w:val="Heading3"/>
       </w:pPr>
       <w:r>
-        <w:t xml:space="preserve">3.9 M9 </w:t>
+        <w:t>3.9 M9 日志管理模块</w:t>
       </w:r>
     </w:p>
     <w:p>
@@ -3394,20 +3465,12 @@
         <w:pStyle w:val="Heading4"/>
       </w:pPr>
       <w:r>
-        <w:t xml:space="preserve">3.9.1 </w:t>
-      </w:r>
-    </w:p>
-    <w:p>
-      <w:pPr>
-        <w:pStyle w:val="Heading4"/>
-      </w:pPr>
-      <w:r>
-        <w:t xml:space="preserve">3.9.2 </w:t>
+        <w:t>3.9.1 功能</w:t>
       </w:r>
     </w:p>
     <w:p>
       <w:r>
-        <w:t xml:space="preserve"> ≤ 100ms</w:t>
+        <w:t>自动记录用户行为（浏览、搜索、点赞、评分、关注、评论），为推荐算法提供热度数据源。</w:t>
       </w:r>
     </w:p>
     <w:p>
@@ -3415,12 +3478,12 @@
         <w:pStyle w:val="Heading4"/>
       </w:pPr>
       <w:r>
-        <w:t xml:space="preserve">3.9.3 </w:t>
+        <w:t>3.9.2 性能</w:t>
       </w:r>
     </w:p>
     <w:p>
       <w:r>
-        <w:t xml:space="preserve"> ID IDVIEW / SEARCH / LIKE / RATING / FOLLOW / COMMENT</w:t>
+        <w:t>日志写入 ≤ 100ms，不阻塞主流程（异步写入）。</w:t>
       </w:r>
     </w:p>
     <w:p>
@@ -3428,15 +3491,33 @@
         <w:pStyle w:val="Heading4"/>
       </w:pPr>
       <w:r>
-        <w:t xml:space="preserve">3.9.4 </w:t>
+        <w:t>3.9.3 输入项目</w:t>
       </w:r>
     </w:p>
     <w:p>
+      <w:r>
+        <w:t>用户 ID、猫咪 ID、操作类型（VIEW / SEARCH / LIKE / RATING / FOLLOW / COMMENT）、额外信息</w:t>
+      </w:r>
+    </w:p>
+    <w:p>
       <w:pPr>
         <w:pStyle w:val="Heading4"/>
       </w:pPr>
       <w:r>
-        <w:t xml:space="preserve">3.9.5 </w:t>
+        <w:t>3.9.4 输出项目</w:t>
+      </w:r>
+    </w:p>
+    <w:p>
+      <w:r>
+        <w:t>日志记录</w:t>
+      </w:r>
+    </w:p>
+    <w:p>
+      <w:pPr>
+        <w:pStyle w:val="Heading4"/>
+      </w:pPr>
+      <w:r>
+        <w:t>3.9.5 程序逻辑</w:t>
       </w:r>
     </w:p>
     <w:p>
@@ -3450,27 +3531,28 @@
           <w:color w:val="333333"/>
           <w:sz w:val="18"/>
         </w:rPr>
+        <w:t>记录行为（各模块调用）</w:t>
         <w:br/>
-        <w:t xml:space="preserve">  1.  M3/M4/M5/M7/M8 </w:t>
+        <w:t xml:space="preserve">  1. 用户在模块 M3/M4/M5/M7/M8 产生行为</w:t>
         <w:br/>
-        <w:t xml:space="preserve">  2.  LogService.record(userId, catId, action, extraInfo)</w:t>
+        <w:t xml:space="preserve">  2. 模块调用 LogService.record(userId, catId, action, extraInfo)</w:t>
         <w:br/>
-        <w:t xml:space="preserve">  3.  activity_log </w:t>
+        <w:t xml:space="preserve">  3. 异步写入 activity_log 表</w:t>
         <w:br/>
-        <w:t xml:space="preserve">  4. </w:t>
+        <w:t xml:space="preserve">  4. 不阻塞主业务流程</w:t>
         <w:br/>
         <w:br/>
-        <w:t xml:space="preserve"> 15 </w:t>
+        <w:t>热度统计（调度任务，每 15 分钟）</w:t>
         <w:br/>
-        <w:t xml:space="preserve">  1. </w:t>
+        <w:t xml:space="preserve">  1. 统计各猫咪的浏览数、搜索命中数</w:t>
         <w:br/>
-        <w:t xml:space="preserve">  2.  photo_like </w:t>
+        <w:t xml:space="preserve">  2. 从 photo_like 表统计点赞数</w:t>
         <w:br/>
-        <w:t xml:space="preserve">  3.  cat_follow </w:t>
+        <w:t xml:space="preserve">  3. 从 cat_follow 表统计关注数</w:t>
         <w:br/>
-        <w:t xml:space="preserve">  4.  cat_rating </w:t>
+        <w:t xml:space="preserve">  4. 从 cat_rating 表统计评分均分</w:t>
         <w:br/>
-        <w:t xml:space="preserve">  5. </w:t>
+        <w:t xml:space="preserve">  5. 缓存热度数据供推荐算法使用</w:t>
       </w:r>
     </w:p>
     <w:p>
@@ -3489,7 +3571,7 @@
               <a:graphicData uri="http://schemas.openxmlformats.org/drawingml/2006/picture">
                 <pic:pic>
                   <pic:nvPicPr>
-                    <pic:cNvPr id="0" name="tmpf6ng370g.png"/>
+                    <pic:cNvPr id="0" name="tmpgme4n7zb.png"/>
                     <pic:cNvPicPr/>
                   </pic:nvPicPr>
                   <pic:blipFill>
@@ -3525,7 +3607,7 @@
         <w:pStyle w:val="Heading3"/>
       </w:pPr>
       <w:r>
-        <w:t xml:space="preserve">3.10 P6 </w:t>
+        <w:t>3.10 P6 核心算法详细描述</w:t>
       </w:r>
     </w:p>
     <w:p>
@@ -3533,12 +3615,12 @@
         <w:pStyle w:val="Heading4"/>
       </w:pPr>
       <w:r>
-        <w:t xml:space="preserve">3.10.1 </w:t>
+        <w:t>3.10.1 功能</w:t>
       </w:r>
     </w:p>
     <w:p>
       <w:r>
-        <w:t xml:space="preserve"> Top-5 </w:t>
+        <w:t>基于余弦相似度融合热度因子的内容推荐算法。在猫咪详情页，计算当前猫咪与其他所有猫咪的相似度，结合热度因子加权，推荐 Top-5 相似猫咪。</w:t>
       </w:r>
     </w:p>
     <w:p>
@@ -3546,7 +3628,7 @@
         <w:pStyle w:val="Heading4"/>
       </w:pPr>
       <w:r>
-        <w:t xml:space="preserve">3.10.2 </w:t>
+        <w:t>3.10.2 性能</w:t>
       </w:r>
     </w:p>
     <w:p>
@@ -3554,73 +3636,76 @@
         <w:pStyle w:val="ListBullet"/>
       </w:pPr>
       <w:r>
-        <w:t xml:space="preserve"> ≤ 100  ≤ 1s</w:t>
+        <w:t>猫咪数量 ≤ 100 时，单次计算 ≤ 1s</w:t>
+      </w:r>
+    </w:p>
+    <w:p>
+      <w:pPr>
+        <w:pStyle w:val="ListBullet"/>
+      </w:pPr>
+      <w:r>
+        <w:t>特征向量预缓存，避免重复计算</w:t>
+      </w:r>
+    </w:p>
+    <w:p>
+      <w:pPr>
+        <w:pStyle w:val="ListBullet"/>
+      </w:pPr>
+      <w:r>
+        <w:t>热度因子每 15 分钟批量刷新</w:t>
+      </w:r>
+    </w:p>
+    <w:p>
+      <w:pPr>
+        <w:pStyle w:val="Heading4"/>
+      </w:pPr>
+      <w:r>
+        <w:t>3.10.3 输入项目</w:t>
+      </w:r>
+    </w:p>
+    <w:p>
+      <w:pPr>
+        <w:pStyle w:val="ListBullet"/>
+      </w:pPr>
+      <w:r>
+        <w:t>当前猫咪 ID</w:t>
+      </w:r>
+    </w:p>
+    <w:p>
+      <w:pPr>
+        <w:pStyle w:val="ListBullet"/>
+      </w:pPr>
+      <w:r>
+        <w:t>特征来源：cat 表的 colour_tags、personality_tags、location_area、gender</w:t>
+      </w:r>
+    </w:p>
+    <w:p>
+      <w:pPr>
+        <w:pStyle w:val="ListBullet"/>
+      </w:pPr>
+      <w:r>
+        <w:t>热度来源：photo_like 表（点赞数）、cat_follow 表（关注数）、cat_rating 表（评分均分）</w:t>
+      </w:r>
+    </w:p>
+    <w:p>
+      <w:pPr>
+        <w:pStyle w:val="Heading4"/>
+      </w:pPr>
+      <w:r>
+        <w:t>3.10.4 输出项目</w:t>
       </w:r>
     </w:p>
     <w:p>
       <w:r>
-        <w:t xml:space="preserve">- </w:t>
+        <w:t>相似猫咪 Top-5 列表，每项包含：猫咪 ID、名称、封面照片、综合推荐分数</w:t>
       </w:r>
     </w:p>
     <w:p>
       <w:pPr>
-        <w:pStyle w:val="ListBullet"/>
+        <w:pStyle w:val="Heading4"/>
       </w:pPr>
       <w:r>
-        <w:t xml:space="preserve"> 15</w:t>
-      </w:r>
-    </w:p>
-    <w:p>
-      <w:pPr>
-        <w:pStyle w:val="Heading4"/>
-      </w:pPr>
-      <w:r>
-        <w:t xml:space="preserve">3.10.3 </w:t>
-      </w:r>
-    </w:p>
-    <w:p>
-      <w:pPr>
-        <w:pStyle w:val="ListBullet"/>
-      </w:pPr>
-      <w:r>
-        <w:t xml:space="preserve"> ID</w:t>
-      </w:r>
-    </w:p>
-    <w:p>
-      <w:pPr>
-        <w:pStyle w:val="ListBullet"/>
-      </w:pPr>
-      <w:r>
-        <w:t>cat  colour_tagspersonality_tagslocation_areagender</w:t>
-      </w:r>
-    </w:p>
-    <w:p>
-      <w:pPr>
-        <w:pStyle w:val="ListBullet"/>
-      </w:pPr>
-      <w:r>
-        <w:t>photo_like cat_follow cat_rating</w:t>
-      </w:r>
-    </w:p>
-    <w:p>
-      <w:pPr>
-        <w:pStyle w:val="Heading4"/>
-      </w:pPr>
-      <w:r>
-        <w:t xml:space="preserve">3.10.4 </w:t>
-      </w:r>
-    </w:p>
-    <w:p>
-      <w:r>
-        <w:t xml:space="preserve"> Top-5  ID</w:t>
-      </w:r>
-    </w:p>
-    <w:p>
-      <w:pPr>
-        <w:pStyle w:val="Heading4"/>
-      </w:pPr>
-      <w:r>
-        <w:t xml:space="preserve">3.10.5 </w:t>
+        <w:t>3.10.5 算法（伪代码）</w:t>
       </w:r>
     </w:p>
     <w:p>
@@ -3634,14 +3719,14 @@
           <w:color w:val="333333"/>
           <w:sz w:val="18"/>
         </w:rPr>
-        <w:t>CatSimilarityAlgorithm</w:t>
+        <w:t>算法：CatSimilarityAlgorithm</w:t>
         <w:br/>
-        <w:t>ID (targetCatId)</w:t>
+        <w:t>输入：当前猫咪ID (targetCatId)</w:t>
         <w:br/>
-        <w:t xml:space="preserve"> Top-N ( N=5)</w:t>
+        <w:t>输出：相似猫咪推荐列表 Top-N (默认 N=5)</w:t>
         <w:br/>
         <w:br/>
-        <w:t xml:space="preserve">Step 1 — </w:t>
+        <w:t>Step 1 — 特征提取</w:t>
         <w:br/>
         <w:t xml:space="preserve">  targetCat = SELECT * FROM cat WHERE id = targetCatId</w:t>
         <w:br/>
@@ -3649,31 +3734,31 @@
         <w:br/>
         <w:t xml:space="preserve">  </w:t>
         <w:br/>
-        <w:t xml:space="preserve">   targetCat </w:t>
+        <w:t xml:space="preserve">  提取 targetCat 特征：</w:t>
         <w:br/>
-        <w:t xml:space="preserve">    colourTagsSet = targetCat.colour_tags.split(';')     // </w:t>
+        <w:t xml:space="preserve">    colourTagsSet = targetCat.colour_tags.split(';')     // 毛色标签数组</w:t>
         <w:br/>
-        <w:t xml:space="preserve">    personalitySet = targetCat.personality_tags.split(';') // </w:t>
+        <w:t xml:space="preserve">    personalitySet = targetCat.personality_tags.split(';') // 性格标签数组</w:t>
         <w:br/>
-        <w:t xml:space="preserve">    location = targetCat.location_area                      // </w:t>
+        <w:t xml:space="preserve">    location = targetCat.location_area                      // 位置</w:t>
         <w:br/>
-        <w:t xml:space="preserve">    gender = targetCat.gender                               // </w:t>
+        <w:t xml:space="preserve">    gender = targetCat.gender                               // 性别</w:t>
         <w:br/>
         <w:br/>
-        <w:t xml:space="preserve">Step 2 — </w:t>
+        <w:t>Step 2 — 构建全局特征词典</w:t>
         <w:br/>
-        <w:t xml:space="preserve">  globalColours =  colour_tags </w:t>
+        <w:t xml:space="preserve">  globalColours = 所有猫咪 colour_tags 的并集</w:t>
         <w:br/>
-        <w:t xml:space="preserve">  globalPersonalities =  personality_tags </w:t>
+        <w:t xml:space="preserve">  globalPersonalities = 所有猫咪 personality_tags 的并集</w:t>
         <w:br/>
-        <w:t xml:space="preserve">  globalLocations =  location_area </w:t>
+        <w:t xml:space="preserve">  globalLocations = 所有猫咪 location_area 的并集</w:t>
         <w:br/>
         <w:t xml:space="preserve">  totalDimensions = len(globalColours) + len(globalPersonalities) </w:t>
         <w:br/>
-        <w:t xml:space="preserve">                    + len(globalLocations) + 3  // 3 = </w:t>
+        <w:t xml:space="preserve">                    + len(globalLocations) + 3  // 3 = 性别维度数</w:t>
         <w:br/>
         <w:br/>
-        <w:t xml:space="preserve">Step 3 — One-Hot </w:t>
+        <w:t>Step 3 — 特征向量化（One-Hot 编码）</w:t>
         <w:br/>
         <w:t xml:space="preserve">  FUNCTION encode(colourTags, personalityTags, location, gender):</w:t>
         <w:br/>
@@ -3681,7 +3766,7 @@
         <w:br/>
         <w:t xml:space="preserve">    offset = 0</w:t>
         <w:br/>
-        <w:t xml:space="preserve">    // </w:t>
+        <w:t xml:space="preserve">    // 编码毛色</w:t>
         <w:br/>
         <w:t xml:space="preserve">    FOR tag IN globalColours:</w:t>
         <w:br/>
@@ -3689,7 +3774,7 @@
         <w:br/>
         <w:t xml:space="preserve">        offset++</w:t>
         <w:br/>
-        <w:t xml:space="preserve">    // </w:t>
+        <w:t xml:space="preserve">    // 编码性格</w:t>
         <w:br/>
         <w:t xml:space="preserve">    FOR tag IN globalPersonalities:</w:t>
         <w:br/>
@@ -3697,7 +3782,7 @@
         <w:br/>
         <w:t xml:space="preserve">        offset++</w:t>
         <w:br/>
-        <w:t xml:space="preserve">    // </w:t>
+        <w:t xml:space="preserve">    // 编码位置</w:t>
         <w:br/>
         <w:t xml:space="preserve">    FOR loc IN globalLocations:</w:t>
         <w:br/>
@@ -3705,7 +3790,7 @@
         <w:br/>
         <w:t xml:space="preserve">        offset++</w:t>
         <w:br/>
-        <w:t xml:space="preserve">    //  (MALE/FEMALE/UNKNOWN -&gt; 3)</w:t>
+        <w:t xml:space="preserve">    // 编码性别 (MALE/FEMALE/UNKNOWN → 3维)</w:t>
         <w:br/>
         <w:t xml:space="preserve">    genderMap = {'MALE': [1,0,0], 'FEMALE': [0,1,0], 'UNKNOWN': [0,0,1]}</w:t>
         <w:br/>
@@ -3723,7 +3808,7 @@
         <w:t xml:space="preserve">      catVectors[cat.id] = encode(cat)</w:t>
         <w:br/>
         <w:br/>
-        <w:t xml:space="preserve">Step 4 — </w:t>
+        <w:t>Step 4 — 计算余弦相似度</w:t>
         <w:br/>
         <w:t xml:space="preserve">  FUNCTION cosineSimilarity(vecA, vecB):</w:t>
         <w:br/>
@@ -3745,9 +3830,9 @@
         <w:t xml:space="preserve">      similarityScores[catId] = cosineSimilarity(targetVector, vector)</w:t>
         <w:br/>
         <w:br/>
-        <w:t xml:space="preserve">Step 5 — </w:t>
+        <w:t>Step 5 — 热度因子融合</w:t>
         <w:br/>
-        <w:t xml:space="preserve">  // </w:t>
+        <w:t xml:space="preserve">  // 获取热度数据</w:t>
         <w:br/>
         <w:t xml:space="preserve">  heatData = QUERY:</w:t>
         <w:br/>
@@ -3755,16 +3840,16 @@
         <w:br/>
         <w:t xml:space="preserve">          cat_id,</w:t>
         <w:br/>
-        <w:t xml:space="preserve">          like_count,       //  photo_like </w:t>
+        <w:t xml:space="preserve">          like_count,       // 来自 photo_like 统计</w:t>
         <w:br/>
-        <w:t xml:space="preserve">          follow_count,     //  cat_follow </w:t>
+        <w:t xml:space="preserve">          follow_count,     // 来自 cat_follow 统计</w:t>
         <w:br/>
-        <w:t xml:space="preserve">          avg_rating        //  cat_rating </w:t>
+        <w:t xml:space="preserve">          avg_rating        // 来自 cat_rating 统计</w:t>
         <w:br/>
-        <w:t xml:space="preserve">      FROM cat_rating_stats  // </w:t>
+        <w:t xml:space="preserve">      FROM cat_rating_stats  // 热度统计缓存表</w:t>
         <w:br/>
         <w:br/>
-        <w:t xml:space="preserve">  // Min-Max </w:t>
+        <w:t xml:space="preserve">  // Min-Max 归一化函数</w:t>
         <w:br/>
         <w:t xml:space="preserve">  FUNCTION normalize(values):</w:t>
         <w:br/>
@@ -3784,15 +3869,15 @@
         <w:t xml:space="preserve">  ratingNorm = normalize([heatData[catId].avg_rating FOR catId IN allCats])</w:t>
         <w:br/>
         <w:br/>
-        <w:t xml:space="preserve">  // </w:t>
+        <w:t xml:space="preserve">  // 权重配置（可调整）</w:t>
         <w:br/>
-        <w:t xml:space="preserve">  α = 0.7  // </w:t>
+        <w:t xml:space="preserve">  α = 0.7  // 余弦相似度权重</w:t>
         <w:br/>
-        <w:t xml:space="preserve">  β1 = 0.1 // </w:t>
+        <w:t xml:space="preserve">  β1 = 0.1 // 点赞热度权重</w:t>
         <w:br/>
-        <w:t xml:space="preserve">  β2 = 0.1 // </w:t>
+        <w:t xml:space="preserve">  β2 = 0.1 // 关注热度权重</w:t>
         <w:br/>
-        <w:t xml:space="preserve">  β3 = 0.1 // </w:t>
+        <w:t xml:space="preserve">  β3 = 0.1 // 评分热度权重</w:t>
         <w:br/>
         <w:br/>
         <w:t xml:space="preserve">  finalScores = {}</w:t>
@@ -3808,11 +3893,11 @@
         <w:t xml:space="preserve">                         + β3 * ratingNorm[catId]</w:t>
         <w:br/>
         <w:br/>
-        <w:t xml:space="preserve">Step 6 — </w:t>
+        <w:t>Step 6 — 排序输出</w:t>
         <w:br/>
         <w:t xml:space="preserve">  sortedCats = SORT allCats BY finalScores[catId] DESC</w:t>
         <w:br/>
-        <w:t xml:space="preserve">  RETURN sortedCats[0:N]  //  Top-5</w:t>
+        <w:t xml:space="preserve">  RETURN sortedCats[0:N]  // 返回 Top-5</w:t>
       </w:r>
     </w:p>
     <w:p>
@@ -3831,7 +3916,7 @@
               <a:graphicData uri="http://schemas.openxmlformats.org/drawingml/2006/picture">
                 <pic:pic>
                   <pic:nvPicPr>
-                    <pic:cNvPr id="0" name="tmpfq33btv8.png"/>
+                    <pic:cNvPr id="0" name="tmpu23kyeyx.png"/>
                     <pic:cNvPicPr/>
                   </pic:nvPicPr>
                   <pic:blipFill>
@@ -3859,7 +3944,7 @@
         <w:pStyle w:val="Heading4"/>
       </w:pPr>
       <w:r>
-        <w:t xml:space="preserve">3.10.6  Service </w:t>
+        <w:t>3.10.6 程序逻辑（后端 Service 实现）</w:t>
       </w:r>
     </w:p>
     <w:p>
@@ -3891,7 +3976,7 @@
         <w:br/>
         <w:t xml:space="preserve">    public List&lt;RecommendResult&gt; recommend(Long targetCatId, int topN) {</w:t>
         <w:br/>
-        <w:t xml:space="preserve">        // 1. </w:t>
+        <w:t xml:space="preserve">        // 1. 获取目标猫咪和所有活跃猫咪</w:t>
         <w:br/>
         <w:t xml:space="preserve">        Cat target = catRepository.findById(targetCatId);</w:t>
         <w:br/>
@@ -3899,19 +3984,19 @@
         <w:br/>
         <w:t xml:space="preserve">        </w:t>
         <w:br/>
-        <w:t xml:space="preserve">        // 2. </w:t>
+        <w:t xml:space="preserve">        // 2. 构建特征词典</w:t>
         <w:br/>
         <w:t xml:space="preserve">        FeatureDictionary dict = buildDictionary(allCats);</w:t>
         <w:br/>
         <w:t xml:space="preserve">        </w:t>
         <w:br/>
-        <w:t xml:space="preserve">        // 3. </w:t>
+        <w:t xml:space="preserve">        // 3. 向量化目标猫咪</w:t>
         <w:br/>
         <w:t xml:space="preserve">        double[] targetVector = encode(target, dict);</w:t>
         <w:br/>
         <w:t xml:space="preserve">        </w:t>
         <w:br/>
-        <w:t xml:space="preserve">        // 4. </w:t>
+        <w:t xml:space="preserve">        // 4. 计算相似度</w:t>
         <w:br/>
         <w:t xml:space="preserve">        Map&lt;Long, Double&gt; simScores = new HashMap&lt;&gt;();</w:t>
         <w:br/>
@@ -3927,13 +4012,13 @@
         <w:br/>
         <w:t xml:space="preserve">        </w:t>
         <w:br/>
-        <w:t xml:space="preserve">        // 5. </w:t>
+        <w:t xml:space="preserve">        // 5. 融合热度因子</w:t>
         <w:br/>
         <w:t xml:space="preserve">        Map&lt;Long, Double&gt; finalScores = fuseHeatFactors(simScores, allCats);</w:t>
         <w:br/>
         <w:t xml:space="preserve">        </w:t>
         <w:br/>
-        <w:t xml:space="preserve">        // 6.  Top-N</w:t>
+        <w:t xml:space="preserve">        // 6. 排序取 Top-N</w:t>
         <w:br/>
         <w:t xml:space="preserve">        return finalScores.entrySet().stream()</w:t>
         <w:br/>
@@ -3955,7 +4040,7 @@
         <w:pStyle w:val="Heading4"/>
       </w:pPr>
       <w:r>
-        <w:t xml:space="preserve">3.10.7 </w:t>
+        <w:t>3.10.7 接口</w:t>
       </w:r>
     </w:p>
     <w:tbl>
@@ -3984,6 +4069,7 @@
                 <w:b/>
                 <w:sz w:val="18"/>
               </w:rPr>
+              <w:t>方法</w:t>
             </w:r>
           </w:p>
         </w:tc>
@@ -3999,6 +4085,7 @@
                 <w:b/>
                 <w:sz w:val="18"/>
               </w:rPr>
+              <w:t>路径</w:t>
             </w:r>
           </w:p>
         </w:tc>
@@ -4014,6 +4101,7 @@
                 <w:b/>
                 <w:sz w:val="18"/>
               </w:rPr>
+              <w:t>说明</w:t>
             </w:r>
           </w:p>
         </w:tc>
@@ -4029,6 +4117,7 @@
                 <w:b/>
                 <w:sz w:val="18"/>
               </w:rPr>
+              <w:t>权限</w:t>
             </w:r>
           </w:p>
         </w:tc>
@@ -4072,7 +4161,7 @@
               <w:rPr>
                 <w:sz w:val="18"/>
               </w:rPr>
-              <w:t>Top-5</w:t>
+              <w:t>获取相似猫咪推荐 Top-5</w:t>
             </w:r>
           </w:p>
         </w:tc>
@@ -4099,6 +4188,7 @@
         <w:rPr>
           <w:b/>
         </w:rPr>
+        <w:t>响应格式示例：</w:t>
       </w:r>
       <w:r/>
     </w:p>
@@ -4121,15 +4211,15 @@
         <w:br/>
         <w:t xml:space="preserve">  "data": [</w:t>
         <w:br/>
-        <w:t xml:space="preserve">    { "catId": 3, "name": "", "score": 0.85 },</w:t>
+        <w:t xml:space="preserve">    { "catId": 3, "name": "花卷", "score": 0.85 },</w:t>
         <w:br/>
-        <w:t xml:space="preserve">    { "catId": 5, "name": "", "score": 0.72 },</w:t>
+        <w:t xml:space="preserve">    { "catId": 5, "name": "雪球", "score": 0.72 },</w:t>
         <w:br/>
-        <w:t xml:space="preserve">    { "catId": 7, "name": "", "score": 0.68 },</w:t>
+        <w:t xml:space="preserve">    { "catId": 7, "name": "警长", "score": 0.68 },</w:t>
         <w:br/>
-        <w:t xml:space="preserve">    { "catId": 9, "name": "", "score": 0.55 },</w:t>
+        <w:t xml:space="preserve">    { "catId": 9, "name": "老黄", "score": 0.55 },</w:t>
         <w:br/>
-        <w:t xml:space="preserve">    { "catId": 2, "name": "", "score": 0.51 }</w:t>
+        <w:t xml:space="preserve">    { "catId": 2, "name": "大橘", "score": 0.51 }</w:t>
         <w:br/>
         <w:t xml:space="preserve">  ]</w:t>
         <w:br/>
@@ -4141,7 +4231,7 @@
         <w:pStyle w:val="Heading4"/>
       </w:pPr>
       <w:r>
-        <w:t xml:space="preserve">3.10.8 </w:t>
+        <w:t>3.10.8 限制条件</w:t>
       </w:r>
     </w:p>
     <w:p>
@@ -4149,88 +4239,102 @@
         <w:pStyle w:val="ListBullet"/>
       </w:pPr>
       <w:r>
-        <w:t>status = ACTIVE</w:t>
+        <w:t>算法仅适用于活跃猫咪（status = ACTIVE）</w:t>
+      </w:r>
+    </w:p>
+    <w:p>
+      <w:pPr>
+        <w:pStyle w:val="ListBullet"/>
+      </w:pPr>
+      <w:r>
+        <w:t>特征维度随猫咪数量增加，需控制词典大小</w:t>
+      </w:r>
+    </w:p>
+    <w:p>
+      <w:pPr>
+        <w:pStyle w:val="ListBullet"/>
+      </w:pPr>
+      <w:r>
+        <w:t>热度因子缓存每 15 分钟刷新，非实时数据</w:t>
+      </w:r>
+    </w:p>
+    <w:p>
+      <w:pPr>
+        <w:pStyle w:val="Heading4"/>
+      </w:pPr>
+      <w:r>
+        <w:t>3.10.9 测试要点</w:t>
+      </w:r>
+    </w:p>
+    <w:p>
+      <w:pPr>
+        <w:pStyle w:val="ListBullet"/>
+      </w:pPr>
+      <w:r>
+        <w:t>相同特征猫咪应获得高相似度分数</w:t>
+      </w:r>
+    </w:p>
+    <w:p>
+      <w:pPr>
+        <w:pStyle w:val="ListBullet"/>
+      </w:pPr>
+      <w:r>
+        <w:t>多热度因子加权后排序应合理</w:t>
+      </w:r>
+    </w:p>
+    <w:p>
+      <w:pPr>
+        <w:pStyle w:val="ListBullet"/>
+      </w:pPr>
+      <w:r>
+        <w:t>边界情况：仅有一只猫时返回空列表</w:t>
+      </w:r>
+    </w:p>
+    <w:p>
+      <w:pPr>
+        <w:pStyle w:val="ListBullet"/>
+      </w:pPr>
+      <w:r>
+        <w:t>性能测试：50+ 猫咪时计算时间 ≤ 1s</w:t>
+      </w:r>
+    </w:p>
+    <w:p>
+      <w:pPr>
+        <w:spacing w:before="120" w:after="120"/>
+        <w:pBdr>
+          <w:bottom w:val="single" w:sz="6" w:space="1" w:color="999999"/>
+        </w:pBdr>
+      </w:pPr>
+    </w:p>
+    <w:p>
+      <w:pPr>
+        <w:pStyle w:val="Heading2"/>
+      </w:pPr>
+      <w:r>
+        <w:t>4. 用户界面设计</w:t>
+      </w:r>
+    </w:p>
+    <w:p>
+      <w:pPr>
+        <w:pStyle w:val="Heading3"/>
+      </w:pPr>
+      <w:r>
+        <w:t>4.1 设计风格</w:t>
       </w:r>
     </w:p>
     <w:p>
       <w:r>
-        <w:t xml:space="preserve">- </w:t>
-      </w:r>
-    </w:p>
-    <w:p>
-      <w:pPr>
-        <w:pStyle w:val="ListBullet"/>
-      </w:pPr>
-      <w:r>
-        <w:t xml:space="preserve"> 15</w:t>
-      </w:r>
-    </w:p>
-    <w:p>
-      <w:pPr>
-        <w:pStyle w:val="Heading4"/>
-      </w:pPr>
-      <w:r>
-        <w:t xml:space="preserve">3.10.9 </w:t>
-      </w:r>
-    </w:p>
-    <w:p>
-      <w:r>
-        <w:t xml:space="preserve">- </w:t>
-      </w:r>
-    </w:p>
-    <w:p>
-      <w:r>
-        <w:t xml:space="preserve">- </w:t>
-      </w:r>
-    </w:p>
-    <w:p>
-      <w:r>
-        <w:t xml:space="preserve">- </w:t>
-      </w:r>
-    </w:p>
-    <w:p>
-      <w:pPr>
-        <w:pStyle w:val="ListBullet"/>
-      </w:pPr>
-      <w:r>
-        <w:t>50+  ≤ 1s</w:t>
-      </w:r>
-    </w:p>
-    <w:p>
-      <w:pPr>
-        <w:spacing w:before="120" w:after="120"/>
-        <w:pBdr>
-          <w:bottom w:val="single" w:sz="6" w:space="1" w:color="999999"/>
-        </w:pBdr>
-      </w:pPr>
-    </w:p>
-    <w:p>
-      <w:pPr>
-        <w:pStyle w:val="Heading2"/>
-      </w:pPr>
-      <w:r>
-        <w:t xml:space="preserve">4. </w:t>
-      </w:r>
-    </w:p>
-    <w:p>
-      <w:pPr>
-        <w:pStyle w:val="Heading3"/>
-      </w:pPr>
-      <w:r>
-        <w:t xml:space="preserve">4.1 </w:t>
-      </w:r>
-    </w:p>
-    <w:p>
-      <w:r>
-        <w:t xml:space="preserve"> </w:t>
+        <w:t xml:space="preserve">系统采用 </w:t>
       </w:r>
       <w:r>
         <w:rPr>
           <w:b/>
         </w:rPr>
-        <w:t>Ethereal Glass</w:t>
+        <w:t>暗色高端风格（Ethereal Glass）</w:t>
       </w:r>
-      <w:r/>
+      <w:r>
+        <w:t>：</w:t>
+      </w:r>
     </w:p>
     <w:p>
       <w:pPr>
@@ -4241,9 +4345,10 @@
         <w:rPr>
           <w:b/>
         </w:rPr>
+        <w:t>底色：</w:t>
       </w:r>
       <w:r>
-        <w:t xml:space="preserve">  `#050505`</w:t>
+        <w:t xml:space="preserve"> 深黑 `#050505`，营造沉浸感</w:t>
       </w:r>
     </w:p>
     <w:p>
@@ -4255,9 +4360,10 @@
         <w:rPr>
           <w:b/>
         </w:rPr>
+        <w:t>点缀色：</w:t>
       </w:r>
       <w:r>
-        <w:t xml:space="preserve">  `#f59e0b`</w:t>
+        <w:t xml:space="preserve"> 琥珀金 `#f59e0b`，温暖且与猫咪主题契合</w:t>
       </w:r>
     </w:p>
     <w:p>
@@ -4269,9 +4375,10 @@
         <w:rPr>
           <w:b/>
         </w:rPr>
+        <w:t>字体：</w:t>
       </w:r>
       <w:r>
-        <w:t xml:space="preserve"> Plus Jakarta Sans+ Inter</w:t>
+        <w:t xml:space="preserve"> Plus Jakarta Sans（标题）+ Inter（正文）</w:t>
       </w:r>
     </w:p>
     <w:p>
@@ -4283,9 +4390,10 @@
         <w:rPr>
           <w:b/>
         </w:rPr>
+        <w:t>卡片：</w:t>
       </w:r>
       <w:r>
-        <w:t xml:space="preserve"> Double-Bezel+ backdrop-blur</w:t>
+        <w:t xml:space="preserve"> 双层嵌套（Double-Bezel）+ 玻璃拟态（backdrop-blur）</w:t>
       </w:r>
     </w:p>
     <w:p>
@@ -4297,9 +4405,10 @@
         <w:rPr>
           <w:b/>
         </w:rPr>
+        <w:t>动效：</w:t>
       </w:r>
       <w:r>
-        <w:t xml:space="preserve">  cubic-bezier</w:t>
+        <w:t xml:space="preserve"> 自定义 cubic-bezier 弹性曲线，滚动渐入动画</w:t>
       </w:r>
     </w:p>
     <w:p>
@@ -4311,9 +4420,10 @@
         <w:rPr>
           <w:b/>
         </w:rPr>
+        <w:t>布局：</w:t>
       </w:r>
       <w:r>
-        <w:t xml:space="preserve"> Bento  +</w:t>
+        <w:t xml:space="preserve"> Bento 错落网格 + 大留白</w:t>
       </w:r>
     </w:p>
     <w:p>
@@ -4321,7 +4431,7 @@
         <w:pStyle w:val="Heading3"/>
       </w:pPr>
       <w:r>
-        <w:t xml:space="preserve">4.2 </w:t>
+        <w:t>4.2 页面清单</w:t>
       </w:r>
     </w:p>
     <w:tbl>
@@ -4349,6 +4459,7 @@
                 <w:b/>
                 <w:sz w:val="18"/>
               </w:rPr>
+              <w:t>页面</w:t>
             </w:r>
           </w:p>
         </w:tc>
@@ -4364,6 +4475,7 @@
                 <w:b/>
                 <w:sz w:val="18"/>
               </w:rPr>
+              <w:t>路由</w:t>
             </w:r>
           </w:p>
         </w:tc>
@@ -4379,6 +4491,7 @@
                 <w:b/>
                 <w:sz w:val="18"/>
               </w:rPr>
+              <w:t>核心组件</w:t>
             </w:r>
           </w:p>
         </w:tc>
@@ -4394,6 +4507,7 @@
               <w:rPr>
                 <w:sz w:val="18"/>
               </w:rPr>
+              <w:t>首页</w:t>
             </w:r>
           </w:p>
         </w:tc>
@@ -4421,7 +4535,7 @@
               <w:rPr>
                 <w:sz w:val="18"/>
               </w:rPr>
-              <w:t>Tab Bento</w:t>
+              <w:t>状态 Tab 栏、Bento 猫咪卡片网格、骨架屏</w:t>
             </w:r>
           </w:p>
         </w:tc>
@@ -4437,6 +4551,7 @@
               <w:rPr>
                 <w:sz w:val="18"/>
               </w:rPr>
+              <w:t>详情页</w:t>
             </w:r>
           </w:p>
         </w:tc>
@@ -4464,7 +4579,7 @@
               <w:rPr>
                 <w:sz w:val="18"/>
               </w:rPr>
-              <w:t>/</w:t>
+              <w:t>全宽照片轮播、信息区、关注/评分按钮、留言区、推荐侧栏</w:t>
             </w:r>
           </w:p>
         </w:tc>
@@ -4480,6 +4595,7 @@
               <w:rPr>
                 <w:sz w:val="18"/>
               </w:rPr>
+              <w:t>搜索页</w:t>
             </w:r>
           </w:p>
         </w:tc>
@@ -4507,6 +4623,7 @@
               <w:rPr>
                 <w:sz w:val="18"/>
               </w:rPr>
+              <w:t>搜索输入框、搜索结果列表</w:t>
             </w:r>
           </w:p>
         </w:tc>
@@ -4522,6 +4639,7 @@
               <w:rPr>
                 <w:sz w:val="18"/>
               </w:rPr>
+              <w:t>关于页</w:t>
             </w:r>
           </w:p>
         </w:tc>
@@ -4549,6 +4667,7 @@
               <w:rPr>
                 <w:sz w:val="18"/>
               </w:rPr>
+              <w:t>项目介绍卡片</w:t>
             </w:r>
           </w:p>
         </w:tc>
@@ -4798,7 +4917,7 @@
         <w:pStyle w:val="ListBullet"/>
       </w:pPr>
       <w:r>
-        <w:t>品牌：左侧 南信猫友记</w:t>
+        <w:t>品牌：左侧  南信猫友记</w:t>
       </w:r>
     </w:p>
     <w:p>
@@ -4822,7 +4941,7 @@
         <w:pStyle w:val="ListBullet"/>
       </w:pPr>
       <w:r>
-        <w:t>导航高度：桌面 &lt;= 64px，移动端自适应</w:t>
+        <w:t>导航高度：桌面 ≤ 64px，移动端自适应</w:t>
       </w:r>
     </w:p>
     <w:p>
@@ -5445,7 +5564,7 @@
               <w:rPr>
                 <w:sz w:val="18"/>
               </w:rPr>
-              <w:t>&gt;= 1024px</w:t>
+              <w:t>≥ 1024px</w:t>
             </w:r>
           </w:p>
         </w:tc>
